--- a/插件详细手册/5.战斗UI/关于高级角色肖像.docx
+++ b/插件详细手册/5.战斗UI/关于高级角色肖像.docx
@@ -1,10 +1,13 @@
 
 <file path=word/document.xml><?xml version="1.0" encoding="utf-8"?>
-<w:document xmlns:wpc="http://schemas.microsoft.com/office/word/2010/wordprocessingCanvas" xmlns:cx="http://schemas.microsoft.com/office/drawing/2014/chartex" xmlns:cx1="http://schemas.microsoft.com/office/drawing/2015/9/8/chartex" xmlns:cx2="http://schemas.microsoft.com/office/drawing/2015/10/21/chartex" xmlns:cx3="http://schemas.microsoft.com/office/drawing/2016/5/9/chartex" xmlns:cx4="http://schemas.microsoft.com/office/drawing/2016/5/10/chartex" xmlns:cx5="http://schemas.microsoft.com/office/drawing/2016/5/11/chartex" xmlns:cx6="http://schemas.microsoft.com/office/drawing/2016/5/12/chartex" xmlns:cx7="http://schemas.microsoft.com/office/drawing/2016/5/13/chartex" xmlns:cx8="http://schemas.microsoft.com/office/drawing/2016/5/14/chartex" xmlns:mc="http://schemas.openxmlformats.org/markup-compatibility/2006" xmlns:aink="http://schemas.microsoft.com/office/drawing/2016/ink" xmlns:am3d="http://schemas.microsoft.com/office/drawing/2017/model3d" xmlns:o="urn:schemas-microsoft-com:office:office" xmlns:oel="http://schemas.microsoft.com/office/2019/extlst" xmlns:r="http://schemas.openxmlformats.org/officeDocument/2006/relationships" xmlns:m="http://schemas.openxmlformats.org/officeDocument/2006/math" xmlns:v="urn:schemas-microsoft-com:vml" xmlns:wp14="http://schemas.microsoft.com/office/word/2010/wordprocessingDrawing" xmlns:wp="http://schemas.openxmlformats.org/drawingml/2006/wordprocessingDrawing" xmlns:w10="urn:schemas-microsoft-com:office:word" xmlns:w="http://schemas.openxmlformats.org/wordprocessingml/2006/main" xmlns:w14="http://schemas.microsoft.com/office/word/2010/wordml" xmlns:w15="http://schemas.microsoft.com/office/word/2012/wordml" xmlns:w16cex="http://schemas.microsoft.com/office/word/2018/wordml/cex" xmlns:w16cid="http://schemas.microsoft.com/office/word/2016/wordml/cid" xmlns:w16="http://schemas.microsoft.com/office/word/2018/wordml" xmlns:w16sdtdh="http://schemas.microsoft.com/office/word/2020/wordml/sdtdatahash" xmlns:w16se="http://schemas.microsoft.com/office/word/2015/wordml/symex" xmlns:wpg="http://schemas.microsoft.com/office/word/2010/wordprocessingGroup" xmlns:wpi="http://schemas.microsoft.com/office/word/2010/wordprocessingInk" xmlns:wne="http://schemas.microsoft.com/office/word/2006/wordml" xmlns:wps="http://schemas.microsoft.com/office/word/2010/wordprocessingShape" mc:Ignorable="w14 w15 w16se w16cid w16 w16cex w16sdtdh wp14">
+<w:document xmlns:wpc="http://schemas.microsoft.com/office/word/2010/wordprocessingCanvas" xmlns:cx="http://schemas.microsoft.com/office/drawing/2014/chartex" xmlns:cx1="http://schemas.microsoft.com/office/drawing/2015/9/8/chartex" xmlns:cx2="http://schemas.microsoft.com/office/drawing/2015/10/21/chartex" xmlns:cx3="http://schemas.microsoft.com/office/drawing/2016/5/9/chartex" xmlns:cx4="http://schemas.microsoft.com/office/drawing/2016/5/10/chartex" xmlns:cx5="http://schemas.microsoft.com/office/drawing/2016/5/11/chartex" xmlns:cx6="http://schemas.microsoft.com/office/drawing/2016/5/12/chartex" xmlns:cx7="http://schemas.microsoft.com/office/drawing/2016/5/13/chartex" xmlns:cx8="http://schemas.microsoft.com/office/drawing/2016/5/14/chartex" xmlns:mc="http://schemas.openxmlformats.org/markup-compatibility/2006" xmlns:aink="http://schemas.microsoft.com/office/drawing/2016/ink" xmlns:am3d="http://schemas.microsoft.com/office/drawing/2017/model3d" xmlns:o="urn:schemas-microsoft-com:office:office" xmlns:oel="http://schemas.microsoft.com/office/2019/extlst" xmlns:r="http://schemas.openxmlformats.org/officeDocument/2006/relationships" xmlns:m="http://schemas.openxmlformats.org/officeDocument/2006/math" xmlns:v="urn:schemas-microsoft-com:vml" xmlns:wp14="http://schemas.microsoft.com/office/word/2010/wordprocessingDrawing" xmlns:wp="http://schemas.openxmlformats.org/drawingml/2006/wordprocessingDrawing" xmlns:w10="urn:schemas-microsoft-com:office:word" xmlns:w="http://schemas.openxmlformats.org/wordprocessingml/2006/main" xmlns:w14="http://schemas.microsoft.com/office/word/2010/wordml" xmlns:w15="http://schemas.microsoft.com/office/word/2012/wordml" xmlns:w16cex="http://schemas.microsoft.com/office/word/2018/wordml/cex" xmlns:w16cid="http://schemas.microsoft.com/office/word/2016/wordml/cid" xmlns:w16="http://schemas.microsoft.com/office/word/2018/wordml" xmlns:w16du="http://schemas.microsoft.com/office/word/2023/wordml/word16du" xmlns:w16sdtdh="http://schemas.microsoft.com/office/word/2020/wordml/sdtdatahash" xmlns:w16sdtfl="http://schemas.microsoft.com/office/word/2024/wordml/sdtformatlock" xmlns:w16se="http://schemas.microsoft.com/office/word/2015/wordml/symex" xmlns:wpg="http://schemas.microsoft.com/office/word/2010/wordprocessingGroup" xmlns:wpi="http://schemas.microsoft.com/office/word/2010/wordprocessingInk" xmlns:wne="http://schemas.microsoft.com/office/word/2006/wordml" xmlns:wps="http://schemas.microsoft.com/office/word/2010/wordprocessingShape" mc:Ignorable="w14 w15 w16se w16cid w16 w16cex w16sdtdh w16sdtfl w16du wp14">
   <w:body>
     <w:p>
       <w:pPr>
         <w:pStyle w:val="2"/>
+        <w:rPr>
+          <w:rFonts w:hint="eastAsia"/>
+        </w:rPr>
       </w:pPr>
       <w:r>
         <w:rPr>
@@ -18,6 +21,7 @@
         <w:pStyle w:val="3"/>
         <w:spacing w:before="120" w:after="120" w:line="415" w:lineRule="auto"/>
         <w:rPr>
+          <w:rFonts w:hint="eastAsia"/>
           <w:sz w:val="28"/>
           <w:szCs w:val="28"/>
         </w:rPr>
@@ -151,25 +155,7 @@
                 <w:kern w:val="0"/>
                 <w:sz w:val="22"/>
               </w:rPr>
-              <w:t>状态元和</w:t>
-            </w:r>
-            <w:proofErr w:type="gramStart"/>
-            <w:r>
-              <w:rPr>
-                <w:rFonts w:ascii="Tahoma" w:eastAsia="微软雅黑" w:hAnsi="Tahoma" w:hint="eastAsia"/>
-                <w:kern w:val="0"/>
-                <w:sz w:val="22"/>
-              </w:rPr>
-              <w:t>动作元相互</w:t>
-            </w:r>
-            <w:proofErr w:type="gramEnd"/>
-            <w:r>
-              <w:rPr>
-                <w:rFonts w:ascii="Tahoma" w:eastAsia="微软雅黑" w:hAnsi="Tahoma" w:hint="eastAsia"/>
-                <w:kern w:val="0"/>
-                <w:sz w:val="22"/>
-              </w:rPr>
-              <w:t>有什么关系？</w:t>
+              <w:t>状态元和动作元相互有什么关系？</w:t>
             </w:r>
           </w:p>
           <w:p>
@@ -198,7 +184,6 @@
               </w:rPr>
               <w:t xml:space="preserve"> </w:t>
             </w:r>
-            <w:proofErr w:type="gramStart"/>
             <w:r>
               <w:rPr>
                 <w:rFonts w:ascii="Tahoma" w:eastAsia="微软雅黑" w:hAnsi="Tahoma"/>
@@ -207,7 +192,6 @@
               </w:rPr>
               <w:t>”</w:t>
             </w:r>
-            <w:proofErr w:type="gramEnd"/>
             <w:r>
               <w:rPr>
                 <w:rFonts w:ascii="Tahoma" w:eastAsia="微软雅黑" w:hAnsi="Tahoma" w:hint="eastAsia"/>
@@ -232,23 +216,13 @@
               </w:rPr>
               <w:t>文件并在游戏中播放</w:t>
             </w:r>
-            <w:proofErr w:type="gramStart"/>
             <w:r>
               <w:rPr>
                 <w:rFonts w:ascii="Tahoma" w:eastAsia="微软雅黑" w:hAnsi="Tahoma"/>
                 <w:kern w:val="0"/>
                 <w:sz w:val="22"/>
               </w:rPr>
-              <w:t>”</w:t>
-            </w:r>
-            <w:proofErr w:type="gramEnd"/>
-            <w:r>
-              <w:rPr>
-                <w:rFonts w:ascii="Tahoma" w:eastAsia="微软雅黑" w:hAnsi="Tahoma"/>
-                <w:kern w:val="0"/>
-                <w:sz w:val="22"/>
-              </w:rPr>
-              <w:t xml:space="preserve"> </w:t>
+              <w:t xml:space="preserve">” </w:t>
             </w:r>
             <w:r>
               <w:rPr>
@@ -285,16 +259,13 @@
             </w:pPr>
             <w:r>
               <w:rPr>
-                <w:rFonts w:ascii="Tahoma" w:eastAsia="微软雅黑" w:hAnsi="Tahoma"/>
                 <w:noProof/>
-                <w:kern w:val="0"/>
-                <w:sz w:val="22"/>
               </w:rPr>
               <w:drawing>
-                <wp:inline distT="0" distB="0" distL="0" distR="0" wp14:anchorId="3FCFAED5" wp14:editId="1D72FE5E">
-                  <wp:extent cx="1196340" cy="622373"/>
-                  <wp:effectExtent l="0" t="0" r="3810" b="6350"/>
-                  <wp:docPr id="714793032" name="图片 1"/>
+                <wp:inline distT="0" distB="0" distL="0" distR="0" wp14:anchorId="22E3CAFB" wp14:editId="0258B8AF">
+                  <wp:extent cx="1318260" cy="685800"/>
+                  <wp:effectExtent l="0" t="0" r="0" b="0"/>
+                  <wp:docPr id="2010003681" name="图片 1"/>
                   <wp:cNvGraphicFramePr>
                     <a:graphicFrameLocks xmlns:a="http://schemas.openxmlformats.org/drawingml/2006/main" noChangeAspect="1"/>
                   </wp:cNvGraphicFramePr>
@@ -302,7 +273,7 @@
                     <a:graphicData uri="http://schemas.openxmlformats.org/drawingml/2006/picture">
                       <pic:pic xmlns:pic="http://schemas.openxmlformats.org/drawingml/2006/picture">
                         <pic:nvPicPr>
-                          <pic:cNvPr id="0" name="Picture 25"/>
+                          <pic:cNvPr id="0" name="Picture 3"/>
                           <pic:cNvPicPr>
                             <a:picLocks noChangeAspect="1" noChangeArrowheads="1"/>
                           </pic:cNvPicPr>
@@ -323,7 +294,7 @@
                         <pic:spPr bwMode="auto">
                           <a:xfrm>
                             <a:off x="0" y="0"/>
-                            <a:ext cx="1201304" cy="624955"/>
+                            <a:ext cx="1318260" cy="685800"/>
                           </a:xfrm>
                           <a:prstGeom prst="rect">
                             <a:avLst/>
@@ -484,7 +455,6 @@
         </w:rPr>
         <w:t>动画序列编辑器</w:t>
       </w:r>
-      <w:proofErr w:type="gramStart"/>
       <w:r>
         <w:rPr>
           <w:rFonts w:ascii="Tahoma" w:eastAsia="微软雅黑" w:hAnsi="Tahoma"/>
@@ -493,7 +463,6 @@
         </w:rPr>
         <w:t>”</w:t>
       </w:r>
-      <w:proofErr w:type="gramEnd"/>
       <w:r>
         <w:rPr>
           <w:rFonts w:ascii="Tahoma" w:eastAsia="微软雅黑" w:hAnsi="Tahoma"/>
@@ -867,7 +836,6 @@
               </w:rPr>
               <w:t>+</w:t>
             </w:r>
-            <w:proofErr w:type="gramStart"/>
             <w:r>
               <w:rPr>
                 <w:rFonts w:ascii="Tahoma" w:eastAsia="微软雅黑" w:hAnsi="Tahoma" w:hint="eastAsia"/>
@@ -876,7 +844,6 @@
               </w:rPr>
               <w:t>动作元</w:t>
             </w:r>
-            <w:proofErr w:type="gramEnd"/>
             <w:r>
               <w:rPr>
                 <w:rFonts w:ascii="Tahoma" w:eastAsia="微软雅黑" w:hAnsi="Tahoma" w:hint="eastAsia"/>
@@ -912,6 +879,9 @@
       <w:pPr>
         <w:widowControl/>
         <w:jc w:val="left"/>
+        <w:rPr>
+          <w:rFonts w:hint="eastAsia"/>
+        </w:rPr>
       </w:pPr>
       <w:r>
         <w:br w:type="page"/>
@@ -921,17 +891,18 @@
       <w:pPr>
         <w:pStyle w:val="3"/>
         <w:spacing w:before="120" w:after="120" w:line="415" w:lineRule="auto"/>
-        <w:rPr>
-          <w:sz w:val="28"/>
-          <w:szCs w:val="28"/>
-        </w:rPr>
-      </w:pPr>
-      <w:r>
         <w:rPr>
           <w:rFonts w:hint="eastAsia"/>
           <w:sz w:val="28"/>
           <w:szCs w:val="28"/>
         </w:rPr>
+      </w:pPr>
+      <w:r>
+        <w:rPr>
+          <w:rFonts w:hint="eastAsia"/>
+          <w:sz w:val="28"/>
+          <w:szCs w:val="28"/>
+        </w:rPr>
         <w:lastRenderedPageBreak/>
         <w:t>插件介绍</w:t>
       </w:r>
@@ -1000,7 +971,6 @@
         </w:rPr>
         <w:t>◆</w:t>
       </w:r>
-      <w:proofErr w:type="spellStart"/>
       <w:r>
         <w:rPr>
           <w:rFonts w:ascii="Tahoma" w:eastAsia="微软雅黑" w:hAnsi="Tahoma"/>
@@ -1009,7 +979,6 @@
         </w:rPr>
         <w:t>Drill_CoreOfActionSequence</w:t>
       </w:r>
-      <w:proofErr w:type="spellEnd"/>
       <w:r>
         <w:rPr>
           <w:rFonts w:ascii="Tahoma" w:eastAsia="微软雅黑" w:hAnsi="Tahoma"/>
@@ -1115,7 +1084,6 @@
         </w:rPr>
         <w:t>◆</w:t>
       </w:r>
-      <w:proofErr w:type="spellStart"/>
       <w:r>
         <w:rPr>
           <w:rFonts w:ascii="Tahoma" w:eastAsia="微软雅黑" w:hAnsi="Tahoma"/>
@@ -1124,7 +1092,6 @@
         </w:rPr>
         <w:t>Drill_ActorPortraitureExtend</w:t>
       </w:r>
-      <w:proofErr w:type="spellEnd"/>
       <w:r>
         <w:rPr>
           <w:rFonts w:ascii="Tahoma" w:eastAsia="微软雅黑" w:hAnsi="Tahoma"/>
@@ -1248,7 +1215,6 @@
         </w:rPr>
         <w:t>另外，</w:t>
       </w:r>
-      <w:proofErr w:type="spellStart"/>
       <w:r>
         <w:rPr>
           <w:rFonts w:ascii="Tahoma" w:eastAsia="微软雅黑" w:hAnsi="Tahoma"/>
@@ -1258,7 +1224,6 @@
         </w:rPr>
         <w:t>Drill_ActorPortraiture</w:t>
       </w:r>
-      <w:proofErr w:type="spellEnd"/>
       <w:r>
         <w:rPr>
           <w:rFonts w:ascii="Tahoma" w:eastAsia="微软雅黑" w:hAnsi="Tahoma" w:hint="eastAsia"/>
@@ -1323,6 +1288,9 @@
       <w:pPr>
         <w:widowControl/>
         <w:jc w:val="left"/>
+        <w:rPr>
+          <w:rFonts w:hint="eastAsia"/>
+        </w:rPr>
         <w:sectPr>
           <w:headerReference w:type="default" r:id="rId9"/>
           <w:pgSz w:w="11906" w:h="16838"/>
@@ -1340,18 +1308,19 @@
         <w:pStyle w:val="3"/>
         <w:spacing w:before="120" w:after="120" w:line="415" w:lineRule="auto"/>
         <w:rPr>
-          <w:sz w:val="28"/>
-          <w:szCs w:val="28"/>
-        </w:rPr>
-      </w:pPr>
-      <w:bookmarkStart w:id="1" w:name="_插件关系"/>
-      <w:bookmarkEnd w:id="1"/>
-      <w:r>
-        <w:rPr>
           <w:rFonts w:hint="eastAsia"/>
           <w:sz w:val="28"/>
           <w:szCs w:val="28"/>
         </w:rPr>
+      </w:pPr>
+      <w:bookmarkStart w:id="1" w:name="_插件关系"/>
+      <w:bookmarkEnd w:id="1"/>
+      <w:r>
+        <w:rPr>
+          <w:rFonts w:hint="eastAsia"/>
+          <w:sz w:val="28"/>
+          <w:szCs w:val="28"/>
+        </w:rPr>
         <w:lastRenderedPageBreak/>
         <w:t>插件关系</w:t>
       </w:r>
@@ -1389,6 +1358,9 @@
     <w:p>
       <w:pPr>
         <w:jc w:val="center"/>
+        <w:rPr>
+          <w:rFonts w:hint="eastAsia"/>
+        </w:rPr>
       </w:pPr>
       <w:r>
         <w:object w:dxaOrig="10500" w:dyaOrig="1845" w14:anchorId="160065D1">
@@ -1414,15 +1386,24 @@
           <v:shape id="_x0000_i1025" type="#_x0000_t75" style="width:525pt;height:92.4pt" o:ole="">
             <v:imagedata r:id="rId10" o:title=""/>
           </v:shape>
-          <o:OLEObject Type="Embed" ProgID="Visio.Drawing.15" ShapeID="_x0000_i1025" DrawAspect="Content" ObjectID="_1767206203" r:id="rId11"/>
+          <o:OLEObject Type="Embed" ProgID="Visio.Drawing.15" ShapeID="_x0000_i1025" DrawAspect="Content" ObjectID="_1805780682" r:id="rId11"/>
         </w:object>
       </w:r>
     </w:p>
-    <w:p/>
+    <w:p>
+      <w:pPr>
+        <w:rPr>
+          <w:rFonts w:hint="eastAsia"/>
+        </w:rPr>
+      </w:pPr>
+    </w:p>
     <w:p>
       <w:pPr>
         <w:widowControl/>
         <w:jc w:val="left"/>
+        <w:rPr>
+          <w:rFonts w:hint="eastAsia"/>
+        </w:rPr>
         <w:sectPr>
           <w:pgSz w:w="16838" w:h="11906" w:orient="landscape"/>
           <w:pgMar w:top="1800" w:right="1440" w:bottom="1800" w:left="1440" w:header="851" w:footer="992" w:gutter="0"/>
@@ -1437,6 +1418,9 @@
     <w:p>
       <w:pPr>
         <w:pStyle w:val="2"/>
+        <w:rPr>
+          <w:rFonts w:hint="eastAsia"/>
+        </w:rPr>
       </w:pPr>
       <w:r>
         <w:rPr>
@@ -1451,14 +1435,15 @@
         <w:pStyle w:val="3"/>
         <w:spacing w:before="240" w:after="120" w:line="415" w:lineRule="auto"/>
         <w:rPr>
-          <w:sz w:val="28"/>
-        </w:rPr>
-      </w:pPr>
-      <w:r>
-        <w:rPr>
           <w:rFonts w:hint="eastAsia"/>
           <w:sz w:val="28"/>
         </w:rPr>
+      </w:pPr>
+      <w:r>
+        <w:rPr>
+          <w:rFonts w:hint="eastAsia"/>
+          <w:sz w:val="28"/>
+        </w:rPr>
         <w:t>原理</w:t>
       </w:r>
     </w:p>
@@ -1628,13 +1613,16 @@
       <w:pPr>
         <w:widowControl/>
         <w:jc w:val="left"/>
+        <w:rPr>
+          <w:rFonts w:hint="eastAsia"/>
+        </w:rPr>
       </w:pPr>
       <w:r>
         <w:object w:dxaOrig="13116" w:dyaOrig="4849" w14:anchorId="04AC64EC">
           <v:shape id="_x0000_i1026" type="#_x0000_t75" style="width:415.2pt;height:153.6pt" o:ole="">
             <v:imagedata r:id="rId12" o:title=""/>
           </v:shape>
-          <o:OLEObject Type="Embed" ProgID="Visio.Drawing.15" ShapeID="_x0000_i1026" DrawAspect="Content" ObjectID="_1767206204" r:id="rId13"/>
+          <o:OLEObject Type="Embed" ProgID="Visio.Drawing.15" ShapeID="_x0000_i1026" DrawAspect="Content" ObjectID="_1805780683" r:id="rId13"/>
         </w:object>
       </w:r>
     </w:p>
@@ -2012,14 +2000,15 @@
         <w:pStyle w:val="3"/>
         <w:spacing w:before="240" w:after="120" w:line="415" w:lineRule="auto"/>
         <w:rPr>
-          <w:sz w:val="28"/>
-        </w:rPr>
-      </w:pPr>
-      <w:r>
-        <w:rPr>
           <w:rFonts w:hint="eastAsia"/>
           <w:sz w:val="28"/>
         </w:rPr>
+      </w:pPr>
+      <w:r>
+        <w:rPr>
+          <w:rFonts w:hint="eastAsia"/>
+          <w:sz w:val="28"/>
+        </w:rPr>
         <w:lastRenderedPageBreak/>
         <w:t>触发时机</w:t>
       </w:r>
@@ -2283,7 +2272,7 @@
         <w:widowControl/>
         <w:jc w:val="center"/>
         <w:rPr>
-          <w:rFonts w:ascii="宋体" w:eastAsia="宋体" w:hAnsi="宋体" w:cs="宋体"/>
+          <w:rFonts w:ascii="宋体" w:eastAsia="宋体" w:hAnsi="宋体" w:cs="宋体" w:hint="eastAsia"/>
           <w:kern w:val="0"/>
           <w:sz w:val="24"/>
           <w:szCs w:val="24"/>
@@ -2443,7 +2432,7 @@
         <w:widowControl/>
         <w:jc w:val="center"/>
         <w:rPr>
-          <w:rFonts w:ascii="宋体" w:eastAsia="宋体" w:hAnsi="宋体" w:cs="宋体"/>
+          <w:rFonts w:ascii="宋体" w:eastAsia="宋体" w:hAnsi="宋体" w:cs="宋体" w:hint="eastAsia"/>
           <w:kern w:val="0"/>
           <w:sz w:val="24"/>
           <w:szCs w:val="24"/>
@@ -2577,7 +2566,7 @@
       <w:pPr>
         <w:widowControl/>
         <w:rPr>
-          <w:rFonts w:ascii="宋体" w:eastAsia="宋体" w:hAnsi="宋体" w:cs="宋体"/>
+          <w:rFonts w:ascii="宋体" w:eastAsia="宋体" w:hAnsi="宋体" w:cs="宋体" w:hint="eastAsia"/>
           <w:kern w:val="0"/>
           <w:sz w:val="24"/>
           <w:szCs w:val="24"/>
@@ -2608,14 +2597,15 @@
         <w:pStyle w:val="3"/>
         <w:spacing w:before="240" w:after="120" w:line="415" w:lineRule="auto"/>
         <w:rPr>
-          <w:sz w:val="28"/>
-        </w:rPr>
-      </w:pPr>
-      <w:r>
-        <w:rPr>
           <w:rFonts w:hint="eastAsia"/>
           <w:sz w:val="28"/>
         </w:rPr>
+      </w:pPr>
+      <w:r>
+        <w:rPr>
+          <w:rFonts w:hint="eastAsia"/>
+          <w:sz w:val="28"/>
+        </w:rPr>
         <w:lastRenderedPageBreak/>
         <w:t>触发条件（一帧）</w:t>
       </w:r>
@@ -3250,7 +3240,7 @@
         <w:widowControl/>
         <w:jc w:val="center"/>
         <w:rPr>
-          <w:rFonts w:ascii="宋体" w:eastAsia="宋体" w:hAnsi="宋体" w:cs="宋体"/>
+          <w:rFonts w:ascii="宋体" w:eastAsia="宋体" w:hAnsi="宋体" w:cs="宋体" w:hint="eastAsia"/>
           <w:kern w:val="0"/>
           <w:sz w:val="24"/>
           <w:szCs w:val="24"/>
@@ -3729,6 +3719,9 @@
     <w:p>
       <w:pPr>
         <w:pStyle w:val="2"/>
+        <w:rPr>
+          <w:rFonts w:hint="eastAsia"/>
+        </w:rPr>
       </w:pPr>
       <w:r>
         <w:rPr>
@@ -3749,14 +3742,15 @@
         <w:pStyle w:val="3"/>
         <w:spacing w:before="240" w:after="120" w:line="415" w:lineRule="auto"/>
         <w:rPr>
-          <w:sz w:val="28"/>
-        </w:rPr>
-      </w:pPr>
-      <w:r>
-        <w:rPr>
           <w:rFonts w:hint="eastAsia"/>
           <w:sz w:val="28"/>
         </w:rPr>
+      </w:pPr>
+      <w:r>
+        <w:rPr>
+          <w:rFonts w:hint="eastAsia"/>
+          <w:sz w:val="28"/>
+        </w:rPr>
         <w:t>配置完整的角色肖像并播放</w:t>
       </w:r>
     </w:p>
@@ -3765,7 +3759,7 @@
         <w:pStyle w:val="4"/>
         <w:spacing w:before="0" w:after="0" w:line="377" w:lineRule="auto"/>
         <w:rPr>
-          <w:rFonts w:ascii="微软雅黑" w:eastAsia="微软雅黑" w:hAnsi="微软雅黑"/>
+          <w:rFonts w:ascii="微软雅黑" w:eastAsia="微软雅黑" w:hAnsi="微软雅黑" w:hint="eastAsia"/>
           <w:sz w:val="22"/>
           <w:szCs w:val="22"/>
         </w:rPr>
@@ -3888,18 +3882,34 @@
         <w:pStyle w:val="4"/>
         <w:spacing w:before="0" w:after="0" w:line="377" w:lineRule="auto"/>
         <w:rPr>
+          <w:rFonts w:ascii="微软雅黑" w:eastAsia="微软雅黑" w:hAnsi="微软雅黑" w:hint="eastAsia"/>
+          <w:sz w:val="22"/>
+          <w:szCs w:val="22"/>
+        </w:rPr>
+      </w:pPr>
+      <w:r>
+        <w:rPr>
           <w:rFonts w:ascii="微软雅黑" w:eastAsia="微软雅黑" w:hAnsi="微软雅黑"/>
           <w:sz w:val="22"/>
           <w:szCs w:val="22"/>
         </w:rPr>
-      </w:pPr>
+        <w:t>2</w:t>
+      </w:r>
+      <w:r>
+        <w:rPr>
+          <w:rFonts w:ascii="微软雅黑" w:eastAsia="微软雅黑" w:hAnsi="微软雅黑" w:hint="eastAsia"/>
+          <w:sz w:val="22"/>
+          <w:szCs w:val="22"/>
+        </w:rPr>
+        <w:t>.</w:t>
+      </w:r>
       <w:r>
         <w:rPr>
           <w:rFonts w:ascii="微软雅黑" w:eastAsia="微软雅黑" w:hAnsi="微软雅黑"/>
           <w:sz w:val="22"/>
           <w:szCs w:val="22"/>
         </w:rPr>
-        <w:t>2</w:t>
+        <w:t xml:space="preserve"> </w:t>
       </w:r>
       <w:r>
         <w:rPr>
@@ -3907,7 +3917,7 @@
           <w:sz w:val="22"/>
           <w:szCs w:val="22"/>
         </w:rPr>
-        <w:t>.</w:t>
+        <w:t>结构规划</w:t>
       </w:r>
       <w:r>
         <w:rPr>
@@ -3915,7 +3925,7 @@
           <w:sz w:val="22"/>
           <w:szCs w:val="22"/>
         </w:rPr>
-        <w:t xml:space="preserve"> </w:t>
+        <w:t>/</w:t>
       </w:r>
       <w:r>
         <w:rPr>
@@ -3923,22 +3933,6 @@
           <w:sz w:val="22"/>
           <w:szCs w:val="22"/>
         </w:rPr>
-        <w:t>结构规划</w:t>
-      </w:r>
-      <w:r>
-        <w:rPr>
-          <w:rFonts w:ascii="微软雅黑" w:eastAsia="微软雅黑" w:hAnsi="微软雅黑"/>
-          <w:sz w:val="22"/>
-          <w:szCs w:val="22"/>
-        </w:rPr>
-        <w:t>/</w:t>
-      </w:r>
-      <w:r>
-        <w:rPr>
-          <w:rFonts w:ascii="微软雅黑" w:eastAsia="微软雅黑" w:hAnsi="微软雅黑" w:hint="eastAsia"/>
-          <w:sz w:val="22"/>
-          <w:szCs w:val="22"/>
-        </w:rPr>
         <w:t>流程梳理</w:t>
       </w:r>
     </w:p>
@@ -4411,7 +4405,7 @@
         <w:widowControl/>
         <w:jc w:val="center"/>
         <w:rPr>
-          <w:rFonts w:ascii="宋体" w:eastAsia="宋体" w:hAnsi="宋体" w:cs="宋体"/>
+          <w:rFonts w:ascii="宋体" w:eastAsia="宋体" w:hAnsi="宋体" w:cs="宋体" w:hint="eastAsia"/>
           <w:kern w:val="0"/>
           <w:sz w:val="24"/>
           <w:szCs w:val="24"/>
@@ -4426,7 +4420,7 @@
           <w:szCs w:val="24"/>
         </w:rPr>
         <w:drawing>
-          <wp:inline distT="0" distB="0" distL="0" distR="0" wp14:anchorId="09D29BEF" wp14:editId="2F3B495C">
+          <wp:inline distT="0" distB="0" distL="0" distR="0" wp14:anchorId="09D29BEF" wp14:editId="75C34209">
             <wp:extent cx="4596130" cy="2693711"/>
             <wp:effectExtent l="19050" t="19050" r="13970" b="11430"/>
             <wp:docPr id="1" name="图片 1"/>
@@ -4842,7 +4836,7 @@
         <w:widowControl/>
         <w:jc w:val="center"/>
         <w:rPr>
-          <w:rFonts w:ascii="宋体" w:eastAsia="宋体" w:hAnsi="宋体" w:cs="宋体"/>
+          <w:rFonts w:ascii="宋体" w:eastAsia="宋体" w:hAnsi="宋体" w:cs="宋体" w:hint="eastAsia"/>
           <w:kern w:val="0"/>
           <w:sz w:val="24"/>
           <w:szCs w:val="24"/>
@@ -4857,7 +4851,7 @@
           <w:szCs w:val="24"/>
         </w:rPr>
         <w:drawing>
-          <wp:inline distT="0" distB="0" distL="0" distR="0" wp14:anchorId="256ACB2D" wp14:editId="1D39032B">
+          <wp:inline distT="0" distB="0" distL="0" distR="0" wp14:anchorId="256ACB2D" wp14:editId="5F4BB09C">
             <wp:extent cx="4629150" cy="2721979"/>
             <wp:effectExtent l="19050" t="19050" r="19050" b="21590"/>
             <wp:docPr id="14" name="图片 14"/>
@@ -5167,7 +5161,7 @@
         <w:pStyle w:val="4"/>
         <w:spacing w:before="0" w:after="0" w:line="377" w:lineRule="auto"/>
         <w:rPr>
-          <w:rFonts w:ascii="微软雅黑" w:eastAsia="微软雅黑" w:hAnsi="微软雅黑"/>
+          <w:rFonts w:ascii="微软雅黑" w:eastAsia="微软雅黑" w:hAnsi="微软雅黑" w:hint="eastAsia"/>
           <w:sz w:val="22"/>
           <w:szCs w:val="22"/>
         </w:rPr>
@@ -5980,7 +5974,7 @@
         <w:pStyle w:val="4"/>
         <w:spacing w:before="0" w:after="0" w:line="377" w:lineRule="auto"/>
         <w:rPr>
-          <w:rFonts w:ascii="微软雅黑" w:eastAsia="微软雅黑" w:hAnsi="微软雅黑"/>
+          <w:rFonts w:ascii="微软雅黑" w:eastAsia="微软雅黑" w:hAnsi="微软雅黑" w:hint="eastAsia"/>
           <w:sz w:val="22"/>
           <w:szCs w:val="22"/>
         </w:rPr>
@@ -6253,7 +6247,7 @@
         <w:widowControl/>
         <w:snapToGrid w:val="0"/>
         <w:rPr>
-          <w:rFonts w:ascii="宋体" w:eastAsia="宋体" w:hAnsi="宋体" w:cs="宋体"/>
+          <w:rFonts w:ascii="宋体" w:eastAsia="宋体" w:hAnsi="宋体" w:cs="宋体" w:hint="eastAsia"/>
           <w:kern w:val="0"/>
           <w:sz w:val="24"/>
           <w:szCs w:val="24"/>
@@ -6433,7 +6427,7 @@
         <w:widowControl/>
         <w:jc w:val="center"/>
         <w:rPr>
-          <w:rFonts w:ascii="宋体" w:eastAsia="宋体" w:hAnsi="宋体" w:cs="宋体"/>
+          <w:rFonts w:ascii="宋体" w:eastAsia="宋体" w:hAnsi="宋体" w:cs="宋体" w:hint="eastAsia"/>
           <w:kern w:val="0"/>
           <w:sz w:val="24"/>
           <w:szCs w:val="24"/>
@@ -6504,7 +6498,7 @@
         <w:widowControl/>
         <w:jc w:val="center"/>
         <w:rPr>
-          <w:rFonts w:ascii="宋体" w:eastAsia="宋体" w:hAnsi="宋体" w:cs="宋体"/>
+          <w:rFonts w:ascii="宋体" w:eastAsia="宋体" w:hAnsi="宋体" w:cs="宋体" w:hint="eastAsia"/>
           <w:kern w:val="0"/>
           <w:sz w:val="24"/>
           <w:szCs w:val="24"/>
@@ -6710,7 +6704,7 @@
         <w:pStyle w:val="4"/>
         <w:spacing w:before="0" w:after="0" w:line="377" w:lineRule="auto"/>
         <w:rPr>
-          <w:rFonts w:ascii="微软雅黑" w:eastAsia="微软雅黑" w:hAnsi="微软雅黑"/>
+          <w:rFonts w:ascii="微软雅黑" w:eastAsia="微软雅黑" w:hAnsi="微软雅黑" w:hint="eastAsia"/>
           <w:sz w:val="22"/>
           <w:szCs w:val="22"/>
         </w:rPr>
@@ -6814,7 +6808,7 @@
         <w:widowControl/>
         <w:jc w:val="center"/>
         <w:rPr>
-          <w:rFonts w:ascii="宋体" w:eastAsia="宋体" w:hAnsi="宋体" w:cs="宋体"/>
+          <w:rFonts w:ascii="宋体" w:eastAsia="宋体" w:hAnsi="宋体" w:cs="宋体" w:hint="eastAsia"/>
           <w:kern w:val="0"/>
           <w:sz w:val="24"/>
           <w:szCs w:val="24"/>
@@ -6964,7 +6958,7 @@
         <w:pStyle w:val="4"/>
         <w:spacing w:before="0" w:after="0" w:line="377" w:lineRule="auto"/>
         <w:rPr>
-          <w:rFonts w:ascii="微软雅黑" w:eastAsia="微软雅黑" w:hAnsi="微软雅黑"/>
+          <w:rFonts w:ascii="微软雅黑" w:eastAsia="微软雅黑" w:hAnsi="微软雅黑" w:hint="eastAsia"/>
           <w:sz w:val="22"/>
           <w:szCs w:val="22"/>
         </w:rPr>
@@ -7297,7 +7291,7 @@
         <w:widowControl/>
         <w:jc w:val="center"/>
         <w:rPr>
-          <w:rFonts w:ascii="宋体" w:eastAsia="宋体" w:hAnsi="宋体" w:cs="宋体"/>
+          <w:rFonts w:ascii="宋体" w:eastAsia="宋体" w:hAnsi="宋体" w:cs="宋体" w:hint="eastAsia"/>
           <w:kern w:val="0"/>
           <w:sz w:val="24"/>
           <w:szCs w:val="24"/>
@@ -7584,7 +7578,7 @@
         <w:widowControl/>
         <w:jc w:val="center"/>
         <w:rPr>
-          <w:rFonts w:ascii="宋体" w:eastAsia="宋体" w:hAnsi="宋体" w:cs="宋体"/>
+          <w:rFonts w:ascii="宋体" w:eastAsia="宋体" w:hAnsi="宋体" w:cs="宋体" w:hint="eastAsia"/>
           <w:kern w:val="0"/>
           <w:sz w:val="24"/>
           <w:szCs w:val="24"/>
@@ -7664,7 +7658,7 @@
         <w:pStyle w:val="4"/>
         <w:spacing w:before="0" w:after="0" w:line="377" w:lineRule="auto"/>
         <w:rPr>
-          <w:rFonts w:ascii="微软雅黑" w:eastAsia="微软雅黑" w:hAnsi="微软雅黑"/>
+          <w:rFonts w:ascii="微软雅黑" w:eastAsia="微软雅黑" w:hAnsi="微软雅黑" w:hint="eastAsia"/>
           <w:sz w:val="22"/>
           <w:szCs w:val="22"/>
         </w:rPr>
@@ -7896,7 +7890,7 @@
         <w:widowControl/>
         <w:jc w:val="center"/>
         <w:rPr>
-          <w:rFonts w:ascii="宋体" w:eastAsia="宋体" w:hAnsi="宋体" w:cs="宋体"/>
+          <w:rFonts w:ascii="宋体" w:eastAsia="宋体" w:hAnsi="宋体" w:cs="宋体" w:hint="eastAsia"/>
           <w:kern w:val="0"/>
           <w:sz w:val="24"/>
           <w:szCs w:val="24"/>
@@ -8347,6 +8341,9 @@
     <w:p>
       <w:pPr>
         <w:pStyle w:val="2"/>
+        <w:rPr>
+          <w:rFonts w:hint="eastAsia"/>
+        </w:rPr>
       </w:pPr>
       <w:r>
         <w:rPr>
@@ -8361,7 +8358,7 @@
         <w:widowControl/>
         <w:jc w:val="left"/>
         <w:rPr>
-          <w:rFonts w:ascii="Tahoma" w:eastAsia="微软雅黑" w:hAnsi="Tahoma" w:hint="eastAsia"/>
+          <w:rFonts w:ascii="Tahoma" w:eastAsia="微软雅黑" w:hAnsi="Tahoma"/>
           <w:kern w:val="0"/>
           <w:sz w:val="22"/>
         </w:rPr>
@@ -8484,7 +8481,6 @@
         </w:rPr>
         <w:t>动画序列编辑器</w:t>
       </w:r>
-      <w:proofErr w:type="gramStart"/>
       <w:r>
         <w:rPr>
           <w:rFonts w:ascii="Tahoma" w:eastAsia="微软雅黑" w:hAnsi="Tahoma"/>
@@ -8493,7 +8489,6 @@
         </w:rPr>
         <w:t>”</w:t>
       </w:r>
-      <w:proofErr w:type="gramEnd"/>
       <w:r>
         <w:rPr>
           <w:rFonts w:ascii="Tahoma" w:eastAsia="微软雅黑" w:hAnsi="Tahoma"/>
@@ -8589,9 +8584,14 @@
 </file>
 
 <file path=word/endnotes.xml><?xml version="1.0" encoding="utf-8"?>
-<w:endnotes xmlns:wpc="http://schemas.microsoft.com/office/word/2010/wordprocessingCanvas" xmlns:cx="http://schemas.microsoft.com/office/drawing/2014/chartex" xmlns:cx1="http://schemas.microsoft.com/office/drawing/2015/9/8/chartex" xmlns:cx2="http://schemas.microsoft.com/office/drawing/2015/10/21/chartex" xmlns:cx3="http://schemas.microsoft.com/office/drawing/2016/5/9/chartex" xmlns:cx4="http://schemas.microsoft.com/office/drawing/2016/5/10/chartex" xmlns:cx5="http://schemas.microsoft.com/office/drawing/2016/5/11/chartex" xmlns:cx6="http://schemas.microsoft.com/office/drawing/2016/5/12/chartex" xmlns:cx7="http://schemas.microsoft.com/office/drawing/2016/5/13/chartex" xmlns:cx8="http://schemas.microsoft.com/office/drawing/2016/5/14/chartex" xmlns:mc="http://schemas.openxmlformats.org/markup-compatibility/2006" xmlns:aink="http://schemas.microsoft.com/office/drawing/2016/ink" xmlns:am3d="http://schemas.microsoft.com/office/drawing/2017/model3d" xmlns:o="urn:schemas-microsoft-com:office:office" xmlns:oel="http://schemas.microsoft.com/office/2019/extlst" xmlns:r="http://schemas.openxmlformats.org/officeDocument/2006/relationships" xmlns:m="http://schemas.openxmlformats.org/officeDocument/2006/math" xmlns:v="urn:schemas-microsoft-com:vml" xmlns:wp14="http://schemas.microsoft.com/office/word/2010/wordprocessingDrawing" xmlns:wp="http://schemas.openxmlformats.org/drawingml/2006/wordprocessingDrawing" xmlns:w10="urn:schemas-microsoft-com:office:word" xmlns:w="http://schemas.openxmlformats.org/wordprocessingml/2006/main" xmlns:w14="http://schemas.microsoft.com/office/word/2010/wordml" xmlns:w15="http://schemas.microsoft.com/office/word/2012/wordml" xmlns:w16cex="http://schemas.microsoft.com/office/word/2018/wordml/cex" xmlns:w16cid="http://schemas.microsoft.com/office/word/2016/wordml/cid" xmlns:w16="http://schemas.microsoft.com/office/word/2018/wordml" xmlns:w16sdtdh="http://schemas.microsoft.com/office/word/2020/wordml/sdtdatahash" xmlns:w16se="http://schemas.microsoft.com/office/word/2015/wordml/symex" xmlns:wpg="http://schemas.microsoft.com/office/word/2010/wordprocessingGroup" xmlns:wpi="http://schemas.microsoft.com/office/word/2010/wordprocessingInk" xmlns:wne="http://schemas.microsoft.com/office/word/2006/wordml" xmlns:wps="http://schemas.microsoft.com/office/word/2010/wordprocessingShape" mc:Ignorable="w14 w15 w16se w16cid w16 w16cex w16sdtdh wp14">
+<w:endnotes xmlns:wpc="http://schemas.microsoft.com/office/word/2010/wordprocessingCanvas" xmlns:cx="http://schemas.microsoft.com/office/drawing/2014/chartex" xmlns:cx1="http://schemas.microsoft.com/office/drawing/2015/9/8/chartex" xmlns:cx2="http://schemas.microsoft.com/office/drawing/2015/10/21/chartex" xmlns:cx3="http://schemas.microsoft.com/office/drawing/2016/5/9/chartex" xmlns:cx4="http://schemas.microsoft.com/office/drawing/2016/5/10/chartex" xmlns:cx5="http://schemas.microsoft.com/office/drawing/2016/5/11/chartex" xmlns:cx6="http://schemas.microsoft.com/office/drawing/2016/5/12/chartex" xmlns:cx7="http://schemas.microsoft.com/office/drawing/2016/5/13/chartex" xmlns:cx8="http://schemas.microsoft.com/office/drawing/2016/5/14/chartex" xmlns:mc="http://schemas.openxmlformats.org/markup-compatibility/2006" xmlns:aink="http://schemas.microsoft.com/office/drawing/2016/ink" xmlns:am3d="http://schemas.microsoft.com/office/drawing/2017/model3d" xmlns:o="urn:schemas-microsoft-com:office:office" xmlns:oel="http://schemas.microsoft.com/office/2019/extlst" xmlns:r="http://schemas.openxmlformats.org/officeDocument/2006/relationships" xmlns:m="http://schemas.openxmlformats.org/officeDocument/2006/math" xmlns:v="urn:schemas-microsoft-com:vml" xmlns:wp14="http://schemas.microsoft.com/office/word/2010/wordprocessingDrawing" xmlns:wp="http://schemas.openxmlformats.org/drawingml/2006/wordprocessingDrawing" xmlns:w10="urn:schemas-microsoft-com:office:word" xmlns:w="http://schemas.openxmlformats.org/wordprocessingml/2006/main" xmlns:w14="http://schemas.microsoft.com/office/word/2010/wordml" xmlns:w15="http://schemas.microsoft.com/office/word/2012/wordml" xmlns:w16cex="http://schemas.microsoft.com/office/word/2018/wordml/cex" xmlns:w16cid="http://schemas.microsoft.com/office/word/2016/wordml/cid" xmlns:w16="http://schemas.microsoft.com/office/word/2018/wordml" xmlns:w16du="http://schemas.microsoft.com/office/word/2023/wordml/word16du" xmlns:w16sdtdh="http://schemas.microsoft.com/office/word/2020/wordml/sdtdatahash" xmlns:w16sdtfl="http://schemas.microsoft.com/office/word/2024/wordml/sdtformatlock" xmlns:w16se="http://schemas.microsoft.com/office/word/2015/wordml/symex" xmlns:wpg="http://schemas.microsoft.com/office/word/2010/wordprocessingGroup" xmlns:wpi="http://schemas.microsoft.com/office/word/2010/wordprocessingInk" xmlns:wne="http://schemas.microsoft.com/office/word/2006/wordml" xmlns:wps="http://schemas.microsoft.com/office/word/2010/wordprocessingShape" mc:Ignorable="w14 w15 w16se w16cid w16 w16cex w16sdtdh w16sdtfl w16du wp14">
   <w:endnote w:type="separator" w:id="-1">
     <w:p>
+      <w:pPr>
+        <w:rPr>
+          <w:rFonts w:hint="eastAsia"/>
+        </w:rPr>
+      </w:pPr>
       <w:r>
         <w:separator/>
       </w:r>
@@ -8599,6 +8599,11 @@
   </w:endnote>
   <w:endnote w:type="continuationSeparator" w:id="0">
     <w:p>
+      <w:pPr>
+        <w:rPr>
+          <w:rFonts w:hint="eastAsia"/>
+        </w:rPr>
+      </w:pPr>
       <w:r>
         <w:continuationSeparator/>
       </w:r>
@@ -8608,9 +8613,14 @@
 </file>
 
 <file path=word/footnotes.xml><?xml version="1.0" encoding="utf-8"?>
-<w:footnotes xmlns:wpc="http://schemas.microsoft.com/office/word/2010/wordprocessingCanvas" xmlns:cx="http://schemas.microsoft.com/office/drawing/2014/chartex" xmlns:cx1="http://schemas.microsoft.com/office/drawing/2015/9/8/chartex" xmlns:cx2="http://schemas.microsoft.com/office/drawing/2015/10/21/chartex" xmlns:cx3="http://schemas.microsoft.com/office/drawing/2016/5/9/chartex" xmlns:cx4="http://schemas.microsoft.com/office/drawing/2016/5/10/chartex" xmlns:cx5="http://schemas.microsoft.com/office/drawing/2016/5/11/chartex" xmlns:cx6="http://schemas.microsoft.com/office/drawing/2016/5/12/chartex" xmlns:cx7="http://schemas.microsoft.com/office/drawing/2016/5/13/chartex" xmlns:cx8="http://schemas.microsoft.com/office/drawing/2016/5/14/chartex" xmlns:mc="http://schemas.openxmlformats.org/markup-compatibility/2006" xmlns:aink="http://schemas.microsoft.com/office/drawing/2016/ink" xmlns:am3d="http://schemas.microsoft.com/office/drawing/2017/model3d" xmlns:o="urn:schemas-microsoft-com:office:office" xmlns:oel="http://schemas.microsoft.com/office/2019/extlst" xmlns:r="http://schemas.openxmlformats.org/officeDocument/2006/relationships" xmlns:m="http://schemas.openxmlformats.org/officeDocument/2006/math" xmlns:v="urn:schemas-microsoft-com:vml" xmlns:wp14="http://schemas.microsoft.com/office/word/2010/wordprocessingDrawing" xmlns:wp="http://schemas.openxmlformats.org/drawingml/2006/wordprocessingDrawing" xmlns:w10="urn:schemas-microsoft-com:office:word" xmlns:w="http://schemas.openxmlformats.org/wordprocessingml/2006/main" xmlns:w14="http://schemas.microsoft.com/office/word/2010/wordml" xmlns:w15="http://schemas.microsoft.com/office/word/2012/wordml" xmlns:w16cex="http://schemas.microsoft.com/office/word/2018/wordml/cex" xmlns:w16cid="http://schemas.microsoft.com/office/word/2016/wordml/cid" xmlns:w16="http://schemas.microsoft.com/office/word/2018/wordml" xmlns:w16sdtdh="http://schemas.microsoft.com/office/word/2020/wordml/sdtdatahash" xmlns:w16se="http://schemas.microsoft.com/office/word/2015/wordml/symex" xmlns:wpg="http://schemas.microsoft.com/office/word/2010/wordprocessingGroup" xmlns:wpi="http://schemas.microsoft.com/office/word/2010/wordprocessingInk" xmlns:wne="http://schemas.microsoft.com/office/word/2006/wordml" xmlns:wps="http://schemas.microsoft.com/office/word/2010/wordprocessingShape" mc:Ignorable="w14 w15 w16se w16cid w16 w16cex w16sdtdh wp14">
+<w:footnotes xmlns:wpc="http://schemas.microsoft.com/office/word/2010/wordprocessingCanvas" xmlns:cx="http://schemas.microsoft.com/office/drawing/2014/chartex" xmlns:cx1="http://schemas.microsoft.com/office/drawing/2015/9/8/chartex" xmlns:cx2="http://schemas.microsoft.com/office/drawing/2015/10/21/chartex" xmlns:cx3="http://schemas.microsoft.com/office/drawing/2016/5/9/chartex" xmlns:cx4="http://schemas.microsoft.com/office/drawing/2016/5/10/chartex" xmlns:cx5="http://schemas.microsoft.com/office/drawing/2016/5/11/chartex" xmlns:cx6="http://schemas.microsoft.com/office/drawing/2016/5/12/chartex" xmlns:cx7="http://schemas.microsoft.com/office/drawing/2016/5/13/chartex" xmlns:cx8="http://schemas.microsoft.com/office/drawing/2016/5/14/chartex" xmlns:mc="http://schemas.openxmlformats.org/markup-compatibility/2006" xmlns:aink="http://schemas.microsoft.com/office/drawing/2016/ink" xmlns:am3d="http://schemas.microsoft.com/office/drawing/2017/model3d" xmlns:o="urn:schemas-microsoft-com:office:office" xmlns:oel="http://schemas.microsoft.com/office/2019/extlst" xmlns:r="http://schemas.openxmlformats.org/officeDocument/2006/relationships" xmlns:m="http://schemas.openxmlformats.org/officeDocument/2006/math" xmlns:v="urn:schemas-microsoft-com:vml" xmlns:wp14="http://schemas.microsoft.com/office/word/2010/wordprocessingDrawing" xmlns:wp="http://schemas.openxmlformats.org/drawingml/2006/wordprocessingDrawing" xmlns:w10="urn:schemas-microsoft-com:office:word" xmlns:w="http://schemas.openxmlformats.org/wordprocessingml/2006/main" xmlns:w14="http://schemas.microsoft.com/office/word/2010/wordml" xmlns:w15="http://schemas.microsoft.com/office/word/2012/wordml" xmlns:w16cex="http://schemas.microsoft.com/office/word/2018/wordml/cex" xmlns:w16cid="http://schemas.microsoft.com/office/word/2016/wordml/cid" xmlns:w16="http://schemas.microsoft.com/office/word/2018/wordml" xmlns:w16du="http://schemas.microsoft.com/office/word/2023/wordml/word16du" xmlns:w16sdtdh="http://schemas.microsoft.com/office/word/2020/wordml/sdtdatahash" xmlns:w16sdtfl="http://schemas.microsoft.com/office/word/2024/wordml/sdtformatlock" xmlns:w16se="http://schemas.microsoft.com/office/word/2015/wordml/symex" xmlns:wpg="http://schemas.microsoft.com/office/word/2010/wordprocessingGroup" xmlns:wpi="http://schemas.microsoft.com/office/word/2010/wordprocessingInk" xmlns:wne="http://schemas.microsoft.com/office/word/2006/wordml" xmlns:wps="http://schemas.microsoft.com/office/word/2010/wordprocessingShape" mc:Ignorable="w14 w15 w16se w16cid w16 w16cex w16sdtdh w16sdtfl w16du wp14">
   <w:footnote w:type="separator" w:id="-1">
     <w:p>
+      <w:pPr>
+        <w:rPr>
+          <w:rFonts w:hint="eastAsia"/>
+        </w:rPr>
+      </w:pPr>
       <w:r>
         <w:separator/>
       </w:r>
@@ -8618,6 +8628,11 @@
   </w:footnote>
   <w:footnote w:type="continuationSeparator" w:id="0">
     <w:p>
+      <w:pPr>
+        <w:rPr>
+          <w:rFonts w:hint="eastAsia"/>
+        </w:rPr>
+      </w:pPr>
       <w:r>
         <w:continuationSeparator/>
       </w:r>
@@ -8627,12 +8642,12 @@
 </file>
 
 <file path=word/header1.xml><?xml version="1.0" encoding="utf-8"?>
-<w:hdr xmlns:wpc="http://schemas.microsoft.com/office/word/2010/wordprocessingCanvas" xmlns:cx="http://schemas.microsoft.com/office/drawing/2014/chartex" xmlns:cx1="http://schemas.microsoft.com/office/drawing/2015/9/8/chartex" xmlns:cx2="http://schemas.microsoft.com/office/drawing/2015/10/21/chartex" xmlns:cx3="http://schemas.microsoft.com/office/drawing/2016/5/9/chartex" xmlns:cx4="http://schemas.microsoft.com/office/drawing/2016/5/10/chartex" xmlns:cx5="http://schemas.microsoft.com/office/drawing/2016/5/11/chartex" xmlns:cx6="http://schemas.microsoft.com/office/drawing/2016/5/12/chartex" xmlns:cx7="http://schemas.microsoft.com/office/drawing/2016/5/13/chartex" xmlns:cx8="http://schemas.microsoft.com/office/drawing/2016/5/14/chartex" xmlns:mc="http://schemas.openxmlformats.org/markup-compatibility/2006" xmlns:aink="http://schemas.microsoft.com/office/drawing/2016/ink" xmlns:am3d="http://schemas.microsoft.com/office/drawing/2017/model3d" xmlns:o="urn:schemas-microsoft-com:office:office" xmlns:oel="http://schemas.microsoft.com/office/2019/extlst" xmlns:r="http://schemas.openxmlformats.org/officeDocument/2006/relationships" xmlns:m="http://schemas.openxmlformats.org/officeDocument/2006/math" xmlns:v="urn:schemas-microsoft-com:vml" xmlns:wp14="http://schemas.microsoft.com/office/word/2010/wordprocessingDrawing" xmlns:wp="http://schemas.openxmlformats.org/drawingml/2006/wordprocessingDrawing" xmlns:w10="urn:schemas-microsoft-com:office:word" xmlns:w="http://schemas.openxmlformats.org/wordprocessingml/2006/main" xmlns:w14="http://schemas.microsoft.com/office/word/2010/wordml" xmlns:w15="http://schemas.microsoft.com/office/word/2012/wordml" xmlns:w16cex="http://schemas.microsoft.com/office/word/2018/wordml/cex" xmlns:w16cid="http://schemas.microsoft.com/office/word/2016/wordml/cid" xmlns:w16="http://schemas.microsoft.com/office/word/2018/wordml" xmlns:w16sdtdh="http://schemas.microsoft.com/office/word/2020/wordml/sdtdatahash" xmlns:w16se="http://schemas.microsoft.com/office/word/2015/wordml/symex" xmlns:wpg="http://schemas.microsoft.com/office/word/2010/wordprocessingGroup" xmlns:wpi="http://schemas.microsoft.com/office/word/2010/wordprocessingInk" xmlns:wne="http://schemas.microsoft.com/office/word/2006/wordml" xmlns:wps="http://schemas.microsoft.com/office/word/2010/wordprocessingShape" mc:Ignorable="w14 w15 w16se w16cid w16 w16cex w16sdtdh wp14">
+<w:hdr xmlns:wpc="http://schemas.microsoft.com/office/word/2010/wordprocessingCanvas" xmlns:cx="http://schemas.microsoft.com/office/drawing/2014/chartex" xmlns:cx1="http://schemas.microsoft.com/office/drawing/2015/9/8/chartex" xmlns:cx2="http://schemas.microsoft.com/office/drawing/2015/10/21/chartex" xmlns:cx3="http://schemas.microsoft.com/office/drawing/2016/5/9/chartex" xmlns:cx4="http://schemas.microsoft.com/office/drawing/2016/5/10/chartex" xmlns:cx5="http://schemas.microsoft.com/office/drawing/2016/5/11/chartex" xmlns:cx6="http://schemas.microsoft.com/office/drawing/2016/5/12/chartex" xmlns:cx7="http://schemas.microsoft.com/office/drawing/2016/5/13/chartex" xmlns:cx8="http://schemas.microsoft.com/office/drawing/2016/5/14/chartex" xmlns:mc="http://schemas.openxmlformats.org/markup-compatibility/2006" xmlns:aink="http://schemas.microsoft.com/office/drawing/2016/ink" xmlns:am3d="http://schemas.microsoft.com/office/drawing/2017/model3d" xmlns:o="urn:schemas-microsoft-com:office:office" xmlns:oel="http://schemas.microsoft.com/office/2019/extlst" xmlns:r="http://schemas.openxmlformats.org/officeDocument/2006/relationships" xmlns:m="http://schemas.openxmlformats.org/officeDocument/2006/math" xmlns:v="urn:schemas-microsoft-com:vml" xmlns:wp14="http://schemas.microsoft.com/office/word/2010/wordprocessingDrawing" xmlns:wp="http://schemas.openxmlformats.org/drawingml/2006/wordprocessingDrawing" xmlns:w10="urn:schemas-microsoft-com:office:word" xmlns:w="http://schemas.openxmlformats.org/wordprocessingml/2006/main" xmlns:w14="http://schemas.microsoft.com/office/word/2010/wordml" xmlns:w15="http://schemas.microsoft.com/office/word/2012/wordml" xmlns:w16cex="http://schemas.microsoft.com/office/word/2018/wordml/cex" xmlns:w16cid="http://schemas.microsoft.com/office/word/2016/wordml/cid" xmlns:w16="http://schemas.microsoft.com/office/word/2018/wordml" xmlns:w16du="http://schemas.microsoft.com/office/word/2023/wordml/word16du" xmlns:w16sdtdh="http://schemas.microsoft.com/office/word/2020/wordml/sdtdatahash" xmlns:w16sdtfl="http://schemas.microsoft.com/office/word/2024/wordml/sdtformatlock" xmlns:w16se="http://schemas.microsoft.com/office/word/2015/wordml/symex" xmlns:wpg="http://schemas.microsoft.com/office/word/2010/wordprocessingGroup" xmlns:wpi="http://schemas.microsoft.com/office/word/2010/wordprocessingInk" xmlns:wne="http://schemas.microsoft.com/office/word/2006/wordml" xmlns:wps="http://schemas.microsoft.com/office/word/2010/wordprocessingShape" mc:Ignorable="w14 w15 w16se w16cid w16 w16cex w16sdtdh w16sdtfl w16du wp14">
   <w:p>
     <w:pPr>
       <w:jc w:val="center"/>
       <w:rPr>
-        <w:rFonts w:ascii="微软雅黑" w:eastAsia="微软雅黑" w:hAnsi="微软雅黑"/>
+        <w:rFonts w:ascii="微软雅黑" w:eastAsia="微软雅黑" w:hAnsi="微软雅黑" w:hint="eastAsia"/>
         <w:sz w:val="20"/>
       </w:rPr>
     </w:pPr>
@@ -8725,7 +8740,6 @@
       </w:rPr>
       <w:t xml:space="preserve">   </w:t>
     </w:r>
-    <w:proofErr w:type="spellStart"/>
     <w:r>
       <w:rPr>
         <w:rFonts w:ascii="微软雅黑" w:eastAsia="微软雅黑" w:hAnsi="微软雅黑"/>
@@ -8733,13 +8747,12 @@
       </w:rPr>
       <w:t>drill_up</w:t>
     </w:r>
-    <w:proofErr w:type="spellEnd"/>
   </w:p>
 </w:hdr>
 </file>
 
 <file path=word/numbering.xml><?xml version="1.0" encoding="utf-8"?>
-<w:numbering xmlns:wpc="http://schemas.microsoft.com/office/word/2010/wordprocessingCanvas" xmlns:cx="http://schemas.microsoft.com/office/drawing/2014/chartex" xmlns:cx1="http://schemas.microsoft.com/office/drawing/2015/9/8/chartex" xmlns:cx2="http://schemas.microsoft.com/office/drawing/2015/10/21/chartex" xmlns:cx3="http://schemas.microsoft.com/office/drawing/2016/5/9/chartex" xmlns:cx4="http://schemas.microsoft.com/office/drawing/2016/5/10/chartex" xmlns:cx5="http://schemas.microsoft.com/office/drawing/2016/5/11/chartex" xmlns:cx6="http://schemas.microsoft.com/office/drawing/2016/5/12/chartex" xmlns:cx7="http://schemas.microsoft.com/office/drawing/2016/5/13/chartex" xmlns:cx8="http://schemas.microsoft.com/office/drawing/2016/5/14/chartex" xmlns:mc="http://schemas.openxmlformats.org/markup-compatibility/2006" xmlns:aink="http://schemas.microsoft.com/office/drawing/2016/ink" xmlns:am3d="http://schemas.microsoft.com/office/drawing/2017/model3d" xmlns:o="urn:schemas-microsoft-com:office:office" xmlns:oel="http://schemas.microsoft.com/office/2019/extlst" xmlns:r="http://schemas.openxmlformats.org/officeDocument/2006/relationships" xmlns:m="http://schemas.openxmlformats.org/officeDocument/2006/math" xmlns:v="urn:schemas-microsoft-com:vml" xmlns:wp14="http://schemas.microsoft.com/office/word/2010/wordprocessingDrawing" xmlns:wp="http://schemas.openxmlformats.org/drawingml/2006/wordprocessingDrawing" xmlns:w10="urn:schemas-microsoft-com:office:word" xmlns:w="http://schemas.openxmlformats.org/wordprocessingml/2006/main" xmlns:w14="http://schemas.microsoft.com/office/word/2010/wordml" xmlns:w15="http://schemas.microsoft.com/office/word/2012/wordml" xmlns:w16cex="http://schemas.microsoft.com/office/word/2018/wordml/cex" xmlns:w16cid="http://schemas.microsoft.com/office/word/2016/wordml/cid" xmlns:w16="http://schemas.microsoft.com/office/word/2018/wordml" xmlns:w16sdtdh="http://schemas.microsoft.com/office/word/2020/wordml/sdtdatahash" xmlns:w16se="http://schemas.microsoft.com/office/word/2015/wordml/symex" xmlns:wpg="http://schemas.microsoft.com/office/word/2010/wordprocessingGroup" xmlns:wpi="http://schemas.microsoft.com/office/word/2010/wordprocessingInk" xmlns:wne="http://schemas.microsoft.com/office/word/2006/wordml" xmlns:wps="http://schemas.microsoft.com/office/word/2010/wordprocessingShape" mc:Ignorable="w14 w15 w16se w16cid w16 w16cex w16sdtdh wp14">
+<w:numbering xmlns:wpc="http://schemas.microsoft.com/office/word/2010/wordprocessingCanvas" xmlns:cx="http://schemas.microsoft.com/office/drawing/2014/chartex" xmlns:cx1="http://schemas.microsoft.com/office/drawing/2015/9/8/chartex" xmlns:cx2="http://schemas.microsoft.com/office/drawing/2015/10/21/chartex" xmlns:cx3="http://schemas.microsoft.com/office/drawing/2016/5/9/chartex" xmlns:cx4="http://schemas.microsoft.com/office/drawing/2016/5/10/chartex" xmlns:cx5="http://schemas.microsoft.com/office/drawing/2016/5/11/chartex" xmlns:cx6="http://schemas.microsoft.com/office/drawing/2016/5/12/chartex" xmlns:cx7="http://schemas.microsoft.com/office/drawing/2016/5/13/chartex" xmlns:cx8="http://schemas.microsoft.com/office/drawing/2016/5/14/chartex" xmlns:mc="http://schemas.openxmlformats.org/markup-compatibility/2006" xmlns:aink="http://schemas.microsoft.com/office/drawing/2016/ink" xmlns:am3d="http://schemas.microsoft.com/office/drawing/2017/model3d" xmlns:o="urn:schemas-microsoft-com:office:office" xmlns:oel="http://schemas.microsoft.com/office/2019/extlst" xmlns:r="http://schemas.openxmlformats.org/officeDocument/2006/relationships" xmlns:m="http://schemas.openxmlformats.org/officeDocument/2006/math" xmlns:v="urn:schemas-microsoft-com:vml" xmlns:wp14="http://schemas.microsoft.com/office/word/2010/wordprocessingDrawing" xmlns:wp="http://schemas.openxmlformats.org/drawingml/2006/wordprocessingDrawing" xmlns:w10="urn:schemas-microsoft-com:office:word" xmlns:w="http://schemas.openxmlformats.org/wordprocessingml/2006/main" xmlns:w14="http://schemas.microsoft.com/office/word/2010/wordml" xmlns:w15="http://schemas.microsoft.com/office/word/2012/wordml" xmlns:w16cex="http://schemas.microsoft.com/office/word/2018/wordml/cex" xmlns:w16cid="http://schemas.microsoft.com/office/word/2016/wordml/cid" xmlns:w16="http://schemas.microsoft.com/office/word/2018/wordml" xmlns:w16du="http://schemas.microsoft.com/office/word/2023/wordml/word16du" xmlns:w16sdtdh="http://schemas.microsoft.com/office/word/2020/wordml/sdtdatahash" xmlns:w16sdtfl="http://schemas.microsoft.com/office/word/2024/wordml/sdtformatlock" xmlns:w16se="http://schemas.microsoft.com/office/word/2015/wordml/symex" xmlns:wpg="http://schemas.microsoft.com/office/word/2010/wordprocessingGroup" xmlns:wpi="http://schemas.microsoft.com/office/word/2010/wordprocessingInk" xmlns:wne="http://schemas.microsoft.com/office/word/2006/wordml" xmlns:wps="http://schemas.microsoft.com/office/word/2010/wordprocessingShape" mc:Ignorable="w14 w15 w16se w16cid w16 w16cex w16sdtdh w16sdtfl w16du wp14">
   <w:abstractNum w:abstractNumId="0" w15:restartNumberingAfterBreak="0">
     <w:nsid w:val="2C585C29"/>
     <w:multiLevelType w:val="hybridMultilevel"/>
@@ -8836,7 +8849,7 @@
 </file>
 
 <file path=word/styles.xml><?xml version="1.0" encoding="utf-8"?>
-<w:styles xmlns:mc="http://schemas.openxmlformats.org/markup-compatibility/2006" xmlns:r="http://schemas.openxmlformats.org/officeDocument/2006/relationships" xmlns:w="http://schemas.openxmlformats.org/wordprocessingml/2006/main" xmlns:w14="http://schemas.microsoft.com/office/word/2010/wordml" xmlns:w15="http://schemas.microsoft.com/office/word/2012/wordml" xmlns:w16cex="http://schemas.microsoft.com/office/word/2018/wordml/cex" xmlns:w16cid="http://schemas.microsoft.com/office/word/2016/wordml/cid" xmlns:w16="http://schemas.microsoft.com/office/word/2018/wordml" xmlns:w16sdtdh="http://schemas.microsoft.com/office/word/2020/wordml/sdtdatahash" xmlns:w16se="http://schemas.microsoft.com/office/word/2015/wordml/symex" mc:Ignorable="w14 w15 w16se w16cid w16 w16cex w16sdtdh">
+<w:styles xmlns:mc="http://schemas.openxmlformats.org/markup-compatibility/2006" xmlns:r="http://schemas.openxmlformats.org/officeDocument/2006/relationships" xmlns:w="http://schemas.openxmlformats.org/wordprocessingml/2006/main" xmlns:w14="http://schemas.microsoft.com/office/word/2010/wordml" xmlns:w15="http://schemas.microsoft.com/office/word/2012/wordml" xmlns:w16cex="http://schemas.microsoft.com/office/word/2018/wordml/cex" xmlns:w16cid="http://schemas.microsoft.com/office/word/2016/wordml/cid" xmlns:w16="http://schemas.microsoft.com/office/word/2018/wordml" xmlns:w16du="http://schemas.microsoft.com/office/word/2023/wordml/word16du" xmlns:w16sdtdh="http://schemas.microsoft.com/office/word/2020/wordml/sdtdatahash" xmlns:w16sdtfl="http://schemas.microsoft.com/office/word/2024/wordml/sdtformatlock" xmlns:w16se="http://schemas.microsoft.com/office/word/2015/wordml/symex" mc:Ignorable="w14 w15 w16se w16cid w16 w16cex w16sdtdh w16sdtfl w16du">
   <w:docDefaults>
     <w:rPrDefault>
       <w:rPr>

--- a/插件详细手册/5.战斗UI/关于高级角色肖像.docx
+++ b/插件详细手册/5.战斗UI/关于高级角色肖像.docx
@@ -13,7 +13,19 @@
         <w:rPr>
           <w:rFonts w:hint="eastAsia"/>
         </w:rPr>
+        <w:t>===</w:t>
+      </w:r>
+      <w:r>
+        <w:rPr>
+          <w:rFonts w:hint="eastAsia"/>
+        </w:rPr>
         <w:t>概述</w:t>
+      </w:r>
+      <w:r>
+        <w:rPr>
+          <w:rFonts w:hint="eastAsia"/>
+        </w:rPr>
+        <w:t>===</w:t>
       </w:r>
     </w:p>
     <w:p>
@@ -57,7 +69,6 @@
         <w:tc>
           <w:tcPr>
             <w:tcW w:w="5637" w:type="dxa"/>
-            <w:shd w:val="clear" w:color="auto" w:fill="auto"/>
           </w:tcPr>
           <w:p>
             <w:pPr>
@@ -245,7 +256,6 @@
         <w:tc>
           <w:tcPr>
             <w:tcW w:w="2885" w:type="dxa"/>
-            <w:shd w:val="clear" w:color="auto" w:fill="auto"/>
           </w:tcPr>
           <w:p>
             <w:pPr>
@@ -739,12 +749,30 @@
             <w:r>
               <w:rPr>
                 <w:rFonts w:ascii="Tahoma" w:eastAsia="微软雅黑" w:hAnsi="Tahoma" w:hint="eastAsia"/>
+                <w:kern w:val="0"/>
+                <w:sz w:val="22"/>
+              </w:rPr>
+              <w:t xml:space="preserve"> </w:t>
+            </w:r>
+            <w:r>
+              <w:rPr>
+                <w:rFonts w:ascii="Tahoma" w:eastAsia="微软雅黑" w:hAnsi="Tahoma" w:hint="eastAsia"/>
                 <w:b/>
                 <w:bCs/>
                 <w:kern w:val="0"/>
                 <w:sz w:val="22"/>
               </w:rPr>
-              <w:t>复杂播放机制</w:t>
+              <w:t>子插件自定义</w:t>
+            </w:r>
+            <w:r>
+              <w:rPr>
+                <w:rFonts w:ascii="Tahoma" w:eastAsia="微软雅黑" w:hAnsi="Tahoma" w:hint="eastAsia"/>
+                <w:b/>
+                <w:bCs/>
+                <w:kern w:val="0"/>
+                <w:sz w:val="22"/>
+              </w:rPr>
+              <w:t>机制</w:t>
             </w:r>
             <w:r>
               <w:rPr>
@@ -1386,7 +1414,7 @@
           <v:shape id="_x0000_i1025" type="#_x0000_t75" style="width:525pt;height:92.4pt" o:ole="">
             <v:imagedata r:id="rId10" o:title=""/>
           </v:shape>
-          <o:OLEObject Type="Embed" ProgID="Visio.Drawing.15" ShapeID="_x0000_i1025" DrawAspect="Content" ObjectID="_1805780682" r:id="rId11"/>
+          <o:OLEObject Type="Embed" ProgID="Visio.Drawing.15" ShapeID="_x0000_i1025" DrawAspect="Content" ObjectID="_1821591604" r:id="rId11"/>
         </w:object>
       </w:r>
     </w:p>
@@ -1427,7 +1455,19 @@
           <w:rFonts w:hint="eastAsia"/>
         </w:rPr>
         <w:lastRenderedPageBreak/>
+        <w:t xml:space="preserve">===战斗UI - </w:t>
+      </w:r>
+      <w:r>
+        <w:rPr>
+          <w:rFonts w:hint="eastAsia"/>
+        </w:rPr>
         <w:t>高级角色肖像</w:t>
+      </w:r>
+      <w:r>
+        <w:rPr>
+          <w:rFonts w:hint="eastAsia"/>
+        </w:rPr>
+        <w:t>===</w:t>
       </w:r>
     </w:p>
     <w:p>
@@ -1622,7 +1662,7 @@
           <v:shape id="_x0000_i1026" type="#_x0000_t75" style="width:415.2pt;height:153.6pt" o:ole="">
             <v:imagedata r:id="rId12" o:title=""/>
           </v:shape>
-          <o:OLEObject Type="Embed" ProgID="Visio.Drawing.15" ShapeID="_x0000_i1026" DrawAspect="Content" ObjectID="_1805780683" r:id="rId13"/>
+          <o:OLEObject Type="Embed" ProgID="Visio.Drawing.15" ShapeID="_x0000_i1026" DrawAspect="Content" ObjectID="_1821591605" r:id="rId13"/>
         </w:object>
       </w:r>
     </w:p>
@@ -1849,16 +1889,13 @@
       </w:pPr>
       <w:r>
         <w:rPr>
-          <w:rFonts w:ascii="Tahoma" w:eastAsia="微软雅黑" w:hAnsi="Tahoma"/>
           <w:noProof/>
-          <w:kern w:val="0"/>
-          <w:sz w:val="22"/>
         </w:rPr>
         <w:drawing>
-          <wp:inline distT="0" distB="0" distL="0" distR="0" wp14:anchorId="6F38064D" wp14:editId="4ECBAB0D">
-            <wp:extent cx="3299460" cy="1771522"/>
-            <wp:effectExtent l="0" t="0" r="0" b="635"/>
-            <wp:docPr id="7" name="图片 7" descr="C:\Users\lenovo\AppData\Roaming\Tencent\Users\1355126171\QQ\WinTemp\RichOle\S_C]@0Y3`F_E`Q8YQ8NXV[G.png"/>
+          <wp:inline distT="0" distB="0" distL="0" distR="0" wp14:anchorId="4D94A019" wp14:editId="2362B023">
+            <wp:extent cx="4254500" cy="2286000"/>
+            <wp:effectExtent l="0" t="0" r="0" b="0"/>
+            <wp:docPr id="1020161069" name="图片 1"/>
             <wp:cNvGraphicFramePr>
               <a:graphicFrameLocks xmlns:a="http://schemas.openxmlformats.org/drawingml/2006/main" noChangeAspect="1"/>
             </wp:cNvGraphicFramePr>
@@ -1866,7 +1903,7 @@
               <a:graphicData uri="http://schemas.openxmlformats.org/drawingml/2006/picture">
                 <pic:pic xmlns:pic="http://schemas.openxmlformats.org/drawingml/2006/picture">
                   <pic:nvPicPr>
-                    <pic:cNvPr id="0" name="Picture 11" descr="C:\Users\lenovo\AppData\Roaming\Tencent\Users\1355126171\QQ\WinTemp\RichOle\S_C]@0Y3`F_E`Q8YQ8NXV[G.png"/>
+                    <pic:cNvPr id="0" name="Picture 3"/>
                     <pic:cNvPicPr>
                       <a:picLocks noChangeAspect="1" noChangeArrowheads="1"/>
                     </pic:cNvPicPr>
@@ -1887,7 +1924,7 @@
                   <pic:spPr bwMode="auto">
                     <a:xfrm>
                       <a:off x="0" y="0"/>
-                      <a:ext cx="3311931" cy="1778218"/>
+                      <a:ext cx="4254500" cy="2286000"/>
                     </a:xfrm>
                     <a:prstGeom prst="rect">
                       <a:avLst/>
@@ -2280,17 +2317,13 @@
       </w:pPr>
       <w:r>
         <w:rPr>
-          <w:rFonts w:ascii="宋体" w:eastAsia="宋体" w:hAnsi="宋体" w:cs="宋体"/>
           <w:noProof/>
-          <w:kern w:val="0"/>
-          <w:sz w:val="24"/>
-          <w:szCs w:val="24"/>
         </w:rPr>
         <w:drawing>
-          <wp:inline distT="0" distB="0" distL="0" distR="0" wp14:anchorId="7BCB2CF1" wp14:editId="2AC83A71">
-            <wp:extent cx="3429000" cy="2249129"/>
-            <wp:effectExtent l="0" t="0" r="0" b="0"/>
-            <wp:docPr id="5" name="图片 5"/>
+          <wp:inline distT="0" distB="0" distL="0" distR="0" wp14:anchorId="2BCD74B1" wp14:editId="5AD44D3E">
+            <wp:extent cx="4246245" cy="2789555"/>
+            <wp:effectExtent l="0" t="0" r="1905" b="0"/>
+            <wp:docPr id="1105067240" name="图片 2"/>
             <wp:cNvGraphicFramePr>
               <a:graphicFrameLocks xmlns:a="http://schemas.openxmlformats.org/drawingml/2006/main" noChangeAspect="1"/>
             </wp:cNvGraphicFramePr>
@@ -2298,7 +2331,7 @@
               <a:graphicData uri="http://schemas.openxmlformats.org/drawingml/2006/picture">
                 <pic:pic xmlns:pic="http://schemas.openxmlformats.org/drawingml/2006/picture">
                   <pic:nvPicPr>
-                    <pic:cNvPr id="0" name="Picture 18"/>
+                    <pic:cNvPr id="0" name="Picture 5"/>
                     <pic:cNvPicPr>
                       <a:picLocks noChangeAspect="1" noChangeArrowheads="1"/>
                     </pic:cNvPicPr>
@@ -2319,7 +2352,7 @@
                   <pic:spPr bwMode="auto">
                     <a:xfrm>
                       <a:off x="0" y="0"/>
-                      <a:ext cx="3446386" cy="2260533"/>
+                      <a:ext cx="4246245" cy="2789555"/>
                     </a:xfrm>
                     <a:prstGeom prst="rect">
                       <a:avLst/>
@@ -2339,17 +2372,6 @@
     <w:p>
       <w:pPr>
         <w:widowControl/>
-        <w:jc w:val="left"/>
-        <w:rPr>
-          <w:rFonts w:ascii="Tahoma" w:eastAsia="微软雅黑" w:hAnsi="Tahoma"/>
-          <w:kern w:val="0"/>
-          <w:sz w:val="22"/>
-        </w:rPr>
-      </w:pPr>
-    </w:p>
-    <w:p>
-      <w:pPr>
-        <w:widowControl/>
         <w:snapToGrid w:val="0"/>
         <w:jc w:val="left"/>
         <w:rPr>
@@ -2440,17 +2462,13 @@
       </w:pPr>
       <w:r>
         <w:rPr>
-          <w:rFonts w:ascii="宋体" w:eastAsia="宋体" w:hAnsi="宋体" w:cs="宋体"/>
           <w:noProof/>
-          <w:kern w:val="0"/>
-          <w:sz w:val="24"/>
-          <w:szCs w:val="24"/>
         </w:rPr>
         <w:drawing>
-          <wp:inline distT="0" distB="0" distL="0" distR="0" wp14:anchorId="6EFBE616" wp14:editId="50B6DC97">
-            <wp:extent cx="2385060" cy="2352974"/>
-            <wp:effectExtent l="0" t="0" r="0" b="9525"/>
-            <wp:docPr id="4" name="图片 4"/>
+          <wp:inline distT="0" distB="0" distL="0" distR="0" wp14:anchorId="2DD734CF" wp14:editId="51A51C56">
+            <wp:extent cx="2560447" cy="2525556"/>
+            <wp:effectExtent l="0" t="0" r="0" b="8255"/>
+            <wp:docPr id="832322853" name="图片 3"/>
             <wp:cNvGraphicFramePr>
               <a:graphicFrameLocks xmlns:a="http://schemas.openxmlformats.org/drawingml/2006/main" noChangeAspect="1"/>
             </wp:cNvGraphicFramePr>
@@ -2458,7 +2476,7 @@
               <a:graphicData uri="http://schemas.openxmlformats.org/drawingml/2006/picture">
                 <pic:pic xmlns:pic="http://schemas.openxmlformats.org/drawingml/2006/picture">
                   <pic:nvPicPr>
-                    <pic:cNvPr id="0" name="Picture 10"/>
+                    <pic:cNvPr id="0" name="Picture 7"/>
                     <pic:cNvPicPr>
                       <a:picLocks noChangeAspect="1" noChangeArrowheads="1"/>
                     </pic:cNvPicPr>
@@ -2479,7 +2497,7 @@
                   <pic:spPr bwMode="auto">
                     <a:xfrm>
                       <a:off x="0" y="0"/>
-                      <a:ext cx="2394149" cy="2361941"/>
+                      <a:ext cx="2566057" cy="2531089"/>
                     </a:xfrm>
                     <a:prstGeom prst="rect">
                       <a:avLst/>
@@ -2506,17 +2524,13 @@
       </w:r>
       <w:r>
         <w:rPr>
-          <w:rFonts w:ascii="宋体" w:eastAsia="宋体" w:hAnsi="宋体" w:cs="宋体"/>
           <w:noProof/>
-          <w:kern w:val="0"/>
-          <w:sz w:val="24"/>
-          <w:szCs w:val="24"/>
         </w:rPr>
         <w:drawing>
-          <wp:inline distT="0" distB="0" distL="0" distR="0" wp14:anchorId="64D52329" wp14:editId="7ACF395E">
-            <wp:extent cx="2362200" cy="1939852"/>
-            <wp:effectExtent l="0" t="0" r="0" b="3810"/>
-            <wp:docPr id="9" name="图片 9"/>
+          <wp:inline distT="0" distB="0" distL="0" distR="0" wp14:anchorId="482B207F" wp14:editId="16C916E9">
+            <wp:extent cx="2474990" cy="2030332"/>
+            <wp:effectExtent l="0" t="0" r="1905" b="8255"/>
+            <wp:docPr id="1049724740" name="图片 4"/>
             <wp:cNvGraphicFramePr>
               <a:graphicFrameLocks xmlns:a="http://schemas.openxmlformats.org/drawingml/2006/main" noChangeAspect="1"/>
             </wp:cNvGraphicFramePr>
@@ -2524,7 +2538,7 @@
               <a:graphicData uri="http://schemas.openxmlformats.org/drawingml/2006/picture">
                 <pic:pic xmlns:pic="http://schemas.openxmlformats.org/drawingml/2006/picture">
                   <pic:nvPicPr>
-                    <pic:cNvPr id="0" name="Picture 16"/>
+                    <pic:cNvPr id="0" name="Picture 9"/>
                     <pic:cNvPicPr>
                       <a:picLocks noChangeAspect="1" noChangeArrowheads="1"/>
                     </pic:cNvPicPr>
@@ -2545,7 +2559,7 @@
                   <pic:spPr bwMode="auto">
                     <a:xfrm>
                       <a:off x="0" y="0"/>
-                      <a:ext cx="2369960" cy="1946225"/>
+                      <a:ext cx="2477105" cy="2032067"/>
                     </a:xfrm>
                     <a:prstGeom prst="rect">
                       <a:avLst/>
@@ -3248,17 +3262,13 @@
       </w:pPr>
       <w:r>
         <w:rPr>
-          <w:rFonts w:ascii="宋体" w:eastAsia="宋体" w:hAnsi="宋体" w:cs="宋体"/>
           <w:noProof/>
-          <w:kern w:val="0"/>
-          <w:sz w:val="24"/>
-          <w:szCs w:val="24"/>
         </w:rPr>
         <w:drawing>
-          <wp:inline distT="0" distB="0" distL="0" distR="0" wp14:anchorId="0F89145D" wp14:editId="5AA23DD0">
-            <wp:extent cx="3185160" cy="2956052"/>
-            <wp:effectExtent l="0" t="0" r="0" b="0"/>
-            <wp:docPr id="6" name="图片 6"/>
+          <wp:inline distT="0" distB="0" distL="0" distR="0" wp14:anchorId="1CD2B442" wp14:editId="09D13724">
+            <wp:extent cx="4163134" cy="3859078"/>
+            <wp:effectExtent l="0" t="0" r="8890" b="8255"/>
+            <wp:docPr id="788698063" name="图片 5"/>
             <wp:cNvGraphicFramePr>
               <a:graphicFrameLocks xmlns:a="http://schemas.openxmlformats.org/drawingml/2006/main" noChangeAspect="1"/>
             </wp:cNvGraphicFramePr>
@@ -3266,7 +3276,7 @@
               <a:graphicData uri="http://schemas.openxmlformats.org/drawingml/2006/picture">
                 <pic:pic xmlns:pic="http://schemas.openxmlformats.org/drawingml/2006/picture">
                   <pic:nvPicPr>
-                    <pic:cNvPr id="0" name="Picture 20"/>
+                    <pic:cNvPr id="0" name="Picture 11"/>
                     <pic:cNvPicPr>
                       <a:picLocks noChangeAspect="1" noChangeArrowheads="1"/>
                     </pic:cNvPicPr>
@@ -3287,7 +3297,7 @@
                   <pic:spPr bwMode="auto">
                     <a:xfrm>
                       <a:off x="0" y="0"/>
-                      <a:ext cx="3192077" cy="2962471"/>
+                      <a:ext cx="4164910" cy="3860724"/>
                     </a:xfrm>
                     <a:prstGeom prst="rect">
                       <a:avLst/>
@@ -3728,6 +3738,12 @@
           <w:rFonts w:hint="eastAsia"/>
         </w:rPr>
         <w:lastRenderedPageBreak/>
+        <w:t xml:space="preserve">===战斗UI - </w:t>
+      </w:r>
+      <w:r>
+        <w:rPr>
+          <w:rFonts w:hint="eastAsia"/>
+        </w:rPr>
         <w:t>从零开始设计</w:t>
       </w:r>
       <w:r>
@@ -3735,6 +3751,12 @@
           <w:rFonts w:hint="eastAsia"/>
         </w:rPr>
         <w:t>（DIY）</w:t>
+      </w:r>
+      <w:r>
+        <w:rPr>
+          <w:rFonts w:hint="eastAsia"/>
+        </w:rPr>
+        <w:t>===</w:t>
       </w:r>
     </w:p>
     <w:p>
@@ -4413,17 +4435,13 @@
       </w:pPr>
       <w:r>
         <w:rPr>
-          <w:rFonts w:ascii="宋体" w:eastAsia="宋体" w:hAnsi="宋体" w:cs="宋体"/>
           <w:noProof/>
-          <w:kern w:val="0"/>
-          <w:sz w:val="24"/>
-          <w:szCs w:val="24"/>
         </w:rPr>
         <w:drawing>
-          <wp:inline distT="0" distB="0" distL="0" distR="0" wp14:anchorId="09D29BEF" wp14:editId="75C34209">
-            <wp:extent cx="4596130" cy="2693711"/>
-            <wp:effectExtent l="19050" t="19050" r="13970" b="11430"/>
-            <wp:docPr id="1" name="图片 1"/>
+          <wp:inline distT="0" distB="0" distL="0" distR="0" wp14:anchorId="0FD711E3" wp14:editId="2FCA23D2">
+            <wp:extent cx="4406405" cy="2581455"/>
+            <wp:effectExtent l="19050" t="19050" r="13335" b="28575"/>
+            <wp:docPr id="631461460" name="图片 6"/>
             <wp:cNvGraphicFramePr>
               <a:graphicFrameLocks xmlns:a="http://schemas.openxmlformats.org/drawingml/2006/main" noChangeAspect="1"/>
             </wp:cNvGraphicFramePr>
@@ -4431,7 +4449,7 @@
               <a:graphicData uri="http://schemas.openxmlformats.org/drawingml/2006/picture">
                 <pic:pic xmlns:pic="http://schemas.openxmlformats.org/drawingml/2006/picture">
                   <pic:nvPicPr>
-                    <pic:cNvPr id="0" name="Picture 3"/>
+                    <pic:cNvPr id="0" name="Picture 13"/>
                     <pic:cNvPicPr>
                       <a:picLocks noChangeAspect="1" noChangeArrowheads="1"/>
                     </pic:cNvPicPr>
@@ -4452,13 +4470,13 @@
                   <pic:spPr bwMode="auto">
                     <a:xfrm>
                       <a:off x="0" y="0"/>
-                      <a:ext cx="4599490" cy="2695680"/>
+                      <a:ext cx="4408191" cy="2582501"/>
                     </a:xfrm>
                     <a:prstGeom prst="rect">
                       <a:avLst/>
                     </a:prstGeom>
                     <a:noFill/>
-                    <a:ln w="12700">
+                    <a:ln w="9525">
                       <a:solidFill>
                         <a:schemeClr val="tx1"/>
                       </a:solidFill>
@@ -4844,17 +4862,13 @@
       </w:pPr>
       <w:r>
         <w:rPr>
-          <w:rFonts w:ascii="宋体" w:eastAsia="宋体" w:hAnsi="宋体" w:cs="宋体"/>
           <w:noProof/>
-          <w:kern w:val="0"/>
-          <w:sz w:val="24"/>
-          <w:szCs w:val="24"/>
         </w:rPr>
         <w:drawing>
-          <wp:inline distT="0" distB="0" distL="0" distR="0" wp14:anchorId="256ACB2D" wp14:editId="5F4BB09C">
-            <wp:extent cx="4629150" cy="2721979"/>
-            <wp:effectExtent l="19050" t="19050" r="19050" b="21590"/>
-            <wp:docPr id="14" name="图片 14"/>
+          <wp:inline distT="0" distB="0" distL="0" distR="0" wp14:anchorId="5CBAF202" wp14:editId="06CC26A7">
+            <wp:extent cx="5274310" cy="3101340"/>
+            <wp:effectExtent l="19050" t="19050" r="21590" b="22860"/>
+            <wp:docPr id="1982354413" name="图片 7"/>
             <wp:cNvGraphicFramePr>
               <a:graphicFrameLocks xmlns:a="http://schemas.openxmlformats.org/drawingml/2006/main" noChangeAspect="1"/>
             </wp:cNvGraphicFramePr>
@@ -4862,13 +4876,13 @@
               <a:graphicData uri="http://schemas.openxmlformats.org/drawingml/2006/picture">
                 <pic:pic xmlns:pic="http://schemas.openxmlformats.org/drawingml/2006/picture">
                   <pic:nvPicPr>
-                    <pic:cNvPr id="0" name="Picture 10"/>
+                    <pic:cNvPr id="0" name="Picture 15"/>
                     <pic:cNvPicPr>
                       <a:picLocks noChangeAspect="1" noChangeArrowheads="1"/>
                     </pic:cNvPicPr>
                   </pic:nvPicPr>
                   <pic:blipFill>
-                    <a:blip r:embed="rId20" cstate="print">
+                    <a:blip r:embed="rId20">
                       <a:extLst>
                         <a:ext uri="{28A0092B-C50C-407E-A947-70E740481C1C}">
                           <a14:useLocalDpi xmlns:a14="http://schemas.microsoft.com/office/drawing/2010/main" val="0"/>
@@ -4883,13 +4897,13 @@
                   <pic:spPr bwMode="auto">
                     <a:xfrm>
                       <a:off x="0" y="0"/>
-                      <a:ext cx="4638592" cy="2727531"/>
+                      <a:ext cx="5274310" cy="3101340"/>
                     </a:xfrm>
                     <a:prstGeom prst="rect">
                       <a:avLst/>
                     </a:prstGeom>
                     <a:noFill/>
-                    <a:ln w="12700">
+                    <a:ln w="9525">
                       <a:solidFill>
                         <a:schemeClr val="tx1"/>
                       </a:solidFill>
@@ -5510,16 +5524,13 @@
       </w:pPr>
       <w:r>
         <w:rPr>
-          <w:rFonts w:ascii="Tahoma" w:eastAsia="微软雅黑" w:hAnsi="Tahoma"/>
           <w:noProof/>
-          <w:kern w:val="0"/>
-          <w:sz w:val="22"/>
         </w:rPr>
         <w:drawing>
-          <wp:inline distT="0" distB="0" distL="0" distR="0" wp14:anchorId="4FAD9954" wp14:editId="33FFB557">
-            <wp:extent cx="2857500" cy="1141738"/>
-            <wp:effectExtent l="19050" t="19050" r="19050" b="20320"/>
-            <wp:docPr id="8" name="图片 8"/>
+          <wp:inline distT="0" distB="0" distL="0" distR="0" wp14:anchorId="371C0EE6" wp14:editId="1B90A871">
+            <wp:extent cx="3448685" cy="1379220"/>
+            <wp:effectExtent l="19050" t="19050" r="18415" b="11430"/>
+            <wp:docPr id="1388457662" name="图片 8"/>
             <wp:cNvGraphicFramePr>
               <a:graphicFrameLocks xmlns:a="http://schemas.openxmlformats.org/drawingml/2006/main" noChangeAspect="1"/>
             </wp:cNvGraphicFramePr>
@@ -5527,7 +5538,7 @@
               <a:graphicData uri="http://schemas.openxmlformats.org/drawingml/2006/picture">
                 <pic:pic xmlns:pic="http://schemas.openxmlformats.org/drawingml/2006/picture">
                   <pic:nvPicPr>
-                    <pic:cNvPr id="0" name="Picture 8"/>
+                    <pic:cNvPr id="0" name="Picture 17"/>
                     <pic:cNvPicPr>
                       <a:picLocks noChangeAspect="1" noChangeArrowheads="1"/>
                     </pic:cNvPicPr>
@@ -5548,13 +5559,13 @@
                   <pic:spPr bwMode="auto">
                     <a:xfrm>
                       <a:off x="0" y="0"/>
-                      <a:ext cx="2870705" cy="1147014"/>
+                      <a:ext cx="3448685" cy="1379220"/>
                     </a:xfrm>
                     <a:prstGeom prst="rect">
                       <a:avLst/>
                     </a:prstGeom>
                     <a:noFill/>
-                    <a:ln>
+                    <a:ln w="9525">
                       <a:solidFill>
                         <a:schemeClr val="tx1"/>
                       </a:solidFill>
@@ -5763,17 +5774,13 @@
       </w:pPr>
       <w:r>
         <w:rPr>
-          <w:rFonts w:ascii="宋体" w:eastAsia="宋体" w:hAnsi="宋体" w:cs="宋体"/>
           <w:noProof/>
-          <w:kern w:val="0"/>
-          <w:sz w:val="24"/>
-          <w:szCs w:val="24"/>
         </w:rPr>
         <w:drawing>
-          <wp:inline distT="0" distB="0" distL="0" distR="0" wp14:anchorId="4A3AE8B8" wp14:editId="6E8D7658">
-            <wp:extent cx="2952750" cy="1829420"/>
-            <wp:effectExtent l="19050" t="19050" r="19050" b="19050"/>
-            <wp:docPr id="13" name="图片 13" descr="C:\Users\lenovo\AppData\Roaming\Tencent\Users\1355126171\QQ\WinTemp\RichOle\N6D`2A~~Y)@IJ2_~4LCX$NO.png"/>
+          <wp:inline distT="0" distB="0" distL="0" distR="0" wp14:anchorId="4DB4F096" wp14:editId="48FE92EF">
+            <wp:extent cx="4378325" cy="2712085"/>
+            <wp:effectExtent l="19050" t="19050" r="22225" b="12065"/>
+            <wp:docPr id="639094312" name="图片 9"/>
             <wp:cNvGraphicFramePr>
               <a:graphicFrameLocks xmlns:a="http://schemas.openxmlformats.org/drawingml/2006/main" noChangeAspect="1"/>
             </wp:cNvGraphicFramePr>
@@ -5781,7 +5788,7 @@
               <a:graphicData uri="http://schemas.openxmlformats.org/drawingml/2006/picture">
                 <pic:pic xmlns:pic="http://schemas.openxmlformats.org/drawingml/2006/picture">
                   <pic:nvPicPr>
-                    <pic:cNvPr id="0" name="Picture 30" descr="C:\Users\lenovo\AppData\Roaming\Tencent\Users\1355126171\QQ\WinTemp\RichOle\N6D`2A~~Y)@IJ2_~4LCX$NO.png"/>
+                    <pic:cNvPr id="0" name="Picture 19"/>
                     <pic:cNvPicPr>
                       <a:picLocks noChangeAspect="1" noChangeArrowheads="1"/>
                     </pic:cNvPicPr>
@@ -5802,13 +5809,13 @@
                   <pic:spPr bwMode="auto">
                     <a:xfrm>
                       <a:off x="0" y="0"/>
-                      <a:ext cx="2995301" cy="1855783"/>
+                      <a:ext cx="4378325" cy="2712085"/>
                     </a:xfrm>
                     <a:prstGeom prst="rect">
                       <a:avLst/>
                     </a:prstGeom>
                     <a:noFill/>
-                    <a:ln>
+                    <a:ln w="9525">
                       <a:solidFill>
                         <a:schemeClr val="tx1"/>
                       </a:solidFill>
@@ -6014,6 +6021,22 @@
           <w:kern w:val="0"/>
           <w:sz w:val="22"/>
         </w:rPr>
+        <w:t>状态元编号</w:t>
+      </w:r>
+      <w:r>
+        <w:rPr>
+          <w:rFonts w:ascii="Tahoma" w:eastAsia="微软雅黑" w:hAnsi="Tahoma" w:hint="eastAsia"/>
+          <w:kern w:val="0"/>
+          <w:sz w:val="22"/>
+        </w:rPr>
+        <w:t>/</w:t>
+      </w:r>
+      <w:r>
+        <w:rPr>
+          <w:rFonts w:ascii="Tahoma" w:eastAsia="微软雅黑" w:hAnsi="Tahoma" w:hint="eastAsia"/>
+          <w:kern w:val="0"/>
+          <w:sz w:val="22"/>
+        </w:rPr>
         <w:t>状态</w:t>
       </w:r>
       <w:r>
@@ -6113,31 +6136,7 @@
           <w:kern w:val="0"/>
           <w:sz w:val="22"/>
         </w:rPr>
-        <w:t>播放状态节点</w:t>
-      </w:r>
-      <w:r>
-        <w:rPr>
-          <w:rFonts w:ascii="Tahoma" w:eastAsia="微软雅黑" w:hAnsi="Tahoma" w:hint="eastAsia"/>
-          <w:kern w:val="0"/>
-          <w:sz w:val="22"/>
-        </w:rPr>
-        <w:t>名称</w:t>
-      </w:r>
-      <w:r>
-        <w:rPr>
-          <w:rFonts w:ascii="Tahoma" w:eastAsia="微软雅黑" w:hAnsi="Tahoma" w:hint="eastAsia"/>
-          <w:kern w:val="0"/>
-          <w:sz w:val="22"/>
-        </w:rPr>
-        <w:t>/</w:t>
-      </w:r>
-      <w:r>
-        <w:rPr>
-          <w:rFonts w:ascii="Tahoma" w:eastAsia="微软雅黑" w:hAnsi="Tahoma" w:hint="eastAsia"/>
-          <w:kern w:val="0"/>
-          <w:sz w:val="22"/>
-        </w:rPr>
-        <w:t>播放动作元名称</w:t>
+        <w:t>播放名称</w:t>
       </w:r>
       <w:r>
         <w:rPr>
@@ -6167,7 +6166,6 @@
     <w:p>
       <w:pPr>
         <w:widowControl/>
-        <w:snapToGrid w:val="0"/>
         <w:jc w:val="center"/>
         <w:rPr>
           <w:rFonts w:ascii="Tahoma" w:eastAsia="微软雅黑" w:hAnsi="Tahoma"/>
@@ -6186,17 +6184,13 @@
       </w:r>
       <w:r>
         <w:rPr>
-          <w:rFonts w:ascii="宋体" w:eastAsia="宋体" w:hAnsi="宋体" w:cs="宋体"/>
           <w:noProof/>
-          <w:kern w:val="0"/>
-          <w:sz w:val="24"/>
-          <w:szCs w:val="24"/>
         </w:rPr>
         <w:drawing>
-          <wp:inline distT="0" distB="0" distL="0" distR="0" wp14:anchorId="476F6D3F" wp14:editId="0CF99569">
-            <wp:extent cx="5067300" cy="1609993"/>
-            <wp:effectExtent l="0" t="0" r="0" b="9525"/>
-            <wp:docPr id="30" name="图片 30"/>
+          <wp:inline distT="0" distB="0" distL="0" distR="0" wp14:anchorId="2EECA964" wp14:editId="520691FF">
+            <wp:extent cx="5088331" cy="1615450"/>
+            <wp:effectExtent l="0" t="0" r="0" b="3810"/>
+            <wp:docPr id="477760426" name="图片 10"/>
             <wp:cNvGraphicFramePr>
               <a:graphicFrameLocks xmlns:a="http://schemas.openxmlformats.org/drawingml/2006/main" noChangeAspect="1"/>
             </wp:cNvGraphicFramePr>
@@ -6204,7 +6198,7 @@
               <a:graphicData uri="http://schemas.openxmlformats.org/drawingml/2006/picture">
                 <pic:pic xmlns:pic="http://schemas.openxmlformats.org/drawingml/2006/picture">
                   <pic:nvPicPr>
-                    <pic:cNvPr id="0" name="Picture 12"/>
+                    <pic:cNvPr id="0" name="Picture 21"/>
                     <pic:cNvPicPr>
                       <a:picLocks noChangeAspect="1" noChangeArrowheads="1"/>
                     </pic:cNvPicPr>
@@ -6225,7 +6219,7 @@
                   <pic:spPr bwMode="auto">
                     <a:xfrm>
                       <a:off x="0" y="0"/>
-                      <a:ext cx="5082076" cy="1614688"/>
+                      <a:ext cx="5088875" cy="1615623"/>
                     </a:xfrm>
                     <a:prstGeom prst="rect">
                       <a:avLst/>
@@ -6246,6 +6240,219 @@
       <w:pPr>
         <w:widowControl/>
         <w:snapToGrid w:val="0"/>
+        <w:jc w:val="left"/>
+        <w:rPr>
+          <w:rFonts w:ascii="Tahoma" w:eastAsia="微软雅黑" w:hAnsi="Tahoma"/>
+          <w:kern w:val="0"/>
+          <w:sz w:val="22"/>
+        </w:rPr>
+      </w:pPr>
+      <w:r>
+        <w:rPr>
+          <w:rFonts w:ascii="Tahoma" w:eastAsia="微软雅黑" w:hAnsi="Tahoma" w:hint="eastAsia"/>
+          <w:kern w:val="0"/>
+          <w:sz w:val="22"/>
+        </w:rPr>
+        <w:t>这里，考虑到动作元之间存在优先级关系，</w:t>
+      </w:r>
+    </w:p>
+    <w:p>
+      <w:pPr>
+        <w:widowControl/>
+        <w:snapToGrid w:val="0"/>
+        <w:ind w:firstLineChars="200" w:firstLine="440"/>
+        <w:jc w:val="left"/>
+        <w:rPr>
+          <w:rFonts w:ascii="Tahoma" w:eastAsia="微软雅黑" w:hAnsi="Tahoma"/>
+          <w:kern w:val="0"/>
+          <w:sz w:val="22"/>
+        </w:rPr>
+      </w:pPr>
+      <w:r>
+        <w:rPr>
+          <w:rFonts w:ascii="Tahoma" w:eastAsia="微软雅黑" w:hAnsi="Tahoma" w:hint="eastAsia"/>
+          <w:kern w:val="0"/>
+          <w:sz w:val="22"/>
+        </w:rPr>
+        <w:t>红量子妹</w:t>
+      </w:r>
+      <w:r>
+        <w:rPr>
+          <w:rFonts w:ascii="Tahoma" w:eastAsia="微软雅黑" w:hAnsi="Tahoma" w:hint="eastAsia"/>
+          <w:kern w:val="0"/>
+          <w:sz w:val="22"/>
+        </w:rPr>
+        <w:t xml:space="preserve"> </w:t>
+      </w:r>
+      <w:r>
+        <w:rPr>
+          <w:rFonts w:ascii="Tahoma" w:eastAsia="微软雅黑" w:hAnsi="Tahoma" w:hint="eastAsia"/>
+          <w:kern w:val="0"/>
+          <w:sz w:val="22"/>
+        </w:rPr>
+        <w:t>的优先级</w:t>
+      </w:r>
+      <w:r>
+        <w:rPr>
+          <w:rFonts w:ascii="Tahoma" w:eastAsia="微软雅黑" w:hAnsi="Tahoma"/>
+          <w:kern w:val="0"/>
+          <w:sz w:val="22"/>
+        </w:rPr>
+        <w:t xml:space="preserve"> &gt; </w:t>
+      </w:r>
+      <w:r>
+        <w:rPr>
+          <w:rFonts w:ascii="Tahoma" w:eastAsia="微软雅黑" w:hAnsi="Tahoma" w:hint="eastAsia"/>
+          <w:kern w:val="0"/>
+          <w:sz w:val="22"/>
+        </w:rPr>
+        <w:t>(</w:t>
+      </w:r>
+      <w:r>
+        <w:rPr>
+          <w:rFonts w:ascii="Tahoma" w:eastAsia="微软雅黑" w:hAnsi="Tahoma" w:hint="eastAsia"/>
+          <w:kern w:val="0"/>
+          <w:sz w:val="22"/>
+        </w:rPr>
+        <w:t>蓝</w:t>
+      </w:r>
+      <w:r>
+        <w:rPr>
+          <w:rFonts w:ascii="Tahoma" w:eastAsia="微软雅黑" w:hAnsi="Tahoma" w:hint="eastAsia"/>
+          <w:kern w:val="0"/>
+          <w:sz w:val="22"/>
+        </w:rPr>
+        <w:t>)</w:t>
+      </w:r>
+      <w:r>
+        <w:rPr>
+          <w:rFonts w:ascii="Tahoma" w:eastAsia="微软雅黑" w:hAnsi="Tahoma" w:hint="eastAsia"/>
+          <w:kern w:val="0"/>
+          <w:sz w:val="22"/>
+        </w:rPr>
+        <w:t>量子妹</w:t>
+      </w:r>
+      <w:r>
+        <w:rPr>
+          <w:rFonts w:ascii="Tahoma" w:eastAsia="微软雅黑" w:hAnsi="Tahoma" w:hint="eastAsia"/>
+          <w:kern w:val="0"/>
+          <w:sz w:val="22"/>
+        </w:rPr>
+        <w:t xml:space="preserve"> </w:t>
+      </w:r>
+      <w:r>
+        <w:rPr>
+          <w:rFonts w:ascii="Tahoma" w:eastAsia="微软雅黑" w:hAnsi="Tahoma" w:hint="eastAsia"/>
+          <w:kern w:val="0"/>
+          <w:sz w:val="22"/>
+        </w:rPr>
+        <w:t>的优先级，</w:t>
+      </w:r>
+    </w:p>
+    <w:p>
+      <w:pPr>
+        <w:widowControl/>
+        <w:snapToGrid w:val="0"/>
+        <w:jc w:val="left"/>
+        <w:rPr>
+          <w:rFonts w:ascii="Tahoma" w:eastAsia="微软雅黑" w:hAnsi="Tahoma"/>
+          <w:kern w:val="0"/>
+          <w:sz w:val="22"/>
+        </w:rPr>
+      </w:pPr>
+      <w:r>
+        <w:rPr>
+          <w:rFonts w:ascii="Tahoma" w:eastAsia="微软雅黑" w:hAnsi="Tahoma" w:hint="eastAsia"/>
+          <w:kern w:val="0"/>
+          <w:sz w:val="22"/>
+        </w:rPr>
+        <w:t>所以红量子妹设置了</w:t>
+      </w:r>
+      <w:r>
+        <w:rPr>
+          <w:rFonts w:ascii="Tahoma" w:eastAsia="微软雅黑" w:hAnsi="Tahoma" w:hint="eastAsia"/>
+          <w:kern w:val="0"/>
+          <w:sz w:val="22"/>
+        </w:rPr>
+        <w:t xml:space="preserve"> </w:t>
+      </w:r>
+      <w:r>
+        <w:rPr>
+          <w:rFonts w:ascii="Tahoma" w:eastAsia="微软雅黑" w:hAnsi="Tahoma" w:hint="eastAsia"/>
+          <w:kern w:val="0"/>
+          <w:sz w:val="22"/>
+        </w:rPr>
+        <w:t>状态元</w:t>
+      </w:r>
+      <w:r>
+        <w:rPr>
+          <w:rFonts w:ascii="Tahoma" w:eastAsia="微软雅黑" w:hAnsi="Tahoma" w:hint="eastAsia"/>
+          <w:kern w:val="0"/>
+          <w:sz w:val="22"/>
+        </w:rPr>
+        <w:t>和状态节点</w:t>
+      </w:r>
+      <w:r>
+        <w:rPr>
+          <w:rFonts w:ascii="Tahoma" w:eastAsia="微软雅黑" w:hAnsi="Tahoma" w:hint="eastAsia"/>
+          <w:kern w:val="0"/>
+          <w:sz w:val="22"/>
+        </w:rPr>
+        <w:t xml:space="preserve"> </w:t>
+      </w:r>
+      <w:r>
+        <w:rPr>
+          <w:rFonts w:ascii="Tahoma" w:eastAsia="微软雅黑" w:hAnsi="Tahoma" w:hint="eastAsia"/>
+          <w:kern w:val="0"/>
+          <w:sz w:val="22"/>
+        </w:rPr>
+        <w:t>优先级</w:t>
+      </w:r>
+      <w:r>
+        <w:rPr>
+          <w:rFonts w:ascii="Tahoma" w:eastAsia="微软雅黑" w:hAnsi="Tahoma" w:hint="eastAsia"/>
+          <w:kern w:val="0"/>
+          <w:sz w:val="22"/>
+        </w:rPr>
+        <w:t>3</w:t>
+      </w:r>
+      <w:r>
+        <w:rPr>
+          <w:rFonts w:ascii="Tahoma" w:eastAsia="微软雅黑" w:hAnsi="Tahoma"/>
+          <w:kern w:val="0"/>
+          <w:sz w:val="22"/>
+        </w:rPr>
+        <w:t>0</w:t>
+      </w:r>
+      <w:r>
+        <w:rPr>
+          <w:rFonts w:ascii="Tahoma" w:eastAsia="微软雅黑" w:hAnsi="Tahoma" w:hint="eastAsia"/>
+          <w:kern w:val="0"/>
+          <w:sz w:val="22"/>
+        </w:rPr>
+        <w:t>，动作元优先级</w:t>
+      </w:r>
+      <w:r>
+        <w:rPr>
+          <w:rFonts w:ascii="Tahoma" w:eastAsia="微软雅黑" w:hAnsi="Tahoma"/>
+          <w:kern w:val="0"/>
+          <w:sz w:val="22"/>
+        </w:rPr>
+        <w:t>31</w:t>
+      </w:r>
+      <w:r>
+        <w:rPr>
+          <w:rFonts w:ascii="Tahoma" w:eastAsia="微软雅黑" w:hAnsi="Tahoma" w:hint="eastAsia"/>
+          <w:kern w:val="0"/>
+          <w:sz w:val="22"/>
+        </w:rPr>
+        <w:t>。</w:t>
+      </w:r>
+    </w:p>
+    <w:p>
+      <w:pPr>
+        <w:widowControl/>
+        <w:jc w:val="center"/>
         <w:rPr>
           <w:rFonts w:ascii="宋体" w:eastAsia="宋体" w:hAnsi="宋体" w:cs="宋体" w:hint="eastAsia"/>
           <w:kern w:val="0"/>
@@ -6253,199 +6460,15 @@
           <w:szCs w:val="24"/>
         </w:rPr>
       </w:pPr>
-    </w:p>
-    <w:p>
-      <w:pPr>
-        <w:widowControl/>
-        <w:snapToGrid w:val="0"/>
-        <w:jc w:val="left"/>
-        <w:rPr>
-          <w:rFonts w:ascii="Tahoma" w:eastAsia="微软雅黑" w:hAnsi="Tahoma"/>
-          <w:kern w:val="0"/>
-          <w:sz w:val="22"/>
-        </w:rPr>
-      </w:pPr>
-      <w:r>
-        <w:rPr>
-          <w:rFonts w:ascii="Tahoma" w:eastAsia="微软雅黑" w:hAnsi="Tahoma" w:hint="eastAsia"/>
-          <w:kern w:val="0"/>
-          <w:sz w:val="22"/>
-        </w:rPr>
-        <w:t>这里，考虑到动作元之间存在优先级关系，红量子妹</w:t>
-      </w:r>
-      <w:r>
-        <w:rPr>
-          <w:rFonts w:ascii="Tahoma" w:eastAsia="微软雅黑" w:hAnsi="Tahoma" w:hint="eastAsia"/>
-          <w:kern w:val="0"/>
-          <w:sz w:val="22"/>
-        </w:rPr>
-        <w:t xml:space="preserve"> </w:t>
-      </w:r>
-      <w:r>
-        <w:rPr>
-          <w:rFonts w:ascii="Tahoma" w:eastAsia="微软雅黑" w:hAnsi="Tahoma" w:hint="eastAsia"/>
-          <w:kern w:val="0"/>
-          <w:sz w:val="22"/>
-        </w:rPr>
-        <w:t>的优先级</w:t>
-      </w:r>
-      <w:r>
-        <w:rPr>
-          <w:rFonts w:ascii="Tahoma" w:eastAsia="微软雅黑" w:hAnsi="Tahoma"/>
-          <w:kern w:val="0"/>
-          <w:sz w:val="22"/>
-        </w:rPr>
-        <w:t xml:space="preserve"> &gt; </w:t>
-      </w:r>
-      <w:r>
-        <w:rPr>
-          <w:rFonts w:ascii="Tahoma" w:eastAsia="微软雅黑" w:hAnsi="Tahoma" w:hint="eastAsia"/>
-          <w:kern w:val="0"/>
-          <w:sz w:val="22"/>
-        </w:rPr>
-        <w:t>量子妹</w:t>
-      </w:r>
-      <w:r>
-        <w:rPr>
-          <w:rFonts w:ascii="Tahoma" w:eastAsia="微软雅黑" w:hAnsi="Tahoma" w:hint="eastAsia"/>
-          <w:kern w:val="0"/>
-          <w:sz w:val="22"/>
-        </w:rPr>
-        <w:t xml:space="preserve"> </w:t>
-      </w:r>
-      <w:r>
-        <w:rPr>
-          <w:rFonts w:ascii="Tahoma" w:eastAsia="微软雅黑" w:hAnsi="Tahoma" w:hint="eastAsia"/>
-          <w:kern w:val="0"/>
-          <w:sz w:val="22"/>
-        </w:rPr>
-        <w:t>的优先级，</w:t>
-      </w:r>
-    </w:p>
-    <w:p>
-      <w:pPr>
-        <w:widowControl/>
-        <w:snapToGrid w:val="0"/>
-        <w:jc w:val="left"/>
-        <w:rPr>
-          <w:rFonts w:ascii="Tahoma" w:eastAsia="微软雅黑" w:hAnsi="Tahoma"/>
-          <w:kern w:val="0"/>
-          <w:sz w:val="22"/>
-        </w:rPr>
-      </w:pPr>
-      <w:r>
-        <w:rPr>
-          <w:rFonts w:ascii="Tahoma" w:eastAsia="微软雅黑" w:hAnsi="Tahoma" w:hint="eastAsia"/>
-          <w:kern w:val="0"/>
-          <w:sz w:val="22"/>
-        </w:rPr>
-        <w:t>所以红量子妹设置了</w:t>
-      </w:r>
-      <w:r>
-        <w:rPr>
-          <w:rFonts w:ascii="Tahoma" w:eastAsia="微软雅黑" w:hAnsi="Tahoma" w:hint="eastAsia"/>
-          <w:kern w:val="0"/>
-          <w:sz w:val="22"/>
-        </w:rPr>
-        <w:t xml:space="preserve"> </w:t>
-      </w:r>
-      <w:r>
-        <w:rPr>
-          <w:rFonts w:ascii="Tahoma" w:eastAsia="微软雅黑" w:hAnsi="Tahoma" w:hint="eastAsia"/>
-          <w:kern w:val="0"/>
-          <w:sz w:val="22"/>
-        </w:rPr>
-        <w:t>状态元</w:t>
-      </w:r>
-      <w:r>
-        <w:rPr>
-          <w:rFonts w:ascii="Tahoma" w:eastAsia="微软雅黑" w:hAnsi="Tahoma" w:hint="eastAsia"/>
-          <w:kern w:val="0"/>
-          <w:sz w:val="22"/>
-        </w:rPr>
-        <w:t>和状态节点</w:t>
-      </w:r>
-      <w:r>
-        <w:rPr>
-          <w:rFonts w:ascii="Tahoma" w:eastAsia="微软雅黑" w:hAnsi="Tahoma" w:hint="eastAsia"/>
-          <w:kern w:val="0"/>
-          <w:sz w:val="22"/>
-        </w:rPr>
-        <w:t xml:space="preserve"> </w:t>
-      </w:r>
-      <w:r>
-        <w:rPr>
-          <w:rFonts w:ascii="Tahoma" w:eastAsia="微软雅黑" w:hAnsi="Tahoma" w:hint="eastAsia"/>
-          <w:kern w:val="0"/>
-          <w:sz w:val="22"/>
-        </w:rPr>
-        <w:t>优先级</w:t>
-      </w:r>
-      <w:r>
-        <w:rPr>
-          <w:rFonts w:ascii="Tahoma" w:eastAsia="微软雅黑" w:hAnsi="Tahoma" w:hint="eastAsia"/>
-          <w:kern w:val="0"/>
-          <w:sz w:val="22"/>
-        </w:rPr>
-        <w:t>3</w:t>
-      </w:r>
-      <w:r>
-        <w:rPr>
-          <w:rFonts w:ascii="Tahoma" w:eastAsia="微软雅黑" w:hAnsi="Tahoma"/>
-          <w:kern w:val="0"/>
-          <w:sz w:val="22"/>
-        </w:rPr>
-        <w:t>0</w:t>
-      </w:r>
-      <w:r>
-        <w:rPr>
-          <w:rFonts w:ascii="Tahoma" w:eastAsia="微软雅黑" w:hAnsi="Tahoma" w:hint="eastAsia"/>
-          <w:kern w:val="0"/>
-          <w:sz w:val="22"/>
-        </w:rPr>
-        <w:t>，动作元优先级</w:t>
-      </w:r>
-      <w:r>
-        <w:rPr>
-          <w:rFonts w:ascii="Tahoma" w:eastAsia="微软雅黑" w:hAnsi="Tahoma"/>
-          <w:kern w:val="0"/>
-          <w:sz w:val="22"/>
-        </w:rPr>
-        <w:t>31</w:t>
-      </w:r>
-      <w:r>
-        <w:rPr>
-          <w:rFonts w:ascii="Tahoma" w:eastAsia="微软雅黑" w:hAnsi="Tahoma" w:hint="eastAsia"/>
-          <w:kern w:val="0"/>
-          <w:sz w:val="22"/>
-        </w:rPr>
-        <w:t>。</w:t>
-      </w:r>
-    </w:p>
-    <w:p>
-      <w:pPr>
-        <w:widowControl/>
-        <w:jc w:val="center"/>
-        <w:rPr>
-          <w:rFonts w:ascii="宋体" w:eastAsia="宋体" w:hAnsi="宋体" w:cs="宋体" w:hint="eastAsia"/>
-          <w:kern w:val="0"/>
-          <w:sz w:val="24"/>
-          <w:szCs w:val="24"/>
-        </w:rPr>
-      </w:pPr>
-      <w:r>
-        <w:rPr>
-          <w:rFonts w:ascii="宋体" w:eastAsia="宋体" w:hAnsi="宋体" w:cs="宋体"/>
+      <w:r>
+        <w:rPr>
           <w:noProof/>
-          <w:kern w:val="0"/>
-          <w:sz w:val="24"/>
-          <w:szCs w:val="24"/>
         </w:rPr>
         <w:drawing>
-          <wp:inline distT="0" distB="0" distL="0" distR="0" wp14:anchorId="7C75F90D" wp14:editId="48E72643">
-            <wp:extent cx="2853690" cy="1550187"/>
-            <wp:effectExtent l="19050" t="19050" r="22860" b="12065"/>
-            <wp:docPr id="15" name="图片 15"/>
+          <wp:inline distT="0" distB="0" distL="0" distR="0" wp14:anchorId="19CC0065" wp14:editId="33848550">
+            <wp:extent cx="3856216" cy="2097566"/>
+            <wp:effectExtent l="19050" t="19050" r="11430" b="17145"/>
+            <wp:docPr id="1048600083" name="图片 11"/>
             <wp:cNvGraphicFramePr>
               <a:graphicFrameLocks xmlns:a="http://schemas.openxmlformats.org/drawingml/2006/main" noChangeAspect="1"/>
             </wp:cNvGraphicFramePr>
@@ -6453,7 +6476,7 @@
               <a:graphicData uri="http://schemas.openxmlformats.org/drawingml/2006/picture">
                 <pic:pic xmlns:pic="http://schemas.openxmlformats.org/drawingml/2006/picture">
                   <pic:nvPicPr>
-                    <pic:cNvPr id="0" name="Picture 12"/>
+                    <pic:cNvPr id="0" name="Picture 23"/>
                     <pic:cNvPicPr>
                       <a:picLocks noChangeAspect="1" noChangeArrowheads="1"/>
                     </pic:cNvPicPr>
@@ -6474,13 +6497,13 @@
                   <pic:spPr bwMode="auto">
                     <a:xfrm>
                       <a:off x="0" y="0"/>
-                      <a:ext cx="2885203" cy="1567306"/>
+                      <a:ext cx="3862601" cy="2101039"/>
                     </a:xfrm>
                     <a:prstGeom prst="rect">
                       <a:avLst/>
                     </a:prstGeom>
                     <a:noFill/>
-                    <a:ln>
+                    <a:ln w="9525">
                       <a:solidFill>
                         <a:schemeClr val="tx1"/>
                       </a:solidFill>
@@ -6506,17 +6529,13 @@
       </w:pPr>
       <w:r>
         <w:rPr>
-          <w:rFonts w:ascii="宋体" w:eastAsia="宋体" w:hAnsi="宋体" w:cs="宋体"/>
           <w:noProof/>
-          <w:kern w:val="0"/>
-          <w:sz w:val="24"/>
-          <w:szCs w:val="24"/>
         </w:rPr>
         <w:drawing>
-          <wp:inline distT="0" distB="0" distL="0" distR="0" wp14:anchorId="2312433F" wp14:editId="242552B2">
-            <wp:extent cx="2853690" cy="1655663"/>
-            <wp:effectExtent l="19050" t="19050" r="22860" b="20955"/>
-            <wp:docPr id="18" name="图片 18"/>
+          <wp:inline distT="0" distB="0" distL="0" distR="0" wp14:anchorId="342F07CB" wp14:editId="74EAD6D5">
+            <wp:extent cx="3818462" cy="2215407"/>
+            <wp:effectExtent l="19050" t="19050" r="10795" b="13970"/>
+            <wp:docPr id="1048591121" name="图片 12"/>
             <wp:cNvGraphicFramePr>
               <a:graphicFrameLocks xmlns:a="http://schemas.openxmlformats.org/drawingml/2006/main" noChangeAspect="1"/>
             </wp:cNvGraphicFramePr>
@@ -6524,7 +6543,7 @@
               <a:graphicData uri="http://schemas.openxmlformats.org/drawingml/2006/picture">
                 <pic:pic xmlns:pic="http://schemas.openxmlformats.org/drawingml/2006/picture">
                   <pic:nvPicPr>
-                    <pic:cNvPr id="0" name="Picture 14"/>
+                    <pic:cNvPr id="0" name="Picture 25"/>
                     <pic:cNvPicPr>
                       <a:picLocks noChangeAspect="1" noChangeArrowheads="1"/>
                     </pic:cNvPicPr>
@@ -6545,13 +6564,13 @@
                   <pic:spPr bwMode="auto">
                     <a:xfrm>
                       <a:off x="0" y="0"/>
-                      <a:ext cx="2880135" cy="1671006"/>
+                      <a:ext cx="3825263" cy="2219353"/>
                     </a:xfrm>
                     <a:prstGeom prst="rect">
                       <a:avLst/>
                     </a:prstGeom>
                     <a:noFill/>
-                    <a:ln>
+                    <a:ln w="9525">
                       <a:solidFill>
                         <a:schemeClr val="tx1"/>
                       </a:solidFill>
@@ -6816,17 +6835,13 @@
       </w:pPr>
       <w:r>
         <w:rPr>
-          <w:rFonts w:ascii="宋体" w:eastAsia="宋体" w:hAnsi="宋体" w:cs="宋体"/>
           <w:noProof/>
-          <w:kern w:val="0"/>
-          <w:sz w:val="24"/>
-          <w:szCs w:val="24"/>
         </w:rPr>
         <w:drawing>
-          <wp:inline distT="0" distB="0" distL="0" distR="0" wp14:anchorId="61980956" wp14:editId="6C21DC25">
-            <wp:extent cx="2978486" cy="1068670"/>
+          <wp:inline distT="0" distB="0" distL="0" distR="0" wp14:anchorId="2F9E82E8" wp14:editId="28DA63F7">
+            <wp:extent cx="3091912" cy="1112229"/>
             <wp:effectExtent l="0" t="0" r="0" b="0"/>
-            <wp:docPr id="21" name="图片 21" descr="C:\Users\lenovo\AppData\Roaming\Tencent\Users\1355126171\QQ\WinTemp\RichOle\C_2YX0Q1I8%JYEVZ}Q4JSTA.png"/>
+            <wp:docPr id="988284696" name="图片 13"/>
             <wp:cNvGraphicFramePr>
               <a:graphicFrameLocks xmlns:a="http://schemas.openxmlformats.org/drawingml/2006/main" noChangeAspect="1"/>
             </wp:cNvGraphicFramePr>
@@ -6834,7 +6849,7 @@
               <a:graphicData uri="http://schemas.openxmlformats.org/drawingml/2006/picture">
                 <pic:pic xmlns:pic="http://schemas.openxmlformats.org/drawingml/2006/picture">
                   <pic:nvPicPr>
-                    <pic:cNvPr id="0" name="Picture 44" descr="C:\Users\lenovo\AppData\Roaming\Tencent\Users\1355126171\QQ\WinTemp\RichOle\C_2YX0Q1I8%JYEVZ}Q4JSTA.png"/>
+                    <pic:cNvPr id="0" name="Picture 27"/>
                     <pic:cNvPicPr>
                       <a:picLocks noChangeAspect="1" noChangeArrowheads="1"/>
                     </pic:cNvPicPr>
@@ -6855,7 +6870,7 @@
                   <pic:spPr bwMode="auto">
                     <a:xfrm>
                       <a:off x="0" y="0"/>
-                      <a:ext cx="3013751" cy="1081323"/>
+                      <a:ext cx="3104512" cy="1116761"/>
                     </a:xfrm>
                     <a:prstGeom prst="rect">
                       <a:avLst/>
@@ -6882,17 +6897,13 @@
       </w:r>
       <w:r>
         <w:rPr>
-          <w:rFonts w:ascii="宋体" w:eastAsia="宋体" w:hAnsi="宋体" w:cs="宋体"/>
           <w:noProof/>
-          <w:kern w:val="0"/>
-          <w:sz w:val="24"/>
-          <w:szCs w:val="24"/>
         </w:rPr>
         <w:drawing>
-          <wp:inline distT="0" distB="0" distL="0" distR="0" wp14:anchorId="62EAF5F4" wp14:editId="351887BA">
-            <wp:extent cx="1794510" cy="1059489"/>
-            <wp:effectExtent l="19050" t="19050" r="15240" b="26670"/>
-            <wp:docPr id="28" name="图片 28"/>
+          <wp:inline distT="0" distB="0" distL="0" distR="0" wp14:anchorId="3A636E57" wp14:editId="08A404FD">
+            <wp:extent cx="1782711" cy="1048396"/>
+            <wp:effectExtent l="19050" t="19050" r="27305" b="18415"/>
+            <wp:docPr id="510848378" name="图片 14"/>
             <wp:cNvGraphicFramePr>
               <a:graphicFrameLocks xmlns:a="http://schemas.openxmlformats.org/drawingml/2006/main" noChangeAspect="1"/>
             </wp:cNvGraphicFramePr>
@@ -6900,7 +6911,7 @@
               <a:graphicData uri="http://schemas.openxmlformats.org/drawingml/2006/picture">
                 <pic:pic xmlns:pic="http://schemas.openxmlformats.org/drawingml/2006/picture">
                   <pic:nvPicPr>
-                    <pic:cNvPr id="0" name="Picture 20"/>
+                    <pic:cNvPr id="0" name="Picture 29"/>
                     <pic:cNvPicPr>
                       <a:picLocks noChangeAspect="1" noChangeArrowheads="1"/>
                     </pic:cNvPicPr>
@@ -6921,13 +6932,13 @@
                   <pic:spPr bwMode="auto">
                     <a:xfrm>
                       <a:off x="0" y="0"/>
-                      <a:ext cx="1808474" cy="1067733"/>
+                      <a:ext cx="1786677" cy="1050728"/>
                     </a:xfrm>
                     <a:prstGeom prst="rect">
                       <a:avLst/>
                     </a:prstGeom>
                     <a:noFill/>
-                    <a:ln>
+                    <a:ln w="9525">
                       <a:solidFill>
                         <a:schemeClr val="tx1"/>
                       </a:solidFill>
@@ -7299,17 +7310,13 @@
       </w:pPr>
       <w:r>
         <w:rPr>
-          <w:rFonts w:ascii="宋体" w:eastAsia="宋体" w:hAnsi="宋体" w:cs="宋体"/>
           <w:noProof/>
-          <w:kern w:val="0"/>
-          <w:sz w:val="24"/>
-          <w:szCs w:val="24"/>
         </w:rPr>
         <w:drawing>
-          <wp:inline distT="0" distB="0" distL="0" distR="0" wp14:anchorId="6B862F3C" wp14:editId="6B4F87A4">
-            <wp:extent cx="3002280" cy="1886389"/>
-            <wp:effectExtent l="0" t="0" r="7620" b="0"/>
-            <wp:docPr id="22" name="图片 22" descr="C:\Users\lenovo\AppData\Roaming\Tencent\Users\1355126171\QQ\WinTemp\RichOle\)I]`OZ@Q8K)03XD`IIN}ZTB.png"/>
+          <wp:inline distT="0" distB="0" distL="0" distR="0" wp14:anchorId="7932D861" wp14:editId="24CF6D91">
+            <wp:extent cx="3424555" cy="2149621"/>
+            <wp:effectExtent l="0" t="0" r="4445" b="3175"/>
+            <wp:docPr id="1281449697" name="图片 15"/>
             <wp:cNvGraphicFramePr>
               <a:graphicFrameLocks xmlns:a="http://schemas.openxmlformats.org/drawingml/2006/main" noChangeAspect="1"/>
             </wp:cNvGraphicFramePr>
@@ -7317,7 +7324,7 @@
               <a:graphicData uri="http://schemas.openxmlformats.org/drawingml/2006/picture">
                 <pic:pic xmlns:pic="http://schemas.openxmlformats.org/drawingml/2006/picture">
                   <pic:nvPicPr>
-                    <pic:cNvPr id="0" name="Picture 46" descr="C:\Users\lenovo\AppData\Roaming\Tencent\Users\1355126171\QQ\WinTemp\RichOle\)I]`OZ@Q8K)03XD`IIN}ZTB.png"/>
+                    <pic:cNvPr id="0" name="Picture 31"/>
                     <pic:cNvPicPr>
                       <a:picLocks noChangeAspect="1" noChangeArrowheads="1"/>
                     </pic:cNvPicPr>
@@ -7338,7 +7345,7 @@
                   <pic:spPr bwMode="auto">
                     <a:xfrm>
                       <a:off x="0" y="0"/>
-                      <a:ext cx="3028534" cy="1902885"/>
+                      <a:ext cx="3433311" cy="2155117"/>
                     </a:xfrm>
                     <a:prstGeom prst="rect">
                       <a:avLst/>
@@ -7447,23 +7454,7 @@
           <w:kern w:val="0"/>
           <w:sz w:val="22"/>
         </w:rPr>
-        <w:t>状态</w:t>
-      </w:r>
-      <w:r>
-        <w:rPr>
-          <w:rFonts w:ascii="Tahoma" w:eastAsia="微软雅黑" w:hAnsi="Tahoma" w:hint="eastAsia"/>
-          <w:kern w:val="0"/>
-          <w:sz w:val="22"/>
-        </w:rPr>
-        <w:t>节点</w:t>
-      </w:r>
-      <w:r>
-        <w:rPr>
-          <w:rFonts w:ascii="Tahoma" w:eastAsia="微软雅黑" w:hAnsi="Tahoma" w:hint="eastAsia"/>
-          <w:kern w:val="0"/>
-          <w:sz w:val="22"/>
-        </w:rPr>
-        <w:t>、前视图播放动作、背景图</w:t>
+        <w:t>状态、前视图播放动作、背景图</w:t>
       </w:r>
       <w:r>
         <w:rPr>
@@ -7479,23 +7470,7 @@
           <w:kern w:val="0"/>
           <w:sz w:val="22"/>
         </w:rPr>
-        <w:t>状态</w:t>
-      </w:r>
-      <w:r>
-        <w:rPr>
-          <w:rFonts w:ascii="Tahoma" w:eastAsia="微软雅黑" w:hAnsi="Tahoma" w:hint="eastAsia"/>
-          <w:kern w:val="0"/>
-          <w:sz w:val="22"/>
-        </w:rPr>
-        <w:t>节点</w:t>
-      </w:r>
-      <w:r>
-        <w:rPr>
-          <w:rFonts w:ascii="Tahoma" w:eastAsia="微软雅黑" w:hAnsi="Tahoma" w:hint="eastAsia"/>
-          <w:kern w:val="0"/>
-          <w:sz w:val="22"/>
-        </w:rPr>
-        <w:t>、背景图播放动作。</w:t>
+        <w:t>状态、背景图播放动作。</w:t>
       </w:r>
     </w:p>
     <w:p>
@@ -7530,15 +7505,50 @@
           <w:kern w:val="0"/>
           <w:sz w:val="22"/>
         </w:rPr>
+        <w:t>元</w:t>
+      </w:r>
+      <w:r>
+        <w:rPr>
+          <w:rFonts w:ascii="Tahoma" w:eastAsia="微软雅黑" w:hAnsi="Tahoma" w:hint="eastAsia"/>
+          <w:kern w:val="0"/>
+          <w:sz w:val="22"/>
+        </w:rPr>
         <w:t>可以同时开启；</w:t>
       </w:r>
-      <w:r>
-        <w:rPr>
-          <w:rFonts w:ascii="Tahoma" w:eastAsia="微软雅黑" w:hAnsi="Tahoma" w:hint="eastAsia"/>
-          <w:kern w:val="0"/>
-          <w:sz w:val="22"/>
-        </w:rPr>
-        <w:t>同开后，会先播放动作，然后</w:t>
+    </w:p>
+    <w:p>
+      <w:pPr>
+        <w:widowControl/>
+        <w:snapToGrid w:val="0"/>
+        <w:rPr>
+          <w:rFonts w:ascii="Tahoma" w:eastAsia="微软雅黑" w:hAnsi="Tahoma"/>
+          <w:kern w:val="0"/>
+          <w:sz w:val="22"/>
+        </w:rPr>
+      </w:pPr>
+      <w:r>
+        <w:rPr>
+          <w:rFonts w:ascii="Tahoma" w:eastAsia="微软雅黑" w:hAnsi="Tahoma" w:hint="eastAsia"/>
+          <w:kern w:val="0"/>
+          <w:sz w:val="22"/>
+        </w:rPr>
+        <w:t>同开后，会先播放动作</w:t>
+      </w:r>
+      <w:r>
+        <w:rPr>
+          <w:rFonts w:ascii="Tahoma" w:eastAsia="微软雅黑" w:hAnsi="Tahoma" w:hint="eastAsia"/>
+          <w:kern w:val="0"/>
+          <w:sz w:val="22"/>
+        </w:rPr>
+        <w:t>元</w:t>
+      </w:r>
+      <w:r>
+        <w:rPr>
+          <w:rFonts w:ascii="Tahoma" w:eastAsia="微软雅黑" w:hAnsi="Tahoma" w:hint="eastAsia"/>
+          <w:kern w:val="0"/>
+          <w:sz w:val="22"/>
+        </w:rPr>
+        <w:t>，然后</w:t>
       </w:r>
       <w:r>
         <w:rPr>
@@ -7586,17 +7596,13 @@
       </w:pPr>
       <w:r>
         <w:rPr>
-          <w:rFonts w:ascii="宋体" w:eastAsia="宋体" w:hAnsi="宋体" w:cs="宋体"/>
           <w:noProof/>
-          <w:kern w:val="0"/>
-          <w:sz w:val="24"/>
-          <w:szCs w:val="24"/>
         </w:rPr>
         <w:drawing>
-          <wp:inline distT="0" distB="0" distL="0" distR="0" wp14:anchorId="59F3AD5F" wp14:editId="7128A741">
-            <wp:extent cx="3467100" cy="1841692"/>
-            <wp:effectExtent l="0" t="0" r="0" b="6350"/>
-            <wp:docPr id="31" name="图片 31"/>
+          <wp:inline distT="0" distB="0" distL="0" distR="0" wp14:anchorId="0B7D8FA7" wp14:editId="782B4CA3">
+            <wp:extent cx="3142616" cy="1673817"/>
+            <wp:effectExtent l="0" t="0" r="635" b="3175"/>
+            <wp:docPr id="538448974" name="图片 16"/>
             <wp:cNvGraphicFramePr>
               <a:graphicFrameLocks xmlns:a="http://schemas.openxmlformats.org/drawingml/2006/main" noChangeAspect="1"/>
             </wp:cNvGraphicFramePr>
@@ -7604,7 +7610,7 @@
               <a:graphicData uri="http://schemas.openxmlformats.org/drawingml/2006/picture">
                 <pic:pic xmlns:pic="http://schemas.openxmlformats.org/drawingml/2006/picture">
                   <pic:nvPicPr>
-                    <pic:cNvPr id="0" name="Picture 14"/>
+                    <pic:cNvPr id="0" name="Picture 33"/>
                     <pic:cNvPicPr>
                       <a:picLocks noChangeAspect="1" noChangeArrowheads="1"/>
                     </pic:cNvPicPr>
@@ -7625,7 +7631,7 @@
                   <pic:spPr bwMode="auto">
                     <a:xfrm>
                       <a:off x="0" y="0"/>
-                      <a:ext cx="3491653" cy="1854734"/>
+                      <a:ext cx="3147199" cy="1676258"/>
                     </a:xfrm>
                     <a:prstGeom prst="rect">
                       <a:avLst/>
@@ -7669,7 +7675,6 @@
           <w:sz w:val="22"/>
           <w:szCs w:val="22"/>
         </w:rPr>
-        <w:lastRenderedPageBreak/>
         <w:t>7.</w:t>
       </w:r>
       <w:r>
@@ -7758,7 +7763,17 @@
           <w:kern w:val="0"/>
           <w:sz w:val="22"/>
         </w:rPr>
-        <w:t>不是等宽高的</w:t>
+        <w:t>不是宽高</w:t>
+      </w:r>
+      <w:r>
+        <w:rPr>
+          <w:rFonts w:ascii="Tahoma" w:eastAsia="微软雅黑" w:hAnsi="Tahoma" w:hint="eastAsia"/>
+          <w:b/>
+          <w:bCs/>
+          <w:kern w:val="0"/>
+          <w:sz w:val="22"/>
+        </w:rPr>
+        <w:t>一致</w:t>
       </w:r>
       <w:r>
         <w:rPr>
@@ -7898,17 +7913,13 @@
       </w:pPr>
       <w:r>
         <w:rPr>
-          <w:rFonts w:ascii="宋体" w:eastAsia="宋体" w:hAnsi="宋体" w:cs="宋体"/>
           <w:noProof/>
-          <w:kern w:val="0"/>
-          <w:sz w:val="24"/>
-          <w:szCs w:val="24"/>
         </w:rPr>
         <w:drawing>
-          <wp:inline distT="0" distB="0" distL="0" distR="0" wp14:anchorId="0B4C0295" wp14:editId="46D50AD3">
-            <wp:extent cx="2751166" cy="2506980"/>
-            <wp:effectExtent l="0" t="0" r="0" b="7620"/>
-            <wp:docPr id="24" name="图片 24" descr="C:\Users\lenovo\AppData\Roaming\Tencent\Users\1355126171\QQ\WinTemp\RichOle\E$1O095JCGT]E8N@[4PDGWW.png"/>
+          <wp:inline distT="0" distB="0" distL="0" distR="0" wp14:anchorId="14F6D857" wp14:editId="1D2A2AD5">
+            <wp:extent cx="2976694" cy="2704508"/>
+            <wp:effectExtent l="0" t="0" r="0" b="635"/>
+            <wp:docPr id="776803009" name="图片 17"/>
             <wp:cNvGraphicFramePr>
               <a:graphicFrameLocks xmlns:a="http://schemas.openxmlformats.org/drawingml/2006/main" noChangeAspect="1"/>
             </wp:cNvGraphicFramePr>
@@ -7916,13 +7927,13 @@
               <a:graphicData uri="http://schemas.openxmlformats.org/drawingml/2006/picture">
                 <pic:pic xmlns:pic="http://schemas.openxmlformats.org/drawingml/2006/picture">
                   <pic:nvPicPr>
-                    <pic:cNvPr id="0" name="Picture 50" descr="C:\Users\lenovo\AppData\Roaming\Tencent\Users\1355126171\QQ\WinTemp\RichOle\E$1O095JCGT]E8N@[4PDGWW.png"/>
+                    <pic:cNvPr id="0" name="Picture 35"/>
                     <pic:cNvPicPr>
                       <a:picLocks noChangeAspect="1" noChangeArrowheads="1"/>
                     </pic:cNvPicPr>
                   </pic:nvPicPr>
                   <pic:blipFill>
-                    <a:blip r:embed="rId30" cstate="print">
+                    <a:blip r:embed="rId30">
                       <a:extLst>
                         <a:ext uri="{28A0092B-C50C-407E-A947-70E740481C1C}">
                           <a14:useLocalDpi xmlns:a14="http://schemas.microsoft.com/office/drawing/2010/main" val="0"/>
@@ -7937,7 +7948,7 @@
                   <pic:spPr bwMode="auto">
                     <a:xfrm>
                       <a:off x="0" y="0"/>
-                      <a:ext cx="2765338" cy="2519894"/>
+                      <a:ext cx="2982812" cy="2710067"/>
                     </a:xfrm>
                     <a:prstGeom prst="rect">
                       <a:avLst/>
@@ -7964,17 +7975,13 @@
       </w:r>
       <w:r>
         <w:rPr>
-          <w:rFonts w:ascii="宋体" w:eastAsia="宋体" w:hAnsi="宋体" w:cs="宋体"/>
           <w:noProof/>
-          <w:kern w:val="0"/>
-          <w:sz w:val="24"/>
-          <w:szCs w:val="24"/>
         </w:rPr>
         <w:drawing>
-          <wp:inline distT="0" distB="0" distL="0" distR="0" wp14:anchorId="1AE83BD2" wp14:editId="017EA671">
-            <wp:extent cx="1772920" cy="2463296"/>
-            <wp:effectExtent l="19050" t="19050" r="17780" b="13335"/>
-            <wp:docPr id="29" name="图片 29"/>
+          <wp:inline distT="0" distB="0" distL="0" distR="0" wp14:anchorId="0B9FFFB6" wp14:editId="55B13D86">
+            <wp:extent cx="1937288" cy="2685658"/>
+            <wp:effectExtent l="0" t="0" r="6350" b="635"/>
+            <wp:docPr id="1214026806" name="图片 18"/>
             <wp:cNvGraphicFramePr>
               <a:graphicFrameLocks xmlns:a="http://schemas.openxmlformats.org/drawingml/2006/main" noChangeAspect="1"/>
             </wp:cNvGraphicFramePr>
@@ -7982,7 +7989,7 @@
               <a:graphicData uri="http://schemas.openxmlformats.org/drawingml/2006/picture">
                 <pic:pic xmlns:pic="http://schemas.openxmlformats.org/drawingml/2006/picture">
                   <pic:nvPicPr>
-                    <pic:cNvPr id="0" name="Picture 22"/>
+                    <pic:cNvPr id="0" name="Picture 37"/>
                     <pic:cNvPicPr>
                       <a:picLocks noChangeAspect="1" noChangeArrowheads="1"/>
                     </pic:cNvPicPr>
@@ -8003,16 +8010,14 @@
                   <pic:spPr bwMode="auto">
                     <a:xfrm>
                       <a:off x="0" y="0"/>
-                      <a:ext cx="1796539" cy="2496112"/>
+                      <a:ext cx="1947127" cy="2699297"/>
                     </a:xfrm>
                     <a:prstGeom prst="rect">
                       <a:avLst/>
                     </a:prstGeom>
                     <a:noFill/>
                     <a:ln>
-                      <a:solidFill>
-                        <a:schemeClr val="tx1"/>
-                      </a:solidFill>
+                      <a:noFill/>
                     </a:ln>
                   </pic:spPr>
                 </pic:pic>
@@ -8096,7 +8101,7 @@
           <w:kern w:val="0"/>
           <w:sz w:val="22"/>
         </w:rPr>
-        <w:t>前视图背景图是直接对</w:t>
+        <w:t>前视图背景图直接对</w:t>
       </w:r>
       <w:r>
         <w:rPr>
@@ -8128,7 +8133,7 @@
           <w:kern w:val="0"/>
           <w:sz w:val="22"/>
         </w:rPr>
-        <w:t>进行设定的，不</w:t>
+        <w:t>进行设定，不</w:t>
       </w:r>
       <w:r>
         <w:rPr>
@@ -8166,7 +8171,6 @@
     <w:p>
       <w:pPr>
         <w:widowControl/>
-        <w:snapToGrid w:val="0"/>
         <w:jc w:val="center"/>
         <w:rPr>
           <w:rFonts w:ascii="Tahoma" w:eastAsia="微软雅黑" w:hAnsi="Tahoma"/>
@@ -8176,17 +8180,13 @@
       </w:pPr>
       <w:r>
         <w:rPr>
-          <w:rFonts w:ascii="宋体" w:eastAsia="宋体" w:hAnsi="宋体" w:cs="宋体"/>
           <w:noProof/>
-          <w:kern w:val="0"/>
-          <w:sz w:val="24"/>
-          <w:szCs w:val="24"/>
         </w:rPr>
         <w:drawing>
-          <wp:inline distT="0" distB="0" distL="0" distR="0" wp14:anchorId="66A137DA" wp14:editId="51E8A306">
-            <wp:extent cx="3300971" cy="2162175"/>
-            <wp:effectExtent l="0" t="0" r="0" b="0"/>
-            <wp:docPr id="25" name="图片 25" descr="C:\Users\lenovo\AppData\Roaming\Tencent\Users\1355126171\QQ\WinTemp\RichOle\($`42DCP$I62V(SJO$8~R{A.png"/>
+          <wp:inline distT="0" distB="0" distL="0" distR="0" wp14:anchorId="4062ED84" wp14:editId="4D6A8725">
+            <wp:extent cx="3672980" cy="2404485"/>
+            <wp:effectExtent l="0" t="0" r="3810" b="0"/>
+            <wp:docPr id="167214147" name="图片 19"/>
             <wp:cNvGraphicFramePr>
               <a:graphicFrameLocks xmlns:a="http://schemas.openxmlformats.org/drawingml/2006/main" noChangeAspect="1"/>
             </wp:cNvGraphicFramePr>
@@ -8194,7 +8194,7 @@
               <a:graphicData uri="http://schemas.openxmlformats.org/drawingml/2006/picture">
                 <pic:pic xmlns:pic="http://schemas.openxmlformats.org/drawingml/2006/picture">
                   <pic:nvPicPr>
-                    <pic:cNvPr id="0" name="Picture 52" descr="C:\Users\lenovo\AppData\Roaming\Tencent\Users\1355126171\QQ\WinTemp\RichOle\($`42DCP$I62V(SJO$8~R{A.png"/>
+                    <pic:cNvPr id="0" name="Picture 39"/>
                     <pic:cNvPicPr>
                       <a:picLocks noChangeAspect="1" noChangeArrowheads="1"/>
                     </pic:cNvPicPr>
@@ -8215,7 +8215,7 @@
                   <pic:spPr bwMode="auto">
                     <a:xfrm>
                       <a:off x="0" y="0"/>
-                      <a:ext cx="3320554" cy="2175002"/>
+                      <a:ext cx="3676335" cy="2406681"/>
                     </a:xfrm>
                     <a:prstGeom prst="rect">
                       <a:avLst/>
@@ -8316,7 +8316,23 @@
           <w:kern w:val="0"/>
           <w:sz w:val="22"/>
         </w:rPr>
-        <w:t>修改。</w:t>
+        <w:t>修改</w:t>
+      </w:r>
+      <w:r>
+        <w:rPr>
+          <w:rFonts w:ascii="Tahoma" w:eastAsia="微软雅黑" w:hAnsi="Tahoma" w:hint="eastAsia"/>
+          <w:kern w:val="0"/>
+          <w:sz w:val="22"/>
+        </w:rPr>
+        <w:t>来保持一致</w:t>
+      </w:r>
+      <w:r>
+        <w:rPr>
+          <w:rFonts w:ascii="Tahoma" w:eastAsia="微软雅黑" w:hAnsi="Tahoma" w:hint="eastAsia"/>
+          <w:kern w:val="0"/>
+          <w:sz w:val="22"/>
+        </w:rPr>
+        <w:t>。</w:t>
       </w:r>
     </w:p>
     <w:p>
@@ -8350,7 +8366,19 @@
           <w:rFonts w:hint="eastAsia"/>
         </w:rPr>
         <w:lastRenderedPageBreak/>
+        <w:t xml:space="preserve">===战斗UI - </w:t>
+      </w:r>
+      <w:r>
+        <w:rPr>
+          <w:rFonts w:hint="eastAsia"/>
+        </w:rPr>
         <w:t>常见问题（FAQ）</w:t>
+      </w:r>
+      <w:r>
+        <w:rPr>
+          <w:rFonts w:hint="eastAsia"/>
+        </w:rPr>
+        <w:t>===</w:t>
       </w:r>
     </w:p>
     <w:p>

--- a/插件详细手册/5.战斗UI/关于高级角色肖像.docx
+++ b/插件详细手册/5.战斗UI/关于高级角色肖像.docx
@@ -1178,31 +1178,15 @@
           <w:kern w:val="0"/>
           <w:sz w:val="22"/>
         </w:rPr>
-        <w:t>你可以配置动画序列，并且让</w:t>
-      </w:r>
-      <w:r>
-        <w:rPr>
-          <w:rFonts w:ascii="Tahoma" w:eastAsia="微软雅黑" w:hAnsi="Tahoma" w:hint="eastAsia"/>
-          <w:kern w:val="0"/>
-          <w:sz w:val="22"/>
-        </w:rPr>
-        <w:t xml:space="preserve"> </w:t>
-      </w:r>
-      <w:r>
-        <w:rPr>
-          <w:rFonts w:ascii="Tahoma" w:eastAsia="微软雅黑" w:hAnsi="Tahoma" w:hint="eastAsia"/>
-          <w:kern w:val="0"/>
-          <w:sz w:val="22"/>
-        </w:rPr>
-        <w:t>高级角色肖像</w:t>
-      </w:r>
-      <w:r>
-        <w:rPr>
-          <w:rFonts w:ascii="Tahoma" w:eastAsia="微软雅黑" w:hAnsi="Tahoma" w:hint="eastAsia"/>
-          <w:kern w:val="0"/>
-          <w:sz w:val="22"/>
-        </w:rPr>
-        <w:t xml:space="preserve"> </w:t>
+        <w:t>你可以配置动画序列，</w:t>
+      </w:r>
+      <w:r>
+        <w:rPr>
+          <w:rFonts w:ascii="Tahoma" w:eastAsia="微软雅黑" w:hAnsi="Tahoma" w:hint="eastAsia"/>
+          <w:kern w:val="0"/>
+          <w:sz w:val="22"/>
+        </w:rPr>
+        <w:t>通过</w:t>
       </w:r>
       <w:r>
         <w:rPr>
@@ -1211,6 +1195,30 @@
           <w:sz w:val="22"/>
         </w:rPr>
         <w:t>播放复杂的动画图像</w:t>
+      </w:r>
+      <w:r>
+        <w:rPr>
+          <w:rFonts w:ascii="Tahoma" w:eastAsia="微软雅黑" w:hAnsi="Tahoma" w:hint="eastAsia"/>
+          <w:kern w:val="0"/>
+          <w:sz w:val="22"/>
+        </w:rPr>
+        <w:t>，实现</w:t>
+      </w:r>
+      <w:r>
+        <w:rPr>
+          <w:rFonts w:ascii="Tahoma" w:eastAsia="微软雅黑" w:hAnsi="Tahoma" w:hint="eastAsia"/>
+          <w:kern w:val="0"/>
+          <w:sz w:val="22"/>
+        </w:rPr>
+        <w:t>角色肖像</w:t>
+      </w:r>
+      <w:r>
+        <w:rPr>
+          <w:rFonts w:ascii="Tahoma" w:eastAsia="微软雅黑" w:hAnsi="Tahoma" w:hint="eastAsia"/>
+          <w:kern w:val="0"/>
+          <w:sz w:val="22"/>
+        </w:rPr>
+        <w:t>的切换</w:t>
       </w:r>
       <w:r>
         <w:rPr>
@@ -1372,7 +1380,7 @@
           <w:kern w:val="0"/>
           <w:sz w:val="22"/>
         </w:rPr>
-        <w:t>高级角色插件的</w:t>
+        <w:t>插件的</w:t>
       </w:r>
       <w:r>
         <w:rPr>
@@ -1414,7 +1422,7 @@
           <v:shape id="_x0000_i1025" type="#_x0000_t75" style="width:525pt;height:92.4pt" o:ole="">
             <v:imagedata r:id="rId10" o:title=""/>
           </v:shape>
-          <o:OLEObject Type="Embed" ProgID="Visio.Drawing.15" ShapeID="_x0000_i1025" DrawAspect="Content" ObjectID="_1821591604" r:id="rId11"/>
+          <o:OLEObject Type="Embed" ProgID="Visio.Drawing.15" ShapeID="_x0000_i1025" DrawAspect="Content" ObjectID="_1826532931" r:id="rId11"/>
         </w:object>
       </w:r>
     </w:p>
@@ -1622,15 +1630,39 @@
           <w:kern w:val="0"/>
           <w:sz w:val="22"/>
         </w:rPr>
-        <w:t>的，通过事件很难捕获到</w:t>
-      </w:r>
-      <w:r>
-        <w:rPr>
-          <w:rFonts w:ascii="Tahoma" w:eastAsia="微软雅黑" w:hAnsi="Tahoma" w:hint="eastAsia"/>
-          <w:kern w:val="0"/>
-          <w:sz w:val="22"/>
-        </w:rPr>
-        <w:t>，直接调取就简单许多</w:t>
+        <w:t>的，通过事件很难</w:t>
+      </w:r>
+      <w:r>
+        <w:rPr>
+          <w:rFonts w:ascii="Tahoma" w:eastAsia="微软雅黑" w:hAnsi="Tahoma" w:hint="eastAsia"/>
+          <w:kern w:val="0"/>
+          <w:sz w:val="22"/>
+        </w:rPr>
+        <w:t>设置</w:t>
+      </w:r>
+      <w:r>
+        <w:rPr>
+          <w:rFonts w:ascii="Tahoma" w:eastAsia="微软雅黑" w:hAnsi="Tahoma" w:hint="eastAsia"/>
+          <w:kern w:val="0"/>
+          <w:sz w:val="22"/>
+        </w:rPr>
+        <w:t>，</w:t>
+      </w:r>
+      <w:r>
+        <w:rPr>
+          <w:rFonts w:ascii="Tahoma" w:eastAsia="微软雅黑" w:hAnsi="Tahoma" w:hint="eastAsia"/>
+          <w:kern w:val="0"/>
+          <w:sz w:val="22"/>
+        </w:rPr>
+        <w:t>插件</w:t>
+      </w:r>
+      <w:r>
+        <w:rPr>
+          <w:rFonts w:ascii="Tahoma" w:eastAsia="微软雅黑" w:hAnsi="Tahoma" w:hint="eastAsia"/>
+          <w:kern w:val="0"/>
+          <w:sz w:val="22"/>
+        </w:rPr>
+        <w:t>直接调取就简单许多</w:t>
       </w:r>
       <w:r>
         <w:rPr>
@@ -1659,10 +1691,10 @@
       </w:pPr>
       <w:r>
         <w:object w:dxaOrig="13116" w:dyaOrig="4849" w14:anchorId="04AC64EC">
-          <v:shape id="_x0000_i1026" type="#_x0000_t75" style="width:415.2pt;height:153.6pt" o:ole="">
+          <v:shape id="_x0000_i1026" type="#_x0000_t75" style="width:414.6pt;height:153.6pt" o:ole="">
             <v:imagedata r:id="rId12" o:title=""/>
           </v:shape>
-          <o:OLEObject Type="Embed" ProgID="Visio.Drawing.15" ShapeID="_x0000_i1026" DrawAspect="Content" ObjectID="_1821591605" r:id="rId13"/>
+          <o:OLEObject Type="Embed" ProgID="Visio.Drawing.15" ShapeID="_x0000_i1026" DrawAspect="Content" ObjectID="_1826532932" r:id="rId13"/>
         </w:object>
       </w:r>
     </w:p>
@@ -1879,7 +1911,6 @@
     <w:p>
       <w:pPr>
         <w:widowControl/>
-        <w:snapToGrid w:val="0"/>
         <w:jc w:val="center"/>
         <w:rPr>
           <w:rFonts w:ascii="Tahoma" w:eastAsia="微软雅黑" w:hAnsi="Tahoma"/>
@@ -1941,17 +1972,60 @@
         </w:drawing>
       </w:r>
     </w:p>
-    <w:p>
-      <w:pPr>
-        <w:widowControl/>
-        <w:snapToGrid w:val="0"/>
-        <w:rPr>
-          <w:rFonts w:ascii="Tahoma" w:eastAsia="微软雅黑" w:hAnsi="Tahoma"/>
-          <w:kern w:val="0"/>
-          <w:sz w:val="22"/>
-        </w:rPr>
-      </w:pPr>
-    </w:p>
+    <w:tbl>
+      <w:tblPr>
+        <w:tblStyle w:val="af"/>
+        <w:tblW w:w="0" w:type="auto"/>
+        <w:shd w:val="clear" w:color="auto" w:fill="DEEAF6" w:themeFill="accent1" w:themeFillTint="33"/>
+        <w:tblLook w:val="04A0" w:firstRow="1" w:lastRow="0" w:firstColumn="1" w:lastColumn="0" w:noHBand="0" w:noVBand="1"/>
+      </w:tblPr>
+      <w:tblGrid>
+        <w:gridCol w:w="8522"/>
+      </w:tblGrid>
+      <w:tr>
+        <w:tc>
+          <w:tcPr>
+            <w:tcW w:w="8522" w:type="dxa"/>
+            <w:shd w:val="clear" w:color="auto" w:fill="DEEAF6" w:themeFill="accent1" w:themeFillTint="33"/>
+          </w:tcPr>
+          <w:p>
+            <w:pPr>
+              <w:widowControl/>
+              <w:jc w:val="left"/>
+              <w:rPr>
+                <w:rFonts w:ascii="Tahoma" w:eastAsia="微软雅黑" w:hAnsi="Tahoma"/>
+                <w:kern w:val="0"/>
+                <w:sz w:val="22"/>
+              </w:rPr>
+            </w:pPr>
+            <w:r>
+              <w:rPr>
+                <w:rFonts w:ascii="Tahoma" w:eastAsia="微软雅黑" w:hAnsi="Tahoma" w:hint="eastAsia"/>
+                <w:kern w:val="0"/>
+                <w:sz w:val="22"/>
+              </w:rPr>
+              <w:t>动画序列不一定非要是角色立绘，也可以是环绕的魔法特效等</w:t>
+            </w:r>
+            <w:r>
+              <w:rPr>
+                <w:rFonts w:ascii="Tahoma" w:eastAsia="微软雅黑" w:hAnsi="Tahoma" w:hint="eastAsia"/>
+                <w:kern w:val="0"/>
+                <w:sz w:val="22"/>
+              </w:rPr>
+              <w:t>GIF</w:t>
+            </w:r>
+            <w:r>
+              <w:rPr>
+                <w:rFonts w:ascii="Tahoma" w:eastAsia="微软雅黑" w:hAnsi="Tahoma" w:hint="eastAsia"/>
+                <w:kern w:val="0"/>
+                <w:sz w:val="22"/>
+              </w:rPr>
+              <w:t>。</w:t>
+            </w:r>
+          </w:p>
+        </w:tc>
+      </w:tr>
+    </w:tbl>
     <w:p>
       <w:pPr>
         <w:widowControl/>
@@ -1959,46 +2033,46 @@
         <w:jc w:val="left"/>
         <w:rPr>
           <w:rFonts w:ascii="Tahoma" w:eastAsia="微软雅黑" w:hAnsi="Tahoma"/>
-          <w:color w:val="0070C0"/>
-          <w:kern w:val="0"/>
-          <w:sz w:val="22"/>
-        </w:rPr>
-      </w:pPr>
-      <w:r>
-        <w:rPr>
-          <w:rFonts w:ascii="Tahoma" w:eastAsia="微软雅黑" w:hAnsi="Tahoma" w:hint="eastAsia"/>
-          <w:color w:val="0070C0"/>
-          <w:kern w:val="0"/>
-          <w:sz w:val="22"/>
-        </w:rPr>
-        <w:t>动画序列</w:t>
-      </w:r>
-      <w:r>
-        <w:rPr>
-          <w:rFonts w:ascii="Tahoma" w:eastAsia="微软雅黑" w:hAnsi="Tahoma" w:hint="eastAsia"/>
-          <w:color w:val="0070C0"/>
-          <w:kern w:val="0"/>
-          <w:sz w:val="22"/>
-        </w:rPr>
-        <w:t>不一定非要是角色立绘，也可以是环绕的魔法特效等</w:t>
-      </w:r>
-      <w:r>
-        <w:rPr>
-          <w:rFonts w:ascii="Tahoma" w:eastAsia="微软雅黑" w:hAnsi="Tahoma" w:hint="eastAsia"/>
-          <w:color w:val="0070C0"/>
-          <w:kern w:val="0"/>
-          <w:sz w:val="22"/>
-        </w:rPr>
-        <w:t>GIF</w:t>
-      </w:r>
-      <w:r>
-        <w:rPr>
-          <w:rFonts w:ascii="Tahoma" w:eastAsia="微软雅黑" w:hAnsi="Tahoma" w:hint="eastAsia"/>
-          <w:color w:val="0070C0"/>
-          <w:kern w:val="0"/>
-          <w:sz w:val="22"/>
-        </w:rPr>
-        <w:t>。</w:t>
+          <w:kern w:val="0"/>
+          <w:sz w:val="22"/>
+        </w:rPr>
+      </w:pPr>
+    </w:p>
+    <w:p>
+      <w:pPr>
+        <w:widowControl/>
+        <w:jc w:val="left"/>
+        <w:rPr>
+          <w:rFonts w:ascii="Tahoma" w:eastAsia="微软雅黑" w:hAnsi="Tahoma"/>
+          <w:kern w:val="0"/>
+          <w:sz w:val="22"/>
+        </w:rPr>
+      </w:pPr>
+      <w:r>
+        <w:rPr>
+          <w:rFonts w:ascii="Tahoma" w:eastAsia="微软雅黑" w:hAnsi="Tahoma"/>
+          <w:kern w:val="0"/>
+          <w:sz w:val="22"/>
+        </w:rPr>
+        <w:br w:type="page"/>
+      </w:r>
+    </w:p>
+    <w:p>
+      <w:pPr>
+        <w:pStyle w:val="3"/>
+        <w:spacing w:before="240" w:after="120" w:line="415" w:lineRule="auto"/>
+        <w:rPr>
+          <w:rFonts w:hint="eastAsia"/>
+          <w:sz w:val="28"/>
+        </w:rPr>
+      </w:pPr>
+      <w:r>
+        <w:rPr>
+          <w:rFonts w:hint="eastAsia"/>
+          <w:sz w:val="28"/>
+        </w:rPr>
+        <w:lastRenderedPageBreak/>
+        <w:t>常规属性</w:t>
       </w:r>
     </w:p>
     <w:p>
@@ -2012,6 +2086,858 @@
           <w:sz w:val="22"/>
         </w:rPr>
       </w:pPr>
+      <w:r>
+        <w:rPr>
+          <w:rFonts w:ascii="Tahoma" w:eastAsia="微软雅黑" w:hAnsi="Tahoma" w:hint="eastAsia"/>
+          <w:kern w:val="0"/>
+          <w:sz w:val="22"/>
+        </w:rPr>
+        <w:t>高级角色肖像的配置如下图。</w:t>
+      </w:r>
+    </w:p>
+    <w:p>
+      <w:pPr>
+        <w:jc w:val="center"/>
+        <w:rPr>
+          <w:rFonts w:hint="eastAsia"/>
+        </w:rPr>
+      </w:pPr>
+      <w:r>
+        <w:rPr>
+          <w:noProof/>
+        </w:rPr>
+        <w:drawing>
+          <wp:inline distT="0" distB="0" distL="0" distR="0" wp14:anchorId="623B6523" wp14:editId="47D893F5">
+            <wp:extent cx="2926080" cy="2259547"/>
+            <wp:effectExtent l="0" t="0" r="7620" b="7620"/>
+            <wp:docPr id="941750534" name="图片 1"/>
+            <wp:cNvGraphicFramePr>
+              <a:graphicFrameLocks xmlns:a="http://schemas.openxmlformats.org/drawingml/2006/main" noChangeAspect="1"/>
+            </wp:cNvGraphicFramePr>
+            <a:graphic xmlns:a="http://schemas.openxmlformats.org/drawingml/2006/main">
+              <a:graphicData uri="http://schemas.openxmlformats.org/drawingml/2006/picture">
+                <pic:pic xmlns:pic="http://schemas.openxmlformats.org/drawingml/2006/picture">
+                  <pic:nvPicPr>
+                    <pic:cNvPr id="0" name="Picture 3"/>
+                    <pic:cNvPicPr>
+                      <a:picLocks noChangeAspect="1" noChangeArrowheads="1"/>
+                    </pic:cNvPicPr>
+                  </pic:nvPicPr>
+                  <pic:blipFill>
+                    <a:blip r:embed="rId15">
+                      <a:extLst>
+                        <a:ext uri="{28A0092B-C50C-407E-A947-70E740481C1C}">
+                          <a14:useLocalDpi xmlns:a14="http://schemas.microsoft.com/office/drawing/2010/main" val="0"/>
+                        </a:ext>
+                      </a:extLst>
+                    </a:blip>
+                    <a:srcRect/>
+                    <a:stretch>
+                      <a:fillRect/>
+                    </a:stretch>
+                  </pic:blipFill>
+                  <pic:spPr bwMode="auto">
+                    <a:xfrm>
+                      <a:off x="0" y="0"/>
+                      <a:ext cx="2929884" cy="2262484"/>
+                    </a:xfrm>
+                    <a:prstGeom prst="rect">
+                      <a:avLst/>
+                    </a:prstGeom>
+                    <a:noFill/>
+                    <a:ln>
+                      <a:noFill/>
+                    </a:ln>
+                  </pic:spPr>
+                </pic:pic>
+              </a:graphicData>
+            </a:graphic>
+          </wp:inline>
+        </w:drawing>
+      </w:r>
+    </w:p>
+    <w:p>
+      <w:pPr>
+        <w:pStyle w:val="4"/>
+        <w:numPr>
+          <w:ilvl w:val="0"/>
+          <w:numId w:val="2"/>
+        </w:numPr>
+        <w:spacing w:before="0" w:after="0" w:line="377" w:lineRule="auto"/>
+        <w:rPr>
+          <w:rFonts w:ascii="微软雅黑" w:eastAsia="微软雅黑" w:hAnsi="微软雅黑" w:hint="eastAsia"/>
+          <w:sz w:val="22"/>
+          <w:szCs w:val="22"/>
+        </w:rPr>
+      </w:pPr>
+      <w:r>
+        <w:rPr>
+          <w:rFonts w:ascii="微软雅黑" w:eastAsia="微软雅黑" w:hAnsi="微软雅黑" w:hint="eastAsia"/>
+          <w:sz w:val="22"/>
+          <w:szCs w:val="22"/>
+        </w:rPr>
+        <w:t>起点移动</w:t>
+      </w:r>
+      <w:r>
+        <w:rPr>
+          <w:rFonts w:ascii="微软雅黑" w:eastAsia="微软雅黑" w:hAnsi="微软雅黑" w:hint="eastAsia"/>
+          <w:sz w:val="22"/>
+          <w:szCs w:val="22"/>
+        </w:rPr>
+        <w:t>动画</w:t>
+      </w:r>
+    </w:p>
+    <w:p>
+      <w:pPr>
+        <w:widowControl/>
+        <w:snapToGrid w:val="0"/>
+        <w:jc w:val="left"/>
+        <w:rPr>
+          <w:rFonts w:ascii="Tahoma" w:eastAsia="微软雅黑" w:hAnsi="Tahoma"/>
+          <w:kern w:val="0"/>
+          <w:sz w:val="22"/>
+        </w:rPr>
+      </w:pPr>
+      <w:r>
+        <w:rPr>
+          <w:rFonts w:ascii="Tahoma" w:eastAsia="微软雅黑" w:hAnsi="Tahoma" w:hint="eastAsia"/>
+          <w:kern w:val="0"/>
+          <w:sz w:val="22"/>
+        </w:rPr>
+        <w:t>图像初始会出现在</w:t>
+      </w:r>
+      <w:r>
+        <w:rPr>
+          <w:rFonts w:ascii="Tahoma" w:eastAsia="微软雅黑" w:hAnsi="Tahoma" w:hint="eastAsia"/>
+          <w:kern w:val="0"/>
+          <w:sz w:val="22"/>
+        </w:rPr>
+        <w:t>起点</w:t>
+      </w:r>
+      <w:r>
+        <w:rPr>
+          <w:rFonts w:ascii="Tahoma" w:eastAsia="微软雅黑" w:hAnsi="Tahoma" w:hint="eastAsia"/>
+          <w:kern w:val="0"/>
+          <w:sz w:val="22"/>
+        </w:rPr>
+        <w:t>偏移的位置，然后滑动到原本的位置</w:t>
+      </w:r>
+      <w:r>
+        <w:rPr>
+          <w:rFonts w:ascii="Tahoma" w:eastAsia="微软雅黑" w:hAnsi="Tahoma" w:hint="eastAsia"/>
+          <w:kern w:val="0"/>
+          <w:sz w:val="22"/>
+        </w:rPr>
+        <w:t>。</w:t>
+      </w:r>
+    </w:p>
+    <w:p>
+      <w:pPr>
+        <w:widowControl/>
+        <w:snapToGrid w:val="0"/>
+        <w:jc w:val="left"/>
+        <w:rPr>
+          <w:rFonts w:ascii="Tahoma" w:eastAsia="微软雅黑" w:hAnsi="Tahoma"/>
+          <w:kern w:val="0"/>
+          <w:sz w:val="22"/>
+        </w:rPr>
+      </w:pPr>
+      <w:r>
+        <w:rPr>
+          <w:rFonts w:ascii="Tahoma" w:eastAsia="微软雅黑" w:hAnsi="Tahoma" w:hint="eastAsia"/>
+          <w:kern w:val="0"/>
+          <w:sz w:val="22"/>
+        </w:rPr>
+        <w:t>如下图。（</w:t>
+      </w:r>
+      <w:r>
+        <w:rPr>
+          <w:rFonts w:ascii="Tahoma" w:eastAsia="微软雅黑" w:hAnsi="Tahoma" w:hint="eastAsia"/>
+          <w:kern w:val="0"/>
+          <w:sz w:val="22"/>
+        </w:rPr>
+        <w:t>x</w:t>
+      </w:r>
+      <w:r>
+        <w:rPr>
+          <w:rFonts w:ascii="Tahoma" w:eastAsia="微软雅黑" w:hAnsi="Tahoma" w:hint="eastAsia"/>
+          <w:kern w:val="0"/>
+          <w:sz w:val="22"/>
+        </w:rPr>
+        <w:t>轴</w:t>
+      </w:r>
+      <w:r>
+        <w:rPr>
+          <w:rFonts w:ascii="Tahoma" w:eastAsia="微软雅黑" w:hAnsi="Tahoma" w:hint="eastAsia"/>
+          <w:kern w:val="0"/>
+          <w:sz w:val="22"/>
+        </w:rPr>
+        <w:t>正数向左，负数向右</w:t>
+      </w:r>
+      <w:r>
+        <w:rPr>
+          <w:rFonts w:ascii="Tahoma" w:eastAsia="微软雅黑" w:hAnsi="Tahoma" w:hint="eastAsia"/>
+          <w:kern w:val="0"/>
+          <w:sz w:val="22"/>
+        </w:rPr>
+        <w:t>；</w:t>
+      </w:r>
+      <w:r>
+        <w:rPr>
+          <w:rFonts w:ascii="Tahoma" w:eastAsia="微软雅黑" w:hAnsi="Tahoma" w:hint="eastAsia"/>
+          <w:kern w:val="0"/>
+          <w:sz w:val="22"/>
+        </w:rPr>
+        <w:t>y</w:t>
+      </w:r>
+      <w:r>
+        <w:rPr>
+          <w:rFonts w:ascii="Tahoma" w:eastAsia="微软雅黑" w:hAnsi="Tahoma" w:hint="eastAsia"/>
+          <w:kern w:val="0"/>
+          <w:sz w:val="22"/>
+        </w:rPr>
+        <w:t>轴</w:t>
+      </w:r>
+      <w:r>
+        <w:rPr>
+          <w:rFonts w:ascii="Tahoma" w:eastAsia="微软雅黑" w:hAnsi="Tahoma" w:hint="eastAsia"/>
+          <w:kern w:val="0"/>
+          <w:sz w:val="22"/>
+        </w:rPr>
+        <w:t>正数向上，负数向下</w:t>
+      </w:r>
+      <w:r>
+        <w:rPr>
+          <w:rFonts w:ascii="Tahoma" w:eastAsia="微软雅黑" w:hAnsi="Tahoma" w:hint="eastAsia"/>
+          <w:kern w:val="0"/>
+          <w:sz w:val="22"/>
+        </w:rPr>
+        <w:t>）</w:t>
+      </w:r>
+    </w:p>
+    <w:p>
+      <w:pPr>
+        <w:widowControl/>
+        <w:jc w:val="center"/>
+        <w:rPr>
+          <w:rFonts w:ascii="Tahoma" w:eastAsia="微软雅黑" w:hAnsi="Tahoma"/>
+          <w:kern w:val="0"/>
+          <w:sz w:val="22"/>
+        </w:rPr>
+      </w:pPr>
+      <w:r>
+        <w:rPr>
+          <w:rFonts w:hint="eastAsia"/>
+        </w:rPr>
+        <w:object w:dxaOrig="5866" w:dyaOrig="5566" w14:anchorId="3B0AF25D">
+          <v:shape id="_x0000_i1027" type="#_x0000_t75" style="width:273pt;height:258.6pt" o:ole="">
+            <v:imagedata r:id="rId16" o:title=""/>
+          </v:shape>
+          <o:OLEObject Type="Embed" ProgID="Visio.Drawing.15" ShapeID="_x0000_i1027" DrawAspect="Content" ObjectID="_1826532933" r:id="rId17"/>
+        </w:object>
+      </w:r>
+    </w:p>
+    <w:tbl>
+      <w:tblPr>
+        <w:tblStyle w:val="af"/>
+        <w:tblW w:w="0" w:type="auto"/>
+        <w:shd w:val="clear" w:color="auto" w:fill="FFF2CC" w:themeFill="accent4" w:themeFillTint="33"/>
+        <w:tblLook w:val="04A0" w:firstRow="1" w:lastRow="0" w:firstColumn="1" w:lastColumn="0" w:noHBand="0" w:noVBand="1"/>
+      </w:tblPr>
+      <w:tblGrid>
+        <w:gridCol w:w="8522"/>
+      </w:tblGrid>
+      <w:tr>
+        <w:tc>
+          <w:tcPr>
+            <w:tcW w:w="8522" w:type="dxa"/>
+            <w:shd w:val="clear" w:color="auto" w:fill="FFF2CC" w:themeFill="accent4" w:themeFillTint="33"/>
+          </w:tcPr>
+          <w:p>
+            <w:pPr>
+              <w:widowControl/>
+              <w:jc w:val="left"/>
+              <w:rPr>
+                <w:rFonts w:ascii="Tahoma" w:eastAsia="微软雅黑" w:hAnsi="Tahoma"/>
+                <w:kern w:val="0"/>
+                <w:sz w:val="22"/>
+              </w:rPr>
+            </w:pPr>
+            <w:r>
+              <w:rPr>
+                <w:rFonts w:ascii="Tahoma" w:eastAsia="微软雅黑" w:hAnsi="Tahoma" w:hint="eastAsia"/>
+                <w:kern w:val="0"/>
+                <w:sz w:val="22"/>
+              </w:rPr>
+              <w:t>此处的坐标正负设定与其他</w:t>
+            </w:r>
+            <w:r>
+              <w:rPr>
+                <w:rFonts w:ascii="Tahoma" w:eastAsia="微软雅黑" w:hAnsi="Tahoma" w:hint="eastAsia"/>
+                <w:kern w:val="0"/>
+                <w:sz w:val="22"/>
+              </w:rPr>
+              <w:t>UI</w:t>
+            </w:r>
+            <w:r>
+              <w:rPr>
+                <w:rFonts w:ascii="Tahoma" w:eastAsia="微软雅黑" w:hAnsi="Tahoma" w:hint="eastAsia"/>
+                <w:kern w:val="0"/>
+                <w:sz w:val="22"/>
+              </w:rPr>
+              <w:t>插件</w:t>
+            </w:r>
+            <w:r>
+              <w:rPr>
+                <w:rFonts w:ascii="Tahoma" w:eastAsia="微软雅黑" w:hAnsi="Tahoma" w:hint="eastAsia"/>
+                <w:kern w:val="0"/>
+                <w:sz w:val="22"/>
+              </w:rPr>
+              <w:t xml:space="preserve"> </w:t>
+            </w:r>
+            <w:r>
+              <w:rPr>
+                <w:rFonts w:ascii="Tahoma" w:eastAsia="微软雅黑" w:hAnsi="Tahoma" w:hint="eastAsia"/>
+                <w:kern w:val="0"/>
+                <w:sz w:val="22"/>
+              </w:rPr>
+              <w:t>相反，注意看参数的说明哦。</w:t>
+            </w:r>
+          </w:p>
+        </w:tc>
+      </w:tr>
+    </w:tbl>
+    <w:p>
+      <w:pPr>
+        <w:widowControl/>
+        <w:jc w:val="left"/>
+        <w:rPr>
+          <w:rFonts w:ascii="Tahoma" w:eastAsia="微软雅黑" w:hAnsi="Tahoma"/>
+          <w:kern w:val="0"/>
+          <w:sz w:val="22"/>
+        </w:rPr>
+      </w:pPr>
+    </w:p>
+    <w:p>
+      <w:pPr>
+        <w:pStyle w:val="4"/>
+        <w:spacing w:before="0" w:after="0" w:line="377" w:lineRule="auto"/>
+        <w:rPr>
+          <w:rFonts w:ascii="微软雅黑" w:eastAsia="微软雅黑" w:hAnsi="微软雅黑" w:hint="eastAsia"/>
+          <w:sz w:val="22"/>
+          <w:szCs w:val="22"/>
+        </w:rPr>
+      </w:pPr>
+      <w:r>
+        <w:rPr>
+          <w:rFonts w:ascii="微软雅黑" w:eastAsia="微软雅黑" w:hAnsi="微软雅黑" w:hint="eastAsia"/>
+          <w:sz w:val="22"/>
+          <w:szCs w:val="22"/>
+        </w:rPr>
+        <w:t>2）图片层级</w:t>
+      </w:r>
+    </w:p>
+    <w:p>
+      <w:pPr>
+        <w:widowControl/>
+        <w:snapToGrid w:val="0"/>
+        <w:jc w:val="left"/>
+        <w:rPr>
+          <w:rFonts w:ascii="Tahoma" w:eastAsia="微软雅黑" w:hAnsi="Tahoma"/>
+          <w:kern w:val="0"/>
+          <w:sz w:val="22"/>
+        </w:rPr>
+      </w:pPr>
+      <w:r>
+        <w:rPr>
+          <w:rFonts w:ascii="Tahoma" w:eastAsia="微软雅黑" w:hAnsi="Tahoma" w:hint="eastAsia"/>
+          <w:kern w:val="0"/>
+          <w:sz w:val="22"/>
+        </w:rPr>
+        <w:t>所有角色肖像都在</w:t>
+      </w:r>
+      <w:r>
+        <w:rPr>
+          <w:rFonts w:ascii="Tahoma" w:eastAsia="微软雅黑" w:hAnsi="Tahoma" w:hint="eastAsia"/>
+          <w:kern w:val="0"/>
+          <w:sz w:val="22"/>
+        </w:rPr>
+        <w:t xml:space="preserve"> </w:t>
+      </w:r>
+      <w:r>
+        <w:rPr>
+          <w:rFonts w:ascii="Tahoma" w:eastAsia="微软雅黑" w:hAnsi="Tahoma" w:hint="eastAsia"/>
+          <w:kern w:val="0"/>
+          <w:sz w:val="22"/>
+        </w:rPr>
+        <w:t>战斗上层，且图片层级</w:t>
+      </w:r>
+      <w:r>
+        <w:rPr>
+          <w:rFonts w:ascii="Tahoma" w:eastAsia="微软雅黑" w:hAnsi="Tahoma" w:hint="eastAsia"/>
+          <w:kern w:val="0"/>
+          <w:sz w:val="22"/>
+        </w:rPr>
+        <w:t>（堆叠级）</w:t>
+      </w:r>
+      <w:r>
+        <w:rPr>
+          <w:rFonts w:ascii="Tahoma" w:eastAsia="微软雅黑" w:hAnsi="Tahoma" w:hint="eastAsia"/>
+          <w:kern w:val="0"/>
+          <w:sz w:val="22"/>
+        </w:rPr>
+        <w:t>默认</w:t>
+      </w:r>
+      <w:r>
+        <w:rPr>
+          <w:rFonts w:ascii="Tahoma" w:eastAsia="微软雅黑" w:hAnsi="Tahoma" w:hint="eastAsia"/>
+          <w:kern w:val="0"/>
+          <w:sz w:val="22"/>
+        </w:rPr>
+        <w:t>为</w:t>
+      </w:r>
+      <w:r>
+        <w:rPr>
+          <w:rFonts w:ascii="Tahoma" w:eastAsia="微软雅黑" w:hAnsi="Tahoma" w:hint="eastAsia"/>
+          <w:kern w:val="0"/>
+          <w:sz w:val="22"/>
+        </w:rPr>
+        <w:t>100</w:t>
+      </w:r>
+      <w:r>
+        <w:rPr>
+          <w:rFonts w:ascii="Tahoma" w:eastAsia="微软雅黑" w:hAnsi="Tahoma" w:hint="eastAsia"/>
+          <w:kern w:val="0"/>
+          <w:sz w:val="22"/>
+        </w:rPr>
+        <w:t>。</w:t>
+      </w:r>
+    </w:p>
+    <w:p>
+      <w:pPr>
+        <w:widowControl/>
+        <w:jc w:val="left"/>
+        <w:rPr>
+          <w:rFonts w:ascii="Tahoma" w:eastAsia="微软雅黑" w:hAnsi="Tahoma"/>
+          <w:kern w:val="0"/>
+          <w:sz w:val="22"/>
+        </w:rPr>
+      </w:pPr>
+    </w:p>
+    <w:p>
+      <w:pPr>
+        <w:pStyle w:val="4"/>
+        <w:spacing w:before="0" w:after="0" w:line="377" w:lineRule="auto"/>
+        <w:rPr>
+          <w:rFonts w:ascii="微软雅黑" w:eastAsia="微软雅黑" w:hAnsi="微软雅黑" w:hint="eastAsia"/>
+          <w:sz w:val="22"/>
+          <w:szCs w:val="22"/>
+        </w:rPr>
+      </w:pPr>
+      <w:r>
+        <w:rPr>
+          <w:rFonts w:ascii="微软雅黑" w:eastAsia="微软雅黑" w:hAnsi="微软雅黑" w:hint="eastAsia"/>
+          <w:sz w:val="22"/>
+          <w:szCs w:val="22"/>
+        </w:rPr>
+        <w:lastRenderedPageBreak/>
+        <w:t>3）</w:t>
+      </w:r>
+      <w:r>
+        <w:rPr>
+          <w:rFonts w:ascii="微软雅黑" w:eastAsia="微软雅黑" w:hAnsi="微软雅黑" w:hint="eastAsia"/>
+          <w:sz w:val="22"/>
+          <w:szCs w:val="22"/>
+        </w:rPr>
+        <w:t>保持角色肖像不消失</w:t>
+      </w:r>
+    </w:p>
+    <w:p>
+      <w:pPr>
+        <w:widowControl/>
+        <w:snapToGrid w:val="0"/>
+        <w:jc w:val="left"/>
+        <w:rPr>
+          <w:rFonts w:ascii="Tahoma" w:eastAsia="微软雅黑" w:hAnsi="Tahoma"/>
+          <w:kern w:val="0"/>
+          <w:sz w:val="22"/>
+        </w:rPr>
+      </w:pPr>
+      <w:r>
+        <w:rPr>
+          <w:rFonts w:ascii="Tahoma" w:eastAsia="微软雅黑" w:hAnsi="Tahoma" w:hint="eastAsia"/>
+          <w:kern w:val="0"/>
+          <w:sz w:val="22"/>
+        </w:rPr>
+        <w:t>因为示例中有</w:t>
+      </w:r>
+      <w:r>
+        <w:rPr>
+          <w:rFonts w:ascii="Tahoma" w:eastAsia="微软雅黑" w:hAnsi="Tahoma" w:hint="eastAsia"/>
+          <w:kern w:val="0"/>
+          <w:sz w:val="22"/>
+        </w:rPr>
+        <w:t xml:space="preserve"> </w:t>
+      </w:r>
+      <w:r>
+        <w:rPr>
+          <w:rFonts w:ascii="Tahoma" w:eastAsia="微软雅黑" w:hAnsi="Tahoma" w:hint="eastAsia"/>
+          <w:kern w:val="0"/>
+          <w:sz w:val="22"/>
+        </w:rPr>
+        <w:t>量子妹和珍妮</w:t>
+      </w:r>
+      <w:r>
+        <w:rPr>
+          <w:rFonts w:ascii="Tahoma" w:eastAsia="微软雅黑" w:hAnsi="Tahoma" w:hint="eastAsia"/>
+          <w:kern w:val="0"/>
+          <w:sz w:val="22"/>
+        </w:rPr>
+        <w:t xml:space="preserve"> </w:t>
+      </w:r>
+      <w:r>
+        <w:rPr>
+          <w:rFonts w:ascii="Tahoma" w:eastAsia="微软雅黑" w:hAnsi="Tahoma" w:hint="eastAsia"/>
+          <w:kern w:val="0"/>
+          <w:sz w:val="22"/>
+        </w:rPr>
+        <w:t>两个角色。</w:t>
+      </w:r>
+    </w:p>
+    <w:p>
+      <w:pPr>
+        <w:widowControl/>
+        <w:snapToGrid w:val="0"/>
+        <w:spacing w:after="200"/>
+        <w:jc w:val="left"/>
+        <w:rPr>
+          <w:rFonts w:ascii="Tahoma" w:eastAsia="微软雅黑" w:hAnsi="Tahoma"/>
+          <w:kern w:val="0"/>
+          <w:sz w:val="22"/>
+        </w:rPr>
+      </w:pPr>
+      <w:r>
+        <w:rPr>
+          <w:rFonts w:ascii="Tahoma" w:eastAsia="微软雅黑" w:hAnsi="Tahoma" w:hint="eastAsia"/>
+          <w:kern w:val="0"/>
+          <w:sz w:val="22"/>
+        </w:rPr>
+        <w:t>所以在战斗菜单中选择技能时，才会显示角色肖像，其它时间角色肖像都会消失。</w:t>
+      </w:r>
+    </w:p>
+    <w:p>
+      <w:pPr>
+        <w:widowControl/>
+        <w:snapToGrid w:val="0"/>
+        <w:jc w:val="left"/>
+        <w:rPr>
+          <w:rFonts w:ascii="Tahoma" w:eastAsia="微软雅黑" w:hAnsi="Tahoma"/>
+          <w:kern w:val="0"/>
+          <w:sz w:val="22"/>
+        </w:rPr>
+      </w:pPr>
+      <w:r>
+        <w:rPr>
+          <w:rFonts w:ascii="Tahoma" w:eastAsia="微软雅黑" w:hAnsi="Tahoma" w:hint="eastAsia"/>
+          <w:kern w:val="0"/>
+          <w:sz w:val="22"/>
+        </w:rPr>
+        <w:t>如果你的游戏只有一个角色，你可以设置</w:t>
+      </w:r>
+      <w:r>
+        <w:rPr>
+          <w:rFonts w:ascii="Tahoma" w:eastAsia="微软雅黑" w:hAnsi="Tahoma" w:hint="eastAsia"/>
+          <w:kern w:val="0"/>
+          <w:sz w:val="22"/>
+        </w:rPr>
+        <w:t xml:space="preserve"> </w:t>
+      </w:r>
+      <w:r>
+        <w:rPr>
+          <w:rFonts w:ascii="Tahoma" w:eastAsia="微软雅黑" w:hAnsi="Tahoma" w:hint="eastAsia"/>
+          <w:kern w:val="0"/>
+          <w:sz w:val="22"/>
+        </w:rPr>
+        <w:t>不消失，让肖像始终保持在战斗界面</w:t>
+      </w:r>
+      <w:r>
+        <w:rPr>
+          <w:rFonts w:ascii="Tahoma" w:eastAsia="微软雅黑" w:hAnsi="Tahoma" w:hint="eastAsia"/>
+          <w:kern w:val="0"/>
+          <w:sz w:val="22"/>
+        </w:rPr>
+        <w:t>。</w:t>
+      </w:r>
+    </w:p>
+    <w:p>
+      <w:pPr>
+        <w:widowControl/>
+        <w:snapToGrid w:val="0"/>
+        <w:jc w:val="left"/>
+        <w:rPr>
+          <w:rFonts w:ascii="Tahoma" w:eastAsia="微软雅黑" w:hAnsi="Tahoma"/>
+          <w:kern w:val="0"/>
+          <w:sz w:val="22"/>
+        </w:rPr>
+      </w:pPr>
+      <w:r>
+        <w:rPr>
+          <w:rFonts w:ascii="Tahoma" w:eastAsia="微软雅黑" w:hAnsi="Tahoma" w:hint="eastAsia"/>
+          <w:kern w:val="0"/>
+          <w:sz w:val="22"/>
+        </w:rPr>
+        <w:t>除了</w:t>
+      </w:r>
+      <w:r>
+        <w:rPr>
+          <w:rFonts w:ascii="Tahoma" w:eastAsia="微软雅黑" w:hAnsi="Tahoma" w:hint="eastAsia"/>
+          <w:kern w:val="0"/>
+          <w:sz w:val="22"/>
+        </w:rPr>
+        <w:t>在插件中</w:t>
+      </w:r>
+      <w:r>
+        <w:rPr>
+          <w:rFonts w:ascii="Tahoma" w:eastAsia="微软雅黑" w:hAnsi="Tahoma" w:hint="eastAsia"/>
+          <w:kern w:val="0"/>
+          <w:sz w:val="22"/>
+        </w:rPr>
+        <w:t>设置</w:t>
+      </w:r>
+      <w:r>
+        <w:rPr>
+          <w:rFonts w:ascii="Tahoma" w:eastAsia="微软雅黑" w:hAnsi="Tahoma" w:hint="eastAsia"/>
+          <w:kern w:val="0"/>
+          <w:sz w:val="22"/>
+        </w:rPr>
+        <w:t>参数</w:t>
+      </w:r>
+      <w:r>
+        <w:rPr>
+          <w:rFonts w:ascii="Tahoma" w:eastAsia="微软雅黑" w:hAnsi="Tahoma" w:hint="eastAsia"/>
+          <w:kern w:val="0"/>
+          <w:sz w:val="22"/>
+        </w:rPr>
+        <w:t>，插件指令也可以临时修改设置。</w:t>
+      </w:r>
+    </w:p>
+    <w:p>
+      <w:pPr>
+        <w:widowControl/>
+        <w:jc w:val="center"/>
+        <w:rPr>
+          <w:rFonts w:ascii="Tahoma" w:eastAsia="微软雅黑" w:hAnsi="Tahoma"/>
+          <w:kern w:val="0"/>
+          <w:sz w:val="22"/>
+        </w:rPr>
+      </w:pPr>
+      <w:r>
+        <w:rPr>
+          <w:noProof/>
+        </w:rPr>
+        <w:drawing>
+          <wp:inline distT="0" distB="0" distL="0" distR="0" wp14:anchorId="2445B695" wp14:editId="0EBFCD3E">
+            <wp:extent cx="5010150" cy="1100233"/>
+            <wp:effectExtent l="0" t="0" r="0" b="5080"/>
+            <wp:docPr id="1128297189" name="图片 1"/>
+            <wp:cNvGraphicFramePr>
+              <a:graphicFrameLocks xmlns:a="http://schemas.openxmlformats.org/drawingml/2006/main" noChangeAspect="1"/>
+            </wp:cNvGraphicFramePr>
+            <a:graphic xmlns:a="http://schemas.openxmlformats.org/drawingml/2006/main">
+              <a:graphicData uri="http://schemas.openxmlformats.org/drawingml/2006/picture">
+                <pic:pic xmlns:pic="http://schemas.openxmlformats.org/drawingml/2006/picture">
+                  <pic:nvPicPr>
+                    <pic:cNvPr id="0" name="Picture 3"/>
+                    <pic:cNvPicPr>
+                      <a:picLocks noChangeAspect="1" noChangeArrowheads="1"/>
+                    </pic:cNvPicPr>
+                  </pic:nvPicPr>
+                  <pic:blipFill>
+                    <a:blip r:embed="rId18">
+                      <a:extLst>
+                        <a:ext uri="{28A0092B-C50C-407E-A947-70E740481C1C}">
+                          <a14:useLocalDpi xmlns:a14="http://schemas.microsoft.com/office/drawing/2010/main" val="0"/>
+                        </a:ext>
+                      </a:extLst>
+                    </a:blip>
+                    <a:srcRect/>
+                    <a:stretch>
+                      <a:fillRect/>
+                    </a:stretch>
+                  </pic:blipFill>
+                  <pic:spPr bwMode="auto">
+                    <a:xfrm>
+                      <a:off x="0" y="0"/>
+                      <a:ext cx="5015234" cy="1101349"/>
+                    </a:xfrm>
+                    <a:prstGeom prst="rect">
+                      <a:avLst/>
+                    </a:prstGeom>
+                    <a:noFill/>
+                    <a:ln>
+                      <a:noFill/>
+                    </a:ln>
+                  </pic:spPr>
+                </pic:pic>
+              </a:graphicData>
+            </a:graphic>
+          </wp:inline>
+        </w:drawing>
+      </w:r>
+    </w:p>
+    <w:tbl>
+      <w:tblPr>
+        <w:tblStyle w:val="af"/>
+        <w:tblW w:w="0" w:type="auto"/>
+        <w:shd w:val="clear" w:color="auto" w:fill="DEEAF6" w:themeFill="accent1" w:themeFillTint="33"/>
+        <w:tblLook w:val="04A0" w:firstRow="1" w:lastRow="0" w:firstColumn="1" w:lastColumn="0" w:noHBand="0" w:noVBand="1"/>
+      </w:tblPr>
+      <w:tblGrid>
+        <w:gridCol w:w="8522"/>
+      </w:tblGrid>
+      <w:tr>
+        <w:tc>
+          <w:tcPr>
+            <w:tcW w:w="8522" w:type="dxa"/>
+            <w:shd w:val="clear" w:color="auto" w:fill="DEEAF6" w:themeFill="accent1" w:themeFillTint="33"/>
+          </w:tcPr>
+          <w:p>
+            <w:pPr>
+              <w:widowControl/>
+              <w:snapToGrid w:val="0"/>
+              <w:jc w:val="left"/>
+              <w:rPr>
+                <w:rFonts w:ascii="Tahoma" w:eastAsia="微软雅黑" w:hAnsi="Tahoma"/>
+                <w:kern w:val="0"/>
+                <w:sz w:val="22"/>
+              </w:rPr>
+            </w:pPr>
+            <w:r>
+              <w:rPr>
+                <w:rFonts w:ascii="Tahoma" w:eastAsia="微软雅黑" w:hAnsi="Tahoma" w:hint="eastAsia"/>
+                <w:kern w:val="0"/>
+                <w:sz w:val="22"/>
+              </w:rPr>
+              <w:t>因为插件最多显示一个角色，所以多角色时</w:t>
+            </w:r>
+            <w:r>
+              <w:rPr>
+                <w:rFonts w:ascii="Tahoma" w:eastAsia="微软雅黑" w:hAnsi="Tahoma" w:hint="eastAsia"/>
+                <w:kern w:val="0"/>
+                <w:sz w:val="22"/>
+              </w:rPr>
+              <w:t>只</w:t>
+            </w:r>
+            <w:r>
+              <w:rPr>
+                <w:rFonts w:ascii="Tahoma" w:eastAsia="微软雅黑" w:hAnsi="Tahoma" w:hint="eastAsia"/>
+                <w:kern w:val="0"/>
+                <w:sz w:val="22"/>
+              </w:rPr>
+              <w:t>会显示当前</w:t>
+            </w:r>
+            <w:r>
+              <w:rPr>
+                <w:rFonts w:ascii="Tahoma" w:eastAsia="微软雅黑" w:hAnsi="Tahoma" w:hint="eastAsia"/>
+                <w:kern w:val="0"/>
+                <w:sz w:val="22"/>
+              </w:rPr>
+              <w:t>选中</w:t>
+            </w:r>
+            <w:r>
+              <w:rPr>
+                <w:rFonts w:ascii="Tahoma" w:eastAsia="微软雅黑" w:hAnsi="Tahoma" w:hint="eastAsia"/>
+                <w:kern w:val="0"/>
+                <w:sz w:val="22"/>
+              </w:rPr>
+              <w:t>角色，其它角色消失。</w:t>
+            </w:r>
+          </w:p>
+          <w:p>
+            <w:pPr>
+              <w:widowControl/>
+              <w:snapToGrid w:val="0"/>
+              <w:jc w:val="left"/>
+              <w:rPr>
+                <w:rFonts w:ascii="Tahoma" w:eastAsia="微软雅黑" w:hAnsi="Tahoma"/>
+                <w:kern w:val="0"/>
+                <w:sz w:val="22"/>
+              </w:rPr>
+            </w:pPr>
+            <w:r>
+              <w:rPr>
+                <w:rFonts w:ascii="Tahoma" w:eastAsia="微软雅黑" w:hAnsi="Tahoma" w:hint="eastAsia"/>
+                <w:kern w:val="0"/>
+                <w:sz w:val="22"/>
+              </w:rPr>
+              <w:t>这种情况下，一般都看不到某个角色被打的样子。</w:t>
+            </w:r>
+          </w:p>
+          <w:p>
+            <w:pPr>
+              <w:widowControl/>
+              <w:snapToGrid w:val="0"/>
+              <w:jc w:val="left"/>
+              <w:rPr>
+                <w:rFonts w:ascii="Tahoma" w:eastAsia="微软雅黑" w:hAnsi="Tahoma"/>
+                <w:kern w:val="0"/>
+                <w:sz w:val="22"/>
+              </w:rPr>
+            </w:pPr>
+            <w:r>
+              <w:rPr>
+                <w:rFonts w:ascii="Tahoma" w:eastAsia="微软雅黑" w:hAnsi="Tahoma" w:hint="eastAsia"/>
+                <w:kern w:val="0"/>
+                <w:sz w:val="22"/>
+              </w:rPr>
+              <w:t>而如果保持</w:t>
+            </w:r>
+            <w:r>
+              <w:rPr>
+                <w:rFonts w:ascii="Tahoma" w:eastAsia="微软雅黑" w:hAnsi="Tahoma" w:hint="eastAsia"/>
+                <w:kern w:val="0"/>
+                <w:sz w:val="22"/>
+              </w:rPr>
+              <w:t>不消失</w:t>
+            </w:r>
+            <w:r>
+              <w:rPr>
+                <w:rFonts w:ascii="Tahoma" w:eastAsia="微软雅黑" w:hAnsi="Tahoma" w:hint="eastAsia"/>
+                <w:kern w:val="0"/>
+                <w:sz w:val="22"/>
+              </w:rPr>
+              <w:t>，</w:t>
+            </w:r>
+            <w:r>
+              <w:rPr>
+                <w:rFonts w:ascii="Tahoma" w:eastAsia="微软雅黑" w:hAnsi="Tahoma" w:hint="eastAsia"/>
+                <w:kern w:val="0"/>
+                <w:sz w:val="22"/>
+              </w:rPr>
+              <w:t>角色</w:t>
+            </w:r>
+            <w:r>
+              <w:rPr>
+                <w:rFonts w:ascii="Tahoma" w:eastAsia="微软雅黑" w:hAnsi="Tahoma" w:hint="eastAsia"/>
+                <w:kern w:val="0"/>
+                <w:sz w:val="22"/>
+              </w:rPr>
+              <w:t>被打时能看见被打的图像。</w:t>
+            </w:r>
+          </w:p>
+        </w:tc>
+      </w:tr>
+    </w:tbl>
+    <w:p>
+      <w:pPr>
+        <w:widowControl/>
+        <w:jc w:val="left"/>
+        <w:rPr>
+          <w:rFonts w:ascii="Tahoma" w:eastAsia="微软雅黑" w:hAnsi="Tahoma"/>
+          <w:kern w:val="0"/>
+          <w:sz w:val="22"/>
+        </w:rPr>
+      </w:pPr>
     </w:p>
     <w:p>
       <w:pPr>
@@ -2048,6 +2974,33 @@
         </w:rPr>
         <w:lastRenderedPageBreak/>
         <w:t>触发时机</w:t>
+      </w:r>
+    </w:p>
+    <w:p>
+      <w:pPr>
+        <w:pStyle w:val="4"/>
+        <w:spacing w:before="0" w:after="0" w:line="377" w:lineRule="auto"/>
+        <w:rPr>
+          <w:rFonts w:ascii="微软雅黑" w:eastAsia="微软雅黑" w:hAnsi="微软雅黑" w:hint="eastAsia"/>
+          <w:sz w:val="22"/>
+          <w:szCs w:val="22"/>
+        </w:rPr>
+      </w:pPr>
+      <w:r>
+        <w:rPr>
+          <w:rFonts w:ascii="微软雅黑" w:eastAsia="微软雅黑" w:hAnsi="微软雅黑" w:hint="eastAsia"/>
+          <w:sz w:val="22"/>
+          <w:szCs w:val="22"/>
+        </w:rPr>
+        <w:t>1</w:t>
+      </w:r>
+      <w:r>
+        <w:rPr>
+          <w:rFonts w:ascii="微软雅黑" w:eastAsia="微软雅黑" w:hAnsi="微软雅黑" w:hint="eastAsia"/>
+          <w:sz w:val="22"/>
+          <w:szCs w:val="22"/>
+        </w:rPr>
+        <w:t>）触发时机的顺序</w:t>
       </w:r>
     </w:p>
     <w:p>
@@ -2337,7 +3290,7 @@
                     </pic:cNvPicPr>
                   </pic:nvPicPr>
                   <pic:blipFill>
-                    <a:blip r:embed="rId15">
+                    <a:blip r:embed="rId19">
                       <a:extLst>
                         <a:ext uri="{28A0092B-C50C-407E-A947-70E740481C1C}">
                           <a14:useLocalDpi xmlns:a14="http://schemas.microsoft.com/office/drawing/2010/main" val="0"/>
@@ -2371,6 +3324,25 @@
     </w:p>
     <w:p>
       <w:pPr>
+        <w:pStyle w:val="4"/>
+        <w:spacing w:before="0" w:after="0" w:line="377" w:lineRule="auto"/>
+        <w:rPr>
+          <w:rFonts w:ascii="微软雅黑" w:eastAsia="微软雅黑" w:hAnsi="微软雅黑" w:hint="eastAsia"/>
+          <w:sz w:val="22"/>
+          <w:szCs w:val="22"/>
+        </w:rPr>
+      </w:pPr>
+      <w:r>
+        <w:rPr>
+          <w:rFonts w:ascii="微软雅黑" w:eastAsia="微软雅黑" w:hAnsi="微软雅黑" w:hint="eastAsia"/>
+          <w:sz w:val="22"/>
+          <w:szCs w:val="22"/>
+        </w:rPr>
+        <w:t>2）触发时机的条件</w:t>
+      </w:r>
+    </w:p>
+    <w:p>
+      <w:pPr>
         <w:widowControl/>
         <w:snapToGrid w:val="0"/>
         <w:jc w:val="left"/>
@@ -2386,7 +3358,55 @@
           <w:kern w:val="0"/>
           <w:sz w:val="22"/>
         </w:rPr>
-        <w:t>满足条件时全部满足才能触发：</w:t>
+        <w:t>触发时机中，</w:t>
+      </w:r>
+      <w:r>
+        <w:rPr>
+          <w:rFonts w:ascii="Tahoma" w:eastAsia="微软雅黑" w:hAnsi="Tahoma" w:hint="eastAsia"/>
+          <w:kern w:val="0"/>
+          <w:sz w:val="22"/>
+        </w:rPr>
+        <w:t>满足</w:t>
+      </w:r>
+      <w:r>
+        <w:rPr>
+          <w:rFonts w:ascii="Tahoma" w:eastAsia="微软雅黑" w:hAnsi="Tahoma" w:hint="eastAsia"/>
+          <w:kern w:val="0"/>
+          <w:sz w:val="22"/>
+        </w:rPr>
+        <w:t>全部触发</w:t>
+      </w:r>
+      <w:r>
+        <w:rPr>
+          <w:rFonts w:ascii="Tahoma" w:eastAsia="微软雅黑" w:hAnsi="Tahoma" w:hint="eastAsia"/>
+          <w:kern w:val="0"/>
+          <w:sz w:val="22"/>
+        </w:rPr>
+        <w:t>条件时</w:t>
+      </w:r>
+      <w:r>
+        <w:rPr>
+          <w:rFonts w:ascii="Tahoma" w:eastAsia="微软雅黑" w:hAnsi="Tahoma" w:hint="eastAsia"/>
+          <w:kern w:val="0"/>
+          <w:sz w:val="22"/>
+        </w:rPr>
+        <w:t>，</w:t>
+      </w:r>
+      <w:r>
+        <w:rPr>
+          <w:rFonts w:ascii="Tahoma" w:eastAsia="微软雅黑" w:hAnsi="Tahoma" w:hint="eastAsia"/>
+          <w:kern w:val="0"/>
+          <w:sz w:val="22"/>
+        </w:rPr>
+        <w:t>才能触发</w:t>
+      </w:r>
+      <w:r>
+        <w:rPr>
+          <w:rFonts w:ascii="Tahoma" w:eastAsia="微软雅黑" w:hAnsi="Tahoma" w:hint="eastAsia"/>
+          <w:kern w:val="0"/>
+          <w:sz w:val="22"/>
+        </w:rPr>
+        <w:t>。</w:t>
       </w:r>
     </w:p>
     <w:p>
@@ -2406,10 +3426,54 @@
           <w:kern w:val="0"/>
           <w:sz w:val="22"/>
         </w:rPr>
+        <w:t>类比右图的</w:t>
+      </w:r>
+      <w:r>
+        <w:rPr>
+          <w:rFonts w:ascii="Tahoma" w:eastAsia="微软雅黑" w:hAnsi="Tahoma" w:hint="eastAsia"/>
+          <w:kern w:val="0"/>
+          <w:sz w:val="22"/>
+        </w:rPr>
+        <w:t xml:space="preserve"> </w:t>
+      </w:r>
+      <w:r>
+        <w:rPr>
+          <w:rFonts w:ascii="Tahoma" w:eastAsia="微软雅黑" w:hAnsi="Tahoma" w:hint="eastAsia"/>
+          <w:kern w:val="0"/>
+          <w:sz w:val="22"/>
+        </w:rPr>
+        <w:t>事件的出现条件，功能是一样的。（你可以把触发时机看做事件页）</w:t>
+      </w:r>
+    </w:p>
+    <w:p>
+      <w:pPr>
+        <w:widowControl/>
+        <w:snapToGrid w:val="0"/>
+        <w:jc w:val="left"/>
+        <w:rPr>
+          <w:rFonts w:ascii="Tahoma" w:eastAsia="微软雅黑" w:hAnsi="Tahoma"/>
+          <w:kern w:val="0"/>
+          <w:sz w:val="22"/>
+        </w:rPr>
+      </w:pPr>
+      <w:r>
+        <w:rPr>
+          <w:rFonts w:ascii="Tahoma" w:eastAsia="微软雅黑" w:hAnsi="Tahoma" w:hint="eastAsia"/>
+          <w:kern w:val="0"/>
+          <w:sz w:val="22"/>
+        </w:rPr>
         <w:t>（</w:t>
       </w:r>
       <w:r>
         <w:rPr>
+          <w:rFonts w:ascii="Tahoma" w:eastAsia="微软雅黑" w:hAnsi="Tahoma" w:hint="eastAsia"/>
+          <w:kern w:val="0"/>
+          <w:sz w:val="22"/>
+        </w:rPr>
+        <w:t>触发时机的</w:t>
+      </w:r>
+      <w:r>
+        <w:rPr>
           <w:rFonts w:ascii="Tahoma" w:eastAsia="微软雅黑" w:hAnsi="Tahoma"/>
           <w:kern w:val="0"/>
           <w:sz w:val="22"/>
@@ -2438,7 +3502,39 @@
           <w:kern w:val="0"/>
           <w:sz w:val="22"/>
         </w:rPr>
-        <w:t>与事件页的勾选是一样的效果，你可以把触发时机看做事件页</w:t>
+        <w:t>与事件页的</w:t>
+      </w:r>
+      <w:r>
+        <w:rPr>
+          <w:rFonts w:ascii="Tahoma" w:eastAsia="微软雅黑" w:hAnsi="Tahoma"/>
+          <w:kern w:val="0"/>
+          <w:sz w:val="22"/>
+        </w:rPr>
+        <w:t>”</w:t>
+      </w:r>
+      <w:r>
+        <w:rPr>
+          <w:rFonts w:ascii="Tahoma" w:eastAsia="微软雅黑" w:hAnsi="Tahoma" w:hint="eastAsia"/>
+          <w:kern w:val="0"/>
+          <w:sz w:val="22"/>
+        </w:rPr>
+        <w:t>勾选</w:t>
+      </w:r>
+      <w:r>
+        <w:rPr>
+          <w:rFonts w:ascii="Tahoma" w:eastAsia="微软雅黑" w:hAnsi="Tahoma"/>
+          <w:kern w:val="0"/>
+          <w:sz w:val="22"/>
+        </w:rPr>
+        <w:t>”</w:t>
+      </w:r>
+      <w:r>
+        <w:rPr>
+          <w:rFonts w:ascii="Tahoma" w:eastAsia="微软雅黑" w:hAnsi="Tahoma" w:hint="eastAsia"/>
+          <w:kern w:val="0"/>
+          <w:sz w:val="22"/>
+        </w:rPr>
+        <w:t>是一样的效果</w:t>
       </w:r>
       <w:r>
         <w:rPr>
@@ -2465,7 +3561,69 @@
           <w:noProof/>
         </w:rPr>
         <w:drawing>
-          <wp:inline distT="0" distB="0" distL="0" distR="0" wp14:anchorId="2DD734CF" wp14:editId="51A51C56">
+          <wp:inline distT="0" distB="0" distL="0" distR="0" wp14:anchorId="482B207F" wp14:editId="16C916E9">
+            <wp:extent cx="2474990" cy="2030332"/>
+            <wp:effectExtent l="0" t="0" r="1905" b="8255"/>
+            <wp:docPr id="1049724740" name="图片 4"/>
+            <wp:cNvGraphicFramePr>
+              <a:graphicFrameLocks xmlns:a="http://schemas.openxmlformats.org/drawingml/2006/main" noChangeAspect="1"/>
+            </wp:cNvGraphicFramePr>
+            <a:graphic xmlns:a="http://schemas.openxmlformats.org/drawingml/2006/main">
+              <a:graphicData uri="http://schemas.openxmlformats.org/drawingml/2006/picture">
+                <pic:pic xmlns:pic="http://schemas.openxmlformats.org/drawingml/2006/picture">
+                  <pic:nvPicPr>
+                    <pic:cNvPr id="0" name="Picture 9"/>
+                    <pic:cNvPicPr>
+                      <a:picLocks noChangeAspect="1" noChangeArrowheads="1"/>
+                    </pic:cNvPicPr>
+                  </pic:nvPicPr>
+                  <pic:blipFill>
+                    <a:blip r:embed="rId20">
+                      <a:extLst>
+                        <a:ext uri="{28A0092B-C50C-407E-A947-70E740481C1C}">
+                          <a14:useLocalDpi xmlns:a14="http://schemas.microsoft.com/office/drawing/2010/main" val="0"/>
+                        </a:ext>
+                      </a:extLst>
+                    </a:blip>
+                    <a:srcRect/>
+                    <a:stretch>
+                      <a:fillRect/>
+                    </a:stretch>
+                  </pic:blipFill>
+                  <pic:spPr bwMode="auto">
+                    <a:xfrm>
+                      <a:off x="0" y="0"/>
+                      <a:ext cx="2477105" cy="2032067"/>
+                    </a:xfrm>
+                    <a:prstGeom prst="rect">
+                      <a:avLst/>
+                    </a:prstGeom>
+                    <a:noFill/>
+                    <a:ln>
+                      <a:noFill/>
+                    </a:ln>
+                  </pic:spPr>
+                </pic:pic>
+              </a:graphicData>
+            </a:graphic>
+          </wp:inline>
+        </w:drawing>
+      </w:r>
+      <w:r>
+        <w:rPr>
+          <w:rFonts w:ascii="宋体" w:eastAsia="宋体" w:hAnsi="宋体" w:cs="宋体" w:hint="eastAsia"/>
+          <w:kern w:val="0"/>
+          <w:sz w:val="24"/>
+          <w:szCs w:val="24"/>
+        </w:rPr>
+        <w:t xml:space="preserve"> </w:t>
+      </w:r>
+      <w:r>
+        <w:rPr>
+          <w:noProof/>
+        </w:rPr>
+        <w:drawing>
+          <wp:inline distT="0" distB="0" distL="0" distR="0" wp14:anchorId="7FD6525E" wp14:editId="5C22D8EE">
             <wp:extent cx="2560447" cy="2525556"/>
             <wp:effectExtent l="0" t="0" r="0" b="8255"/>
             <wp:docPr id="832322853" name="图片 3"/>
@@ -2482,7 +3640,7 @@
                     </pic:cNvPicPr>
                   </pic:nvPicPr>
                   <pic:blipFill>
-                    <a:blip r:embed="rId16">
+                    <a:blip r:embed="rId21">
                       <a:extLst>
                         <a:ext uri="{28A0092B-C50C-407E-A947-70E740481C1C}">
                           <a14:useLocalDpi xmlns:a14="http://schemas.microsoft.com/office/drawing/2010/main" val="0"/>
@@ -2513,24 +3671,124 @@
           </wp:inline>
         </w:drawing>
       </w:r>
-      <w:r>
-        <w:rPr>
-          <w:rFonts w:ascii="宋体" w:eastAsia="宋体" w:hAnsi="宋体" w:cs="宋体" w:hint="eastAsia"/>
-          <w:kern w:val="0"/>
-          <w:sz w:val="24"/>
-          <w:szCs w:val="24"/>
+    </w:p>
+    <w:p>
+      <w:pPr>
+        <w:widowControl/>
+        <w:jc w:val="left"/>
+        <w:rPr>
+          <w:rFonts w:ascii="Tahoma" w:eastAsia="微软雅黑" w:hAnsi="Tahoma"/>
+          <w:kern w:val="0"/>
+          <w:sz w:val="22"/>
+        </w:rPr>
+      </w:pPr>
+    </w:p>
+    <w:p>
+      <w:pPr>
+        <w:pStyle w:val="4"/>
+        <w:spacing w:before="0" w:after="0" w:line="377" w:lineRule="auto"/>
+        <w:rPr>
+          <w:rFonts w:ascii="微软雅黑" w:eastAsia="微软雅黑" w:hAnsi="微软雅黑" w:hint="eastAsia"/>
+          <w:sz w:val="22"/>
+          <w:szCs w:val="22"/>
+        </w:rPr>
+      </w:pPr>
+      <w:r>
+        <w:rPr>
+          <w:rFonts w:ascii="微软雅黑" w:eastAsia="微软雅黑" w:hAnsi="微软雅黑" w:hint="eastAsia"/>
+          <w:sz w:val="22"/>
+          <w:szCs w:val="22"/>
+        </w:rPr>
+        <w:lastRenderedPageBreak/>
+        <w:t>3）触发时机的播放设置</w:t>
+      </w:r>
+    </w:p>
+    <w:p>
+      <w:pPr>
+        <w:widowControl/>
+        <w:jc w:val="left"/>
+        <w:rPr>
+          <w:rFonts w:ascii="Tahoma" w:eastAsia="微软雅黑" w:hAnsi="Tahoma"/>
+          <w:kern w:val="0"/>
+          <w:sz w:val="22"/>
+        </w:rPr>
+      </w:pPr>
+      <w:r>
+        <w:rPr>
+          <w:rFonts w:ascii="Tahoma" w:eastAsia="微软雅黑" w:hAnsi="Tahoma" w:hint="eastAsia"/>
+          <w:kern w:val="0"/>
+          <w:sz w:val="22"/>
+        </w:rPr>
+        <w:t>触发条件设置后，接下来对应触发</w:t>
+      </w:r>
+      <w:r>
+        <w:rPr>
+          <w:rFonts w:ascii="Tahoma" w:eastAsia="微软雅黑" w:hAnsi="Tahoma" w:hint="eastAsia"/>
+          <w:kern w:val="0"/>
+          <w:sz w:val="22"/>
         </w:rPr>
         <w:t xml:space="preserve"> </w:t>
       </w:r>
       <w:r>
         <w:rPr>
+          <w:rFonts w:ascii="Tahoma" w:eastAsia="微软雅黑" w:hAnsi="Tahoma" w:hint="eastAsia"/>
+          <w:kern w:val="0"/>
+          <w:sz w:val="22"/>
+        </w:rPr>
+        <w:t>前视图</w:t>
+      </w:r>
+      <w:r>
+        <w:rPr>
+          <w:rFonts w:ascii="Tahoma" w:eastAsia="微软雅黑" w:hAnsi="Tahoma" w:hint="eastAsia"/>
+          <w:kern w:val="0"/>
+          <w:sz w:val="22"/>
+        </w:rPr>
+        <w:t>/</w:t>
+      </w:r>
+      <w:r>
+        <w:rPr>
+          <w:rFonts w:ascii="Tahoma" w:eastAsia="微软雅黑" w:hAnsi="Tahoma" w:hint="eastAsia"/>
+          <w:kern w:val="0"/>
+          <w:sz w:val="22"/>
+        </w:rPr>
+        <w:t>背景图</w:t>
+      </w:r>
+      <w:r>
+        <w:rPr>
+          <w:rFonts w:ascii="Tahoma" w:eastAsia="微软雅黑" w:hAnsi="Tahoma" w:hint="eastAsia"/>
+          <w:kern w:val="0"/>
+          <w:sz w:val="22"/>
+        </w:rPr>
+        <w:t xml:space="preserve"> </w:t>
+      </w:r>
+      <w:r>
+        <w:rPr>
+          <w:rFonts w:ascii="Tahoma" w:eastAsia="微软雅黑" w:hAnsi="Tahoma" w:hint="eastAsia"/>
+          <w:kern w:val="0"/>
+          <w:sz w:val="22"/>
+        </w:rPr>
+        <w:t>的功能。如下图。</w:t>
+      </w:r>
+    </w:p>
+    <w:p>
+      <w:pPr>
+        <w:widowControl/>
+        <w:jc w:val="center"/>
+        <w:rPr>
+          <w:rFonts w:ascii="Tahoma" w:eastAsia="微软雅黑" w:hAnsi="Tahoma"/>
+          <w:kern w:val="0"/>
+          <w:sz w:val="22"/>
+        </w:rPr>
+      </w:pPr>
+      <w:r>
+        <w:rPr>
           <w:noProof/>
         </w:rPr>
         <w:drawing>
-          <wp:inline distT="0" distB="0" distL="0" distR="0" wp14:anchorId="482B207F" wp14:editId="16C916E9">
-            <wp:extent cx="2474990" cy="2030332"/>
-            <wp:effectExtent l="0" t="0" r="1905" b="8255"/>
-            <wp:docPr id="1049724740" name="图片 4"/>
+          <wp:inline distT="0" distB="0" distL="0" distR="0" wp14:anchorId="747B3264" wp14:editId="6FD19CC0">
+            <wp:extent cx="4152900" cy="2598420"/>
+            <wp:effectExtent l="0" t="0" r="0" b="0"/>
+            <wp:docPr id="115663815" name="图片 1"/>
             <wp:cNvGraphicFramePr>
               <a:graphicFrameLocks xmlns:a="http://schemas.openxmlformats.org/drawingml/2006/main" noChangeAspect="1"/>
             </wp:cNvGraphicFramePr>
@@ -2538,13 +3796,13 @@
               <a:graphicData uri="http://schemas.openxmlformats.org/drawingml/2006/picture">
                 <pic:pic xmlns:pic="http://schemas.openxmlformats.org/drawingml/2006/picture">
                   <pic:nvPicPr>
-                    <pic:cNvPr id="0" name="Picture 9"/>
+                    <pic:cNvPr id="0" name="Picture 4"/>
                     <pic:cNvPicPr>
                       <a:picLocks noChangeAspect="1" noChangeArrowheads="1"/>
                     </pic:cNvPicPr>
                   </pic:nvPicPr>
                   <pic:blipFill>
-                    <a:blip r:embed="rId17">
+                    <a:blip r:embed="rId22">
                       <a:extLst>
                         <a:ext uri="{28A0092B-C50C-407E-A947-70E740481C1C}">
                           <a14:useLocalDpi xmlns:a14="http://schemas.microsoft.com/office/drawing/2010/main" val="0"/>
@@ -2559,7 +3817,7 @@
                   <pic:spPr bwMode="auto">
                     <a:xfrm>
                       <a:off x="0" y="0"/>
-                      <a:ext cx="2477105" cy="2032067"/>
+                      <a:ext cx="4152900" cy="2598420"/>
                     </a:xfrm>
                     <a:prstGeom prst="rect">
                       <a:avLst/>
@@ -2579,11 +3837,259 @@
     <w:p>
       <w:pPr>
         <w:widowControl/>
-        <w:rPr>
-          <w:rFonts w:ascii="宋体" w:eastAsia="宋体" w:hAnsi="宋体" w:cs="宋体" w:hint="eastAsia"/>
-          <w:kern w:val="0"/>
-          <w:sz w:val="24"/>
-          <w:szCs w:val="24"/>
+        <w:snapToGrid w:val="0"/>
+        <w:jc w:val="left"/>
+        <w:rPr>
+          <w:rFonts w:ascii="Tahoma" w:eastAsia="微软雅黑" w:hAnsi="Tahoma"/>
+          <w:kern w:val="0"/>
+          <w:sz w:val="22"/>
+        </w:rPr>
+      </w:pPr>
+      <w:r>
+        <w:rPr>
+          <w:rFonts w:ascii="Tahoma" w:eastAsia="微软雅黑" w:hAnsi="Tahoma" w:hint="eastAsia"/>
+          <w:kern w:val="0"/>
+          <w:sz w:val="22"/>
+        </w:rPr>
+        <w:t>一般都设置为：</w:t>
+      </w:r>
+    </w:p>
+    <w:p>
+      <w:pPr>
+        <w:widowControl/>
+        <w:snapToGrid w:val="0"/>
+        <w:jc w:val="left"/>
+        <w:rPr>
+          <w:rFonts w:ascii="Tahoma" w:eastAsia="微软雅黑" w:hAnsi="Tahoma"/>
+          <w:kern w:val="0"/>
+          <w:sz w:val="22"/>
+        </w:rPr>
+      </w:pPr>
+      <w:r>
+        <w:rPr>
+          <w:rFonts w:ascii="Tahoma" w:eastAsia="微软雅黑" w:hAnsi="Tahoma" w:hint="eastAsia"/>
+          <w:kern w:val="0"/>
+          <w:sz w:val="22"/>
+        </w:rPr>
+        <w:tab/>
+      </w:r>
+      <w:r>
+        <w:rPr>
+          <w:rFonts w:ascii="Tahoma" w:eastAsia="微软雅黑" w:hAnsi="Tahoma" w:hint="eastAsia"/>
+          <w:kern w:val="0"/>
+          <w:sz w:val="22"/>
+        </w:rPr>
+        <w:t>触发条件</w:t>
+      </w:r>
+      <w:r>
+        <w:rPr>
+          <w:rFonts w:ascii="Tahoma" w:eastAsia="微软雅黑" w:hAnsi="Tahoma"/>
+          <w:kern w:val="0"/>
+          <w:sz w:val="22"/>
+        </w:rPr>
+        <w:tab/>
+      </w:r>
+      <w:r>
+        <w:rPr>
+          <w:rFonts w:ascii="Tahoma" w:eastAsia="微软雅黑" w:hAnsi="Tahoma"/>
+          <w:kern w:val="0"/>
+          <w:sz w:val="22"/>
+        </w:rPr>
+        <w:tab/>
+      </w:r>
+      <w:r>
+        <w:rPr>
+          <w:rFonts w:ascii="Tahoma" w:eastAsia="微软雅黑" w:hAnsi="Tahoma" w:hint="eastAsia"/>
+          <w:kern w:val="0"/>
+          <w:sz w:val="22"/>
+        </w:rPr>
+        <w:t>对应</w:t>
+      </w:r>
+      <w:r>
+        <w:rPr>
+          <w:rFonts w:ascii="Tahoma" w:eastAsia="微软雅黑" w:hAnsi="Tahoma"/>
+          <w:kern w:val="0"/>
+          <w:sz w:val="22"/>
+        </w:rPr>
+        <w:tab/>
+      </w:r>
+      <w:r>
+        <w:rPr>
+          <w:rFonts w:ascii="Tahoma" w:eastAsia="微软雅黑" w:hAnsi="Tahoma" w:hint="eastAsia"/>
+          <w:kern w:val="0"/>
+          <w:sz w:val="22"/>
+        </w:rPr>
+        <w:t>播放状态</w:t>
+      </w:r>
+      <w:r>
+        <w:rPr>
+          <w:rFonts w:ascii="Tahoma" w:eastAsia="微软雅黑" w:hAnsi="Tahoma" w:hint="eastAsia"/>
+          <w:kern w:val="0"/>
+          <w:sz w:val="22"/>
+        </w:rPr>
+        <w:t>节点</w:t>
+      </w:r>
+      <w:r>
+        <w:rPr>
+          <w:rFonts w:ascii="Tahoma" w:eastAsia="微软雅黑" w:hAnsi="Tahoma"/>
+          <w:kern w:val="0"/>
+          <w:sz w:val="22"/>
+        </w:rPr>
+        <w:tab/>
+      </w:r>
+      <w:r>
+        <w:rPr>
+          <w:rFonts w:ascii="Tahoma" w:eastAsia="微软雅黑" w:hAnsi="Tahoma" w:hint="eastAsia"/>
+          <w:kern w:val="0"/>
+          <w:sz w:val="22"/>
+        </w:rPr>
+        <w:t>（因为触发条件是持续的</w:t>
+      </w:r>
+      <w:r>
+        <w:rPr>
+          <w:rFonts w:ascii="Tahoma" w:eastAsia="微软雅黑" w:hAnsi="Tahoma" w:hint="eastAsia"/>
+          <w:kern w:val="0"/>
+          <w:sz w:val="22"/>
+        </w:rPr>
+        <w:t>GIF</w:t>
+      </w:r>
+      <w:r>
+        <w:rPr>
+          <w:rFonts w:ascii="Tahoma" w:eastAsia="微软雅黑" w:hAnsi="Tahoma" w:hint="eastAsia"/>
+          <w:kern w:val="0"/>
+          <w:sz w:val="22"/>
+        </w:rPr>
+        <w:t>）</w:t>
+      </w:r>
+    </w:p>
+    <w:p>
+      <w:pPr>
+        <w:widowControl/>
+        <w:snapToGrid w:val="0"/>
+        <w:jc w:val="left"/>
+        <w:rPr>
+          <w:rFonts w:ascii="Tahoma" w:eastAsia="微软雅黑" w:hAnsi="Tahoma"/>
+          <w:kern w:val="0"/>
+          <w:sz w:val="22"/>
+        </w:rPr>
+      </w:pPr>
+      <w:r>
+        <w:rPr>
+          <w:rFonts w:ascii="Tahoma" w:eastAsia="微软雅黑" w:hAnsi="Tahoma" w:hint="eastAsia"/>
+          <w:kern w:val="0"/>
+          <w:sz w:val="22"/>
+        </w:rPr>
+        <w:tab/>
+      </w:r>
+      <w:r>
+        <w:rPr>
+          <w:rFonts w:ascii="Tahoma" w:eastAsia="微软雅黑" w:hAnsi="Tahoma" w:hint="eastAsia"/>
+          <w:kern w:val="0"/>
+          <w:sz w:val="22"/>
+        </w:rPr>
+        <w:t>触发条件</w:t>
+      </w:r>
+      <w:r>
+        <w:rPr>
+          <w:rFonts w:ascii="Tahoma" w:eastAsia="微软雅黑" w:hAnsi="Tahoma" w:hint="eastAsia"/>
+          <w:kern w:val="0"/>
+          <w:sz w:val="22"/>
+        </w:rPr>
+        <w:t>(</w:t>
+      </w:r>
+      <w:r>
+        <w:rPr>
+          <w:rFonts w:ascii="Tahoma" w:eastAsia="微软雅黑" w:hAnsi="Tahoma" w:hint="eastAsia"/>
+          <w:kern w:val="0"/>
+          <w:sz w:val="22"/>
+        </w:rPr>
+        <w:t>一帧</w:t>
+      </w:r>
+      <w:r>
+        <w:rPr>
+          <w:rFonts w:ascii="Tahoma" w:eastAsia="微软雅黑" w:hAnsi="Tahoma" w:hint="eastAsia"/>
+          <w:kern w:val="0"/>
+          <w:sz w:val="22"/>
+        </w:rPr>
+        <w:t>)</w:t>
+      </w:r>
+      <w:r>
+        <w:rPr>
+          <w:rFonts w:ascii="Tahoma" w:eastAsia="微软雅黑" w:hAnsi="Tahoma"/>
+          <w:kern w:val="0"/>
+          <w:sz w:val="22"/>
+        </w:rPr>
+        <w:tab/>
+      </w:r>
+      <w:r>
+        <w:rPr>
+          <w:rFonts w:ascii="Tahoma" w:eastAsia="微软雅黑" w:hAnsi="Tahoma" w:hint="eastAsia"/>
+          <w:kern w:val="0"/>
+          <w:sz w:val="22"/>
+        </w:rPr>
+        <w:t>对应</w:t>
+      </w:r>
+      <w:r>
+        <w:rPr>
+          <w:rFonts w:ascii="Tahoma" w:eastAsia="微软雅黑" w:hAnsi="Tahoma"/>
+          <w:kern w:val="0"/>
+          <w:sz w:val="22"/>
+        </w:rPr>
+        <w:tab/>
+      </w:r>
+      <w:r>
+        <w:rPr>
+          <w:rFonts w:ascii="Tahoma" w:eastAsia="微软雅黑" w:hAnsi="Tahoma" w:hint="eastAsia"/>
+          <w:kern w:val="0"/>
+          <w:sz w:val="22"/>
+        </w:rPr>
+        <w:t>播放动作元</w:t>
+      </w:r>
+      <w:r>
+        <w:rPr>
+          <w:rFonts w:ascii="Tahoma" w:eastAsia="微软雅黑" w:hAnsi="Tahoma"/>
+          <w:kern w:val="0"/>
+          <w:sz w:val="22"/>
+        </w:rPr>
+        <w:tab/>
+      </w:r>
+      <w:r>
+        <w:rPr>
+          <w:rFonts w:ascii="Tahoma" w:eastAsia="微软雅黑" w:hAnsi="Tahoma"/>
+          <w:kern w:val="0"/>
+          <w:sz w:val="22"/>
+        </w:rPr>
+        <w:tab/>
+      </w:r>
+      <w:r>
+        <w:rPr>
+          <w:rFonts w:ascii="Tahoma" w:eastAsia="微软雅黑" w:hAnsi="Tahoma" w:hint="eastAsia"/>
+          <w:kern w:val="0"/>
+          <w:sz w:val="22"/>
+        </w:rPr>
+        <w:t>（因为一帧是瞬间的动作）</w:t>
+      </w:r>
+    </w:p>
+    <w:p>
+      <w:pPr>
+        <w:widowControl/>
+        <w:snapToGrid w:val="0"/>
+        <w:jc w:val="left"/>
+        <w:rPr>
+          <w:rFonts w:ascii="Tahoma" w:eastAsia="微软雅黑" w:hAnsi="Tahoma"/>
+          <w:kern w:val="0"/>
+          <w:sz w:val="22"/>
+        </w:rPr>
+      </w:pPr>
+    </w:p>
+    <w:p>
+      <w:pPr>
+        <w:widowControl/>
+        <w:jc w:val="left"/>
+        <w:rPr>
+          <w:rFonts w:ascii="Tahoma" w:eastAsia="微软雅黑" w:hAnsi="Tahoma"/>
+          <w:kern w:val="0"/>
+          <w:sz w:val="22"/>
         </w:rPr>
       </w:pPr>
     </w:p>
@@ -3282,7 +4788,7 @@
                     </pic:cNvPicPr>
                   </pic:nvPicPr>
                   <pic:blipFill>
-                    <a:blip r:embed="rId18">
+                    <a:blip r:embed="rId23">
                       <a:extLst>
                         <a:ext uri="{28A0092B-C50C-407E-A947-70E740481C1C}">
                           <a14:useLocalDpi xmlns:a14="http://schemas.microsoft.com/office/drawing/2010/main" val="0"/>
@@ -3331,7 +4837,47 @@
           <w:kern w:val="0"/>
           <w:sz w:val="22"/>
         </w:rPr>
-        <w:t>该条件只在满足后一帧内结束，常用于播放动作。</w:t>
+        <w:t>该条件只在满足后一帧内结束，常用于播放</w:t>
+      </w:r>
+      <w:r>
+        <w:rPr>
+          <w:rFonts w:ascii="Tahoma" w:eastAsia="微软雅黑" w:hAnsi="Tahoma" w:hint="eastAsia"/>
+          <w:kern w:val="0"/>
+          <w:sz w:val="22"/>
+        </w:rPr>
+        <w:t xml:space="preserve"> </w:t>
+      </w:r>
+      <w:r>
+        <w:rPr>
+          <w:rFonts w:ascii="Tahoma" w:eastAsia="微软雅黑" w:hAnsi="Tahoma" w:hint="eastAsia"/>
+          <w:kern w:val="0"/>
+          <w:sz w:val="22"/>
+        </w:rPr>
+        <w:t>动作</w:t>
+      </w:r>
+      <w:r>
+        <w:rPr>
+          <w:rFonts w:ascii="Tahoma" w:eastAsia="微软雅黑" w:hAnsi="Tahoma" w:hint="eastAsia"/>
+          <w:kern w:val="0"/>
+          <w:sz w:val="22"/>
+        </w:rPr>
+        <w:t>元</w:t>
+      </w:r>
+      <w:r>
+        <w:rPr>
+          <w:rFonts w:ascii="Tahoma" w:eastAsia="微软雅黑" w:hAnsi="Tahoma" w:hint="eastAsia"/>
+          <w:kern w:val="0"/>
+          <w:sz w:val="22"/>
+        </w:rPr>
+        <w:t xml:space="preserve"> </w:t>
+      </w:r>
+      <w:r>
+        <w:rPr>
+          <w:rFonts w:ascii="Tahoma" w:eastAsia="微软雅黑" w:hAnsi="Tahoma" w:hint="eastAsia"/>
+          <w:kern w:val="0"/>
+          <w:sz w:val="22"/>
+        </w:rPr>
+        <w:t>。</w:t>
       </w:r>
     </w:p>
     <w:p>
@@ -4455,7 +6001,7 @@
                     </pic:cNvPicPr>
                   </pic:nvPicPr>
                   <pic:blipFill>
-                    <a:blip r:embed="rId19" cstate="print">
+                    <a:blip r:embed="rId24" cstate="print">
                       <a:extLst>
                         <a:ext uri="{28A0092B-C50C-407E-A947-70E740481C1C}">
                           <a14:useLocalDpi xmlns:a14="http://schemas.microsoft.com/office/drawing/2010/main" val="0"/>
@@ -4742,11 +6288,19 @@
       </w:r>
       <w:r>
         <w:rPr>
-          <w:rFonts w:ascii="Tahoma" w:eastAsia="微软雅黑" w:hAnsi="Tahoma"/>
-          <w:kern w:val="0"/>
-          <w:sz w:val="22"/>
-        </w:rPr>
-        <w:t xml:space="preserve">– </w:t>
+          <w:rFonts w:ascii="Tahoma" w:eastAsia="微软雅黑" w:hAnsi="Tahoma" w:hint="eastAsia"/>
+          <w:kern w:val="0"/>
+          <w:sz w:val="22"/>
+        </w:rPr>
+        <w:t>-</w:t>
+      </w:r>
+      <w:r>
+        <w:rPr>
+          <w:rFonts w:ascii="Tahoma" w:eastAsia="微软雅黑" w:hAnsi="Tahoma"/>
+          <w:kern w:val="0"/>
+          <w:sz w:val="22"/>
+        </w:rPr>
+        <w:t xml:space="preserve"> </w:t>
       </w:r>
       <w:r>
         <w:rPr>
@@ -4810,11 +6364,19 @@
       </w:r>
       <w:r>
         <w:rPr>
-          <w:rFonts w:ascii="Tahoma" w:eastAsia="微软雅黑" w:hAnsi="Tahoma"/>
-          <w:kern w:val="0"/>
-          <w:sz w:val="22"/>
-        </w:rPr>
-        <w:t xml:space="preserve">– </w:t>
+          <w:rFonts w:ascii="Tahoma" w:eastAsia="微软雅黑" w:hAnsi="Tahoma" w:hint="eastAsia"/>
+          <w:kern w:val="0"/>
+          <w:sz w:val="22"/>
+        </w:rPr>
+        <w:t>-</w:t>
+      </w:r>
+      <w:r>
+        <w:rPr>
+          <w:rFonts w:ascii="Tahoma" w:eastAsia="微软雅黑" w:hAnsi="Tahoma"/>
+          <w:kern w:val="0"/>
+          <w:sz w:val="22"/>
+        </w:rPr>
+        <w:t xml:space="preserve"> </w:t>
       </w:r>
       <w:r>
         <w:rPr>
@@ -4882,7 +6444,7 @@
                     </pic:cNvPicPr>
                   </pic:nvPicPr>
                   <pic:blipFill>
-                    <a:blip r:embed="rId20">
+                    <a:blip r:embed="rId25">
                       <a:extLst>
                         <a:ext uri="{28A0092B-C50C-407E-A947-70E740481C1C}">
                           <a14:useLocalDpi xmlns:a14="http://schemas.microsoft.com/office/drawing/2010/main" val="0"/>
@@ -5544,7 +7106,7 @@
                     </pic:cNvPicPr>
                   </pic:nvPicPr>
                   <pic:blipFill>
-                    <a:blip r:embed="rId21">
+                    <a:blip r:embed="rId26">
                       <a:extLst>
                         <a:ext uri="{28A0092B-C50C-407E-A947-70E740481C1C}">
                           <a14:useLocalDpi xmlns:a14="http://schemas.microsoft.com/office/drawing/2010/main" val="0"/>
@@ -5794,7 +7356,7 @@
                     </pic:cNvPicPr>
                   </pic:nvPicPr>
                   <pic:blipFill>
-                    <a:blip r:embed="rId22">
+                    <a:blip r:embed="rId27">
                       <a:extLst>
                         <a:ext uri="{28A0092B-C50C-407E-A947-70E740481C1C}">
                           <a14:useLocalDpi xmlns:a14="http://schemas.microsoft.com/office/drawing/2010/main" val="0"/>
@@ -6204,7 +7766,7 @@
                     </pic:cNvPicPr>
                   </pic:nvPicPr>
                   <pic:blipFill>
-                    <a:blip r:embed="rId23">
+                    <a:blip r:embed="rId28">
                       <a:extLst>
                         <a:ext uri="{28A0092B-C50C-407E-A947-70E740481C1C}">
                           <a14:useLocalDpi xmlns:a14="http://schemas.microsoft.com/office/drawing/2010/main" val="0"/>
@@ -6482,7 +8044,7 @@
                     </pic:cNvPicPr>
                   </pic:nvPicPr>
                   <pic:blipFill>
-                    <a:blip r:embed="rId24">
+                    <a:blip r:embed="rId29">
                       <a:extLst>
                         <a:ext uri="{28A0092B-C50C-407E-A947-70E740481C1C}">
                           <a14:useLocalDpi xmlns:a14="http://schemas.microsoft.com/office/drawing/2010/main" val="0"/>
@@ -6549,7 +8111,7 @@
                     </pic:cNvPicPr>
                   </pic:nvPicPr>
                   <pic:blipFill>
-                    <a:blip r:embed="rId25">
+                    <a:blip r:embed="rId30">
                       <a:extLst>
                         <a:ext uri="{28A0092B-C50C-407E-A947-70E740481C1C}">
                           <a14:useLocalDpi xmlns:a14="http://schemas.microsoft.com/office/drawing/2010/main" val="0"/>
@@ -6855,7 +8417,7 @@
                     </pic:cNvPicPr>
                   </pic:nvPicPr>
                   <pic:blipFill>
-                    <a:blip r:embed="rId26">
+                    <a:blip r:embed="rId31">
                       <a:extLst>
                         <a:ext uri="{28A0092B-C50C-407E-A947-70E740481C1C}">
                           <a14:useLocalDpi xmlns:a14="http://schemas.microsoft.com/office/drawing/2010/main" val="0"/>
@@ -6917,7 +8479,7 @@
                     </pic:cNvPicPr>
                   </pic:nvPicPr>
                   <pic:blipFill>
-                    <a:blip r:embed="rId27">
+                    <a:blip r:embed="rId32">
                       <a:extLst>
                         <a:ext uri="{28A0092B-C50C-407E-A947-70E740481C1C}">
                           <a14:useLocalDpi xmlns:a14="http://schemas.microsoft.com/office/drawing/2010/main" val="0"/>
@@ -7330,7 +8892,7 @@
                     </pic:cNvPicPr>
                   </pic:nvPicPr>
                   <pic:blipFill>
-                    <a:blip r:embed="rId28">
+                    <a:blip r:embed="rId33">
                       <a:extLst>
                         <a:ext uri="{28A0092B-C50C-407E-A947-70E740481C1C}">
                           <a14:useLocalDpi xmlns:a14="http://schemas.microsoft.com/office/drawing/2010/main" val="0"/>
@@ -7616,7 +9178,7 @@
                     </pic:cNvPicPr>
                   </pic:nvPicPr>
                   <pic:blipFill>
-                    <a:blip r:embed="rId29">
+                    <a:blip r:embed="rId34">
                       <a:extLst>
                         <a:ext uri="{28A0092B-C50C-407E-A947-70E740481C1C}">
                           <a14:useLocalDpi xmlns:a14="http://schemas.microsoft.com/office/drawing/2010/main" val="0"/>
@@ -7933,7 +9495,7 @@
                     </pic:cNvPicPr>
                   </pic:nvPicPr>
                   <pic:blipFill>
-                    <a:blip r:embed="rId30">
+                    <a:blip r:embed="rId35">
                       <a:extLst>
                         <a:ext uri="{28A0092B-C50C-407E-A947-70E740481C1C}">
                           <a14:useLocalDpi xmlns:a14="http://schemas.microsoft.com/office/drawing/2010/main" val="0"/>
@@ -7995,7 +9557,7 @@
                     </pic:cNvPicPr>
                   </pic:nvPicPr>
                   <pic:blipFill>
-                    <a:blip r:embed="rId31">
+                    <a:blip r:embed="rId36">
                       <a:extLst>
                         <a:ext uri="{28A0092B-C50C-407E-A947-70E740481C1C}">
                           <a14:useLocalDpi xmlns:a14="http://schemas.microsoft.com/office/drawing/2010/main" val="0"/>
@@ -8200,7 +9762,7 @@
                     </pic:cNvPicPr>
                   </pic:nvPicPr>
                   <pic:blipFill>
-                    <a:blip r:embed="rId32">
+                    <a:blip r:embed="rId37">
                       <a:extLst>
                         <a:ext uri="{28A0092B-C50C-407E-A947-70E740481C1C}">
                           <a14:useLocalDpi xmlns:a14="http://schemas.microsoft.com/office/drawing/2010/main" val="0"/>
@@ -8870,8 +10432,100 @@
       </w:pPr>
     </w:lvl>
   </w:abstractNum>
+  <w:abstractNum w:abstractNumId="1" w15:restartNumberingAfterBreak="0">
+    <w:nsid w:val="5A0A0451"/>
+    <w:multiLevelType w:val="hybridMultilevel"/>
+    <w:tmpl w:val="E74A9A92"/>
+    <w:lvl w:ilvl="0" w:tplc="0E5E82F8">
+      <w:start w:val="1"/>
+      <w:numFmt w:val="decimal"/>
+      <w:lvlText w:val="%1）"/>
+      <w:lvlJc w:val="left"/>
+      <w:pPr>
+        <w:ind w:left="360" w:hanging="360"/>
+      </w:pPr>
+      <w:rPr>
+        <w:rFonts w:hint="default"/>
+      </w:rPr>
+    </w:lvl>
+    <w:lvl w:ilvl="1" w:tplc="04090019" w:tentative="1">
+      <w:start w:val="1"/>
+      <w:numFmt w:val="lowerLetter"/>
+      <w:lvlText w:val="%2)"/>
+      <w:lvlJc w:val="left"/>
+      <w:pPr>
+        <w:ind w:left="880" w:hanging="440"/>
+      </w:pPr>
+    </w:lvl>
+    <w:lvl w:ilvl="2" w:tplc="0409001B" w:tentative="1">
+      <w:start w:val="1"/>
+      <w:numFmt w:val="lowerRoman"/>
+      <w:lvlText w:val="%3."/>
+      <w:lvlJc w:val="right"/>
+      <w:pPr>
+        <w:ind w:left="1320" w:hanging="440"/>
+      </w:pPr>
+    </w:lvl>
+    <w:lvl w:ilvl="3" w:tplc="0409000F" w:tentative="1">
+      <w:start w:val="1"/>
+      <w:numFmt w:val="decimal"/>
+      <w:lvlText w:val="%4."/>
+      <w:lvlJc w:val="left"/>
+      <w:pPr>
+        <w:ind w:left="1760" w:hanging="440"/>
+      </w:pPr>
+    </w:lvl>
+    <w:lvl w:ilvl="4" w:tplc="04090019" w:tentative="1">
+      <w:start w:val="1"/>
+      <w:numFmt w:val="lowerLetter"/>
+      <w:lvlText w:val="%5)"/>
+      <w:lvlJc w:val="left"/>
+      <w:pPr>
+        <w:ind w:left="2200" w:hanging="440"/>
+      </w:pPr>
+    </w:lvl>
+    <w:lvl w:ilvl="5" w:tplc="0409001B" w:tentative="1">
+      <w:start w:val="1"/>
+      <w:numFmt w:val="lowerRoman"/>
+      <w:lvlText w:val="%6."/>
+      <w:lvlJc w:val="right"/>
+      <w:pPr>
+        <w:ind w:left="2640" w:hanging="440"/>
+      </w:pPr>
+    </w:lvl>
+    <w:lvl w:ilvl="6" w:tplc="0409000F" w:tentative="1">
+      <w:start w:val="1"/>
+      <w:numFmt w:val="decimal"/>
+      <w:lvlText w:val="%7."/>
+      <w:lvlJc w:val="left"/>
+      <w:pPr>
+        <w:ind w:left="3080" w:hanging="440"/>
+      </w:pPr>
+    </w:lvl>
+    <w:lvl w:ilvl="7" w:tplc="04090019" w:tentative="1">
+      <w:start w:val="1"/>
+      <w:numFmt w:val="lowerLetter"/>
+      <w:lvlText w:val="%8)"/>
+      <w:lvlJc w:val="left"/>
+      <w:pPr>
+        <w:ind w:left="3520" w:hanging="440"/>
+      </w:pPr>
+    </w:lvl>
+    <w:lvl w:ilvl="8" w:tplc="0409001B" w:tentative="1">
+      <w:start w:val="1"/>
+      <w:numFmt w:val="lowerRoman"/>
+      <w:lvlText w:val="%9."/>
+      <w:lvlJc w:val="right"/>
+      <w:pPr>
+        <w:ind w:left="3960" w:hanging="440"/>
+      </w:pPr>
+    </w:lvl>
+  </w:abstractNum>
   <w:num w:numId="1" w16cid:durableId="63066050">
     <w:abstractNumId w:val="0"/>
+  </w:num>
+  <w:num w:numId="2" w16cid:durableId="1855070640">
+    <w:abstractNumId w:val="1"/>
   </w:num>
 </w:numbering>
 </file>
